--- a/Data Structure and Algorithm/Quiz_3_Study_Sample.docx
+++ b/Data Structure and Algorithm/Quiz_3_Study_Sample.docx
@@ -4,25 +4,28 @@
   <w:body>
     <w:p>
       <w:pPr>
-        <w:rPr>
+        <w:spacing w:before="100" w:beforeAutospacing="1" w:after="100" w:afterAutospacing="1" w:line="240" w:lineRule="auto"/>
+        <w:outlineLvl w:val="2"/>
+        <w:rPr>
+          <w:rFonts w:ascii="Times New Roman" w:eastAsia="Times New Roman" w:hAnsi="Times New Roman" w:cs="Times New Roman"/>
           <w:b/>
+          <w:bCs/>
           <w:color w:val="FF0000"/>
-        </w:rPr>
-      </w:pPr>
-      <w:r>
-        <w:rPr>
+          <w:sz w:val="27"/>
+          <w:szCs w:val="27"/>
+        </w:rPr>
+      </w:pPr>
+      <w:r>
+        <w:rPr>
+          <w:rFonts w:ascii="Times New Roman" w:eastAsia="Times New Roman" w:hAnsi="Times New Roman" w:cs="Times New Roman"/>
           <w:b/>
+          <w:bCs/>
           <w:color w:val="FF0000"/>
+          <w:sz w:val="27"/>
+          <w:szCs w:val="27"/>
           <w:highlight w:val="yellow"/>
         </w:rPr>
         <w:t>Does a greedy approach always produce the optimal solution?</w:t>
-      </w:r>
-      <w:r>
-        <w:rPr>
-          <w:b/>
-          <w:color w:val="FF0000"/>
-        </w:rPr>
-        <w:t xml:space="preserve"> </w:t>
       </w:r>
     </w:p>
     <w:p>
@@ -42,50 +45,74 @@
           <w:sz w:val="24"/>
           <w:szCs w:val="24"/>
         </w:rPr>
-        <w:t>Answer (Exam-ready):</w:t>
+        <w:t>Answer:</w:t>
+      </w:r>
+      <w:r>
+        <w:rPr>
+          <w:rFonts w:ascii="Times New Roman" w:eastAsia="Times New Roman" w:hAnsi="Times New Roman" w:cs="Times New Roman"/>
+          <w:sz w:val="24"/>
+          <w:szCs w:val="24"/>
+        </w:rPr>
+        <w:t xml:space="preserve"> </w:t>
+      </w:r>
+      <w:r>
+        <w:rPr>
+          <w:rFonts w:ascii="Times New Roman" w:eastAsia="Times New Roman" w:hAnsi="Times New Roman" w:cs="Times New Roman"/>
+          <w:b/>
+          <w:bCs/>
+          <w:sz w:val="24"/>
+          <w:szCs w:val="24"/>
+        </w:rPr>
+        <w:t>No</w:t>
+      </w:r>
+      <w:r>
+        <w:rPr>
+          <w:rFonts w:ascii="Times New Roman" w:eastAsia="Times New Roman" w:hAnsi="Times New Roman" w:cs="Times New Roman"/>
+          <w:sz w:val="24"/>
+          <w:szCs w:val="24"/>
+        </w:rPr>
+        <w:t xml:space="preserve">, a greedy approach does </w:t>
+      </w:r>
+      <w:r>
+        <w:rPr>
+          <w:rFonts w:ascii="Times New Roman" w:eastAsia="Times New Roman" w:hAnsi="Times New Roman" w:cs="Times New Roman"/>
+          <w:b/>
+          <w:bCs/>
+          <w:sz w:val="24"/>
+          <w:szCs w:val="24"/>
+        </w:rPr>
+        <w:t>not</w:t>
+      </w:r>
+      <w:r>
+        <w:rPr>
+          <w:rFonts w:ascii="Times New Roman" w:eastAsia="Times New Roman" w:hAnsi="Times New Roman" w:cs="Times New Roman"/>
+          <w:sz w:val="24"/>
+          <w:szCs w:val="24"/>
+        </w:rPr>
+        <w:t xml:space="preserve"> always produce the optimal solution.</w:t>
       </w:r>
     </w:p>
     <w:p>
       <w:pPr>
-        <w:pStyle w:val="Heading3"/>
-      </w:pPr>
-      <w:r>
-        <w:rPr>
-          <w:rFonts w:ascii="Segoe UI Symbol" w:hAnsi="Segoe UI Symbol" w:cs="Segoe UI Symbol"/>
-          <w:sz w:val="24"/>
-          <w:szCs w:val="24"/>
-        </w:rPr>
-        <w:t>❌</w:t>
-      </w:r>
-      <w:r>
-        <w:rPr>
-          <w:sz w:val="24"/>
-          <w:szCs w:val="24"/>
-        </w:rPr>
-        <w:t xml:space="preserve"> No, a greedy approach does not always produce the optimal solution.</w:t>
-      </w:r>
-      <w:r>
-        <w:rPr>
-          <w:sz w:val="24"/>
-          <w:szCs w:val="24"/>
-        </w:rPr>
-        <w:br/>
-      </w:r>
-      <w:r>
-        <w:rPr>
-          <w:sz w:val="24"/>
-          <w:szCs w:val="24"/>
-        </w:rPr>
-        <w:br/>
-      </w:r>
-      <w:r>
-        <w:rPr>
-          <w:rFonts w:ascii="Segoe UI Symbol" w:hAnsi="Segoe UI Symbol" w:cs="Segoe UI Symbol"/>
-        </w:rPr>
-        <w:t>✅</w:t>
-      </w:r>
-      <w:r>
-        <w:t xml:space="preserve"> Explanation:</w:t>
+        <w:spacing w:before="100" w:beforeAutospacing="1" w:after="100" w:afterAutospacing="1" w:line="240" w:lineRule="auto"/>
+        <w:outlineLvl w:val="2"/>
+        <w:rPr>
+          <w:rFonts w:ascii="Times New Roman" w:eastAsia="Times New Roman" w:hAnsi="Times New Roman" w:cs="Times New Roman"/>
+          <w:b/>
+          <w:bCs/>
+          <w:sz w:val="27"/>
+          <w:szCs w:val="27"/>
+        </w:rPr>
+      </w:pPr>
+      <w:r>
+        <w:rPr>
+          <w:rFonts w:ascii="Times New Roman" w:eastAsia="Times New Roman" w:hAnsi="Times New Roman" w:cs="Times New Roman"/>
+          <w:b/>
+          <w:bCs/>
+          <w:sz w:val="27"/>
+          <w:szCs w:val="27"/>
+        </w:rPr>
+        <w:t>Explanation:</w:t>
       </w:r>
     </w:p>
     <w:p>
@@ -103,7 +130,7 @@
           <w:sz w:val="24"/>
           <w:szCs w:val="24"/>
         </w:rPr>
-        <w:t xml:space="preserve">A </w:t>
+        <w:t xml:space="preserve">A greedy algorithm works by making the </w:t>
       </w:r>
       <w:r>
         <w:rPr>
@@ -113,15 +140,15 @@
           <w:sz w:val="24"/>
           <w:szCs w:val="24"/>
         </w:rPr>
-        <w:t>greedy algorithm</w:t>
-      </w:r>
-      <w:r>
-        <w:rPr>
-          <w:rFonts w:ascii="Times New Roman" w:eastAsia="Times New Roman" w:hAnsi="Times New Roman" w:cs="Times New Roman"/>
-          <w:sz w:val="24"/>
-          <w:szCs w:val="24"/>
-        </w:rPr>
-        <w:t xml:space="preserve"> makes the </w:t>
+        <w:t>locally optimal choice</w:t>
+      </w:r>
+      <w:r>
+        <w:rPr>
+          <w:rFonts w:ascii="Times New Roman" w:eastAsia="Times New Roman" w:hAnsi="Times New Roman" w:cs="Times New Roman"/>
+          <w:sz w:val="24"/>
+          <w:szCs w:val="24"/>
+        </w:rPr>
+        <w:t xml:space="preserve"> at each step (the best choice right now) with the hope that these choices will lead to a </w:t>
       </w:r>
       <w:r>
         <w:rPr>
@@ -131,33 +158,56 @@
           <w:sz w:val="24"/>
           <w:szCs w:val="24"/>
         </w:rPr>
-        <w:t>locally optimal choice</w:t>
-      </w:r>
-      <w:r>
-        <w:rPr>
-          <w:rFonts w:ascii="Times New Roman" w:eastAsia="Times New Roman" w:hAnsi="Times New Roman" w:cs="Times New Roman"/>
-          <w:sz w:val="24"/>
-          <w:szCs w:val="24"/>
-        </w:rPr>
-        <w:t xml:space="preserve"> at each step, hoping it will lead to a </w:t>
-      </w:r>
-      <w:r>
+        <w:t>globally optimal solution</w:t>
+      </w:r>
+      <w:r>
+        <w:rPr>
+          <w:rFonts w:ascii="Times New Roman" w:eastAsia="Times New Roman" w:hAnsi="Times New Roman" w:cs="Times New Roman"/>
+          <w:sz w:val="24"/>
+          <w:szCs w:val="24"/>
+        </w:rPr>
+        <w:t>.</w:t>
+      </w:r>
+    </w:p>
+    <w:p>
+      <w:pPr>
+        <w:spacing w:before="100" w:beforeAutospacing="1" w:after="100" w:afterAutospacing="1" w:line="240" w:lineRule="auto"/>
+        <w:rPr>
+          <w:rFonts w:ascii="Times New Roman" w:eastAsia="Times New Roman" w:hAnsi="Times New Roman" w:cs="Times New Roman"/>
+          <w:sz w:val="24"/>
+          <w:szCs w:val="24"/>
+        </w:rPr>
+      </w:pPr>
+      <w:r>
+        <w:rPr>
+          <w:rFonts w:ascii="Times New Roman" w:eastAsia="Times New Roman" w:hAnsi="Times New Roman" w:cs="Times New Roman"/>
+          <w:sz w:val="24"/>
+          <w:szCs w:val="24"/>
+        </w:rPr>
+        <w:t>While this method is fast and efficient, it fails in many cases because it does not consider the future consequences of a current decision.</w:t>
+      </w:r>
+    </w:p>
+    <w:p>
+      <w:pPr>
+        <w:spacing w:before="100" w:beforeAutospacing="1" w:after="100" w:afterAutospacing="1" w:line="240" w:lineRule="auto"/>
+        <w:outlineLvl w:val="2"/>
         <w:rPr>
           <w:rFonts w:ascii="Times New Roman" w:eastAsia="Times New Roman" w:hAnsi="Times New Roman" w:cs="Times New Roman"/>
           <w:b/>
           <w:bCs/>
-          <w:sz w:val="24"/>
-          <w:szCs w:val="24"/>
-        </w:rPr>
-        <w:t>globally optimal solution</w:t>
-      </w:r>
-      <w:r>
-        <w:rPr>
-          <w:rFonts w:ascii="Times New Roman" w:eastAsia="Times New Roman" w:hAnsi="Times New Roman" w:cs="Times New Roman"/>
-          <w:sz w:val="24"/>
-          <w:szCs w:val="24"/>
-        </w:rPr>
-        <w:t>.</w:t>
+          <w:sz w:val="27"/>
+          <w:szCs w:val="27"/>
+        </w:rPr>
+      </w:pPr>
+      <w:r>
+        <w:rPr>
+          <w:rFonts w:ascii="Times New Roman" w:eastAsia="Times New Roman" w:hAnsi="Times New Roman" w:cs="Times New Roman"/>
+          <w:b/>
+          <w:bCs/>
+          <w:sz w:val="27"/>
+          <w:szCs w:val="27"/>
+        </w:rPr>
+        <w:t>When does it work?</w:t>
       </w:r>
     </w:p>
     <w:p>
@@ -175,8 +225,22 @@
           <w:sz w:val="24"/>
           <w:szCs w:val="24"/>
         </w:rPr>
-        <w:t xml:space="preserve">However, this approach works </w:t>
-      </w:r>
+        <w:t>A greedy approach only guarantees the best result if the problem satisfies two specific properties:</w:t>
+      </w:r>
+    </w:p>
+    <w:p>
+      <w:pPr>
+        <w:numPr>
+          <w:ilvl w:val="0"/>
+          <w:numId w:val="36"/>
+        </w:numPr>
+        <w:spacing w:before="100" w:beforeAutospacing="1" w:after="100" w:afterAutospacing="1" w:line="240" w:lineRule="auto"/>
+        <w:rPr>
+          <w:rFonts w:ascii="Times New Roman" w:eastAsia="Times New Roman" w:hAnsi="Times New Roman" w:cs="Times New Roman"/>
+          <w:sz w:val="24"/>
+          <w:szCs w:val="24"/>
+        </w:rPr>
+      </w:pPr>
       <w:r>
         <w:rPr>
           <w:rFonts w:ascii="Times New Roman" w:eastAsia="Times New Roman" w:hAnsi="Times New Roman" w:cs="Times New Roman"/>
@@ -185,22 +249,22 @@
           <w:sz w:val="24"/>
           <w:szCs w:val="24"/>
         </w:rPr>
-        <w:t>only for specific problems</w:t>
-      </w:r>
-      <w:r>
-        <w:rPr>
-          <w:rFonts w:ascii="Times New Roman" w:eastAsia="Times New Roman" w:hAnsi="Times New Roman" w:cs="Times New Roman"/>
-          <w:sz w:val="24"/>
-          <w:szCs w:val="24"/>
-        </w:rPr>
-        <w:t xml:space="preserve"> that satisfy:</w:t>
+        <w:t>Greedy Choice Property:</w:t>
+      </w:r>
+      <w:r>
+        <w:rPr>
+          <w:rFonts w:ascii="Times New Roman" w:eastAsia="Times New Roman" w:hAnsi="Times New Roman" w:cs="Times New Roman"/>
+          <w:sz w:val="24"/>
+          <w:szCs w:val="24"/>
+        </w:rPr>
+        <w:t xml:space="preserve"> A global optimum can be reached by making a local greedy choice.</w:t>
       </w:r>
     </w:p>
     <w:p>
       <w:pPr>
         <w:numPr>
           <w:ilvl w:val="0"/>
-          <w:numId w:val="35"/>
+          <w:numId w:val="36"/>
         </w:numPr>
         <w:spacing w:before="100" w:beforeAutospacing="1" w:after="100" w:afterAutospacing="1" w:line="240" w:lineRule="auto"/>
         <w:rPr>
@@ -217,22 +281,83 @@
           <w:sz w:val="24"/>
           <w:szCs w:val="24"/>
         </w:rPr>
-        <w:t>Greedy Choice Property</w:t>
-      </w:r>
-      <w:r>
-        <w:rPr>
-          <w:rFonts w:ascii="Times New Roman" w:eastAsia="Times New Roman" w:hAnsi="Times New Roman" w:cs="Times New Roman"/>
-          <w:sz w:val="24"/>
-          <w:szCs w:val="24"/>
-        </w:rPr>
-        <w:t xml:space="preserve"> </w:t>
-      </w:r>
+        <w:t>Optimal Substructure:</w:t>
+      </w:r>
+      <w:r>
+        <w:rPr>
+          <w:rFonts w:ascii="Times New Roman" w:eastAsia="Times New Roman" w:hAnsi="Times New Roman" w:cs="Times New Roman"/>
+          <w:sz w:val="24"/>
+          <w:szCs w:val="24"/>
+        </w:rPr>
+        <w:t xml:space="preserve"> The optimal solution to the large problem contains optimal solutions to its sub-problems.</w:t>
+      </w:r>
+      <w:bookmarkStart w:id="0" w:name="_GoBack"/>
+      <w:bookmarkEnd w:id="0"/>
     </w:p>
     <w:p>
       <w:pPr>
+        <w:spacing w:before="100" w:beforeAutospacing="1" w:after="100" w:afterAutospacing="1" w:line="240" w:lineRule="auto"/>
+        <w:outlineLvl w:val="2"/>
+        <w:rPr>
+          <w:rFonts w:ascii="Times New Roman" w:eastAsia="Times New Roman" w:hAnsi="Times New Roman" w:cs="Times New Roman"/>
+          <w:b/>
+          <w:bCs/>
+          <w:sz w:val="27"/>
+          <w:szCs w:val="27"/>
+        </w:rPr>
+      </w:pPr>
+      <w:r>
+        <w:rPr>
+          <w:rFonts w:ascii="Times New Roman" w:eastAsia="Times New Roman" w:hAnsi="Times New Roman" w:cs="Times New Roman"/>
+          <w:b/>
+          <w:bCs/>
+          <w:sz w:val="27"/>
+          <w:szCs w:val="27"/>
+        </w:rPr>
+        <w:t>Example of Failure (0/1 Knapsack Problem):</w:t>
+      </w:r>
+    </w:p>
+    <w:p>
+      <w:pPr>
+        <w:spacing w:before="100" w:beforeAutospacing="1" w:after="100" w:afterAutospacing="1" w:line="240" w:lineRule="auto"/>
+        <w:rPr>
+          <w:rFonts w:ascii="Times New Roman" w:eastAsia="Times New Roman" w:hAnsi="Times New Roman" w:cs="Times New Roman"/>
+          <w:sz w:val="24"/>
+          <w:szCs w:val="24"/>
+        </w:rPr>
+      </w:pPr>
+      <w:r>
+        <w:rPr>
+          <w:rFonts w:ascii="Times New Roman" w:eastAsia="Times New Roman" w:hAnsi="Times New Roman" w:cs="Times New Roman"/>
+          <w:sz w:val="24"/>
+          <w:szCs w:val="24"/>
+        </w:rPr>
+        <w:t xml:space="preserve">In the </w:t>
+      </w:r>
+      <w:r>
+        <w:rPr>
+          <w:rFonts w:ascii="Times New Roman" w:eastAsia="Times New Roman" w:hAnsi="Times New Roman" w:cs="Times New Roman"/>
+          <w:b/>
+          <w:bCs/>
+          <w:sz w:val="24"/>
+          <w:szCs w:val="24"/>
+        </w:rPr>
+        <w:t>0/1 Knapsack Problem</w:t>
+      </w:r>
+      <w:r>
+        <w:rPr>
+          <w:rFonts w:ascii="Times New Roman" w:eastAsia="Times New Roman" w:hAnsi="Times New Roman" w:cs="Times New Roman"/>
+          <w:sz w:val="24"/>
+          <w:szCs w:val="24"/>
+        </w:rPr>
+        <w:t>, a greedy approach based on the highest value-to-weight ratio often fails.</w:t>
+      </w:r>
+    </w:p>
+    <w:p>
+      <w:pPr>
         <w:numPr>
           <w:ilvl w:val="0"/>
-          <w:numId w:val="35"/>
+          <w:numId w:val="37"/>
         </w:numPr>
         <w:spacing w:before="100" w:beforeAutospacing="1" w:after="100" w:afterAutospacing="1" w:line="240" w:lineRule="auto"/>
         <w:rPr>
@@ -249,69 +374,72 @@
           <w:sz w:val="24"/>
           <w:szCs w:val="24"/>
         </w:rPr>
-        <w:t>Optimal Substructure</w:t>
-      </w:r>
-      <w:r>
-        <w:rPr>
-          <w:rFonts w:ascii="Times New Roman" w:eastAsia="Times New Roman" w:hAnsi="Times New Roman" w:cs="Times New Roman"/>
-          <w:sz w:val="24"/>
-          <w:szCs w:val="24"/>
-        </w:rPr>
-        <w:t xml:space="preserve"> </w:t>
+        <w:t>Reason:</w:t>
+      </w:r>
+      <w:r>
+        <w:rPr>
+          <w:rFonts w:ascii="Times New Roman" w:eastAsia="Times New Roman" w:hAnsi="Times New Roman" w:cs="Times New Roman"/>
+          <w:sz w:val="24"/>
+          <w:szCs w:val="24"/>
+        </w:rPr>
+        <w:t xml:space="preserve"> Because we cannot break items (we must take them as a whole), taking the "greediest" item might leave a small amount of empty space in the bag that cannot be filled by any other item. A non-greedy choice might have allowed us to combine multiple items to get a higher total value.</w:t>
       </w:r>
     </w:p>
     <w:p>
       <w:pPr>
         <w:spacing w:before="100" w:beforeAutospacing="1" w:after="100" w:afterAutospacing="1" w:line="240" w:lineRule="auto"/>
-        <w:rPr>
-          <w:rFonts w:ascii="Times New Roman" w:eastAsia="Times New Roman" w:hAnsi="Times New Roman" w:cs="Times New Roman"/>
-          <w:sz w:val="24"/>
-          <w:szCs w:val="24"/>
-        </w:rPr>
-      </w:pPr>
-      <w:r>
-        <w:rPr>
-          <w:rFonts w:ascii="Times New Roman" w:eastAsia="Times New Roman" w:hAnsi="Times New Roman" w:cs="Times New Roman"/>
-          <w:sz w:val="24"/>
-          <w:szCs w:val="24"/>
-        </w:rPr>
-        <w:t xml:space="preserve">If these properties are </w:t>
-      </w:r>
-      <w:r>
+        <w:outlineLvl w:val="2"/>
         <w:rPr>
           <w:rFonts w:ascii="Times New Roman" w:eastAsia="Times New Roman" w:hAnsi="Times New Roman" w:cs="Times New Roman"/>
           <w:b/>
           <w:bCs/>
-          <w:sz w:val="24"/>
-          <w:szCs w:val="24"/>
-        </w:rPr>
-        <w:t>not satisfied</w:t>
-      </w:r>
-      <w:r>
-        <w:rPr>
-          <w:rFonts w:ascii="Times New Roman" w:eastAsia="Times New Roman" w:hAnsi="Times New Roman" w:cs="Times New Roman"/>
-          <w:sz w:val="24"/>
-          <w:szCs w:val="24"/>
-        </w:rPr>
-        <w:t xml:space="preserve">, greedy may give a </w:t>
-      </w:r>
-      <w:r>
-        <w:rPr>
-          <w:rFonts w:ascii="Times New Roman" w:eastAsia="Times New Roman" w:hAnsi="Times New Roman" w:cs="Times New Roman"/>
+          <w:sz w:val="27"/>
+          <w:szCs w:val="27"/>
+        </w:rPr>
+      </w:pPr>
+      <w:proofErr w:type="spellStart"/>
+      <w:r>
+        <w:rPr>
+          <w:rFonts w:ascii="Nirmala UI" w:eastAsia="Times New Roman" w:hAnsi="Nirmala UI" w:cs="Nirmala UI"/>
           <w:b/>
           <w:bCs/>
-          <w:sz w:val="24"/>
-          <w:szCs w:val="24"/>
-        </w:rPr>
-        <w:t>suboptimal (wrong) result</w:t>
-      </w:r>
-      <w:r>
-        <w:rPr>
-          <w:rFonts w:ascii="Times New Roman" w:eastAsia="Times New Roman" w:hAnsi="Times New Roman" w:cs="Times New Roman"/>
-          <w:sz w:val="24"/>
-          <w:szCs w:val="24"/>
-        </w:rPr>
-        <w:t>.</w:t>
+          <w:sz w:val="27"/>
+          <w:szCs w:val="27"/>
+        </w:rPr>
+        <w:t>সহজ</w:t>
+      </w:r>
+      <w:proofErr w:type="spellEnd"/>
+      <w:r>
+        <w:rPr>
+          <w:rFonts w:ascii="Times New Roman" w:eastAsia="Times New Roman" w:hAnsi="Times New Roman" w:cs="Times New Roman"/>
+          <w:b/>
+          <w:bCs/>
+          <w:sz w:val="27"/>
+          <w:szCs w:val="27"/>
+        </w:rPr>
+        <w:t xml:space="preserve"> </w:t>
+      </w:r>
+      <w:proofErr w:type="spellStart"/>
+      <w:r>
+        <w:rPr>
+          <w:rFonts w:ascii="Nirmala UI" w:eastAsia="Times New Roman" w:hAnsi="Nirmala UI" w:cs="Nirmala UI"/>
+          <w:b/>
+          <w:bCs/>
+          <w:sz w:val="27"/>
+          <w:szCs w:val="27"/>
+        </w:rPr>
+        <w:t>ব্যাখ্যা</w:t>
+      </w:r>
+      <w:proofErr w:type="spellEnd"/>
+      <w:r>
+        <w:rPr>
+          <w:rFonts w:ascii="Times New Roman" w:eastAsia="Times New Roman" w:hAnsi="Times New Roman" w:cs="Times New Roman"/>
+          <w:b/>
+          <w:bCs/>
+          <w:sz w:val="27"/>
+          <w:szCs w:val="27"/>
+        </w:rPr>
+        <w:t xml:space="preserve"> (Explanation):</w:t>
       </w:r>
     </w:p>
     <w:p>
@@ -323,8 +451,3251 @@
           <w:szCs w:val="24"/>
         </w:rPr>
       </w:pPr>
-      <w:bookmarkStart w:id="0" w:name="_GoBack"/>
-      <w:bookmarkEnd w:id="0"/>
+      <w:r>
+        <w:rPr>
+          <w:rFonts w:ascii="Times New Roman" w:eastAsia="Times New Roman" w:hAnsi="Times New Roman" w:cs="Times New Roman"/>
+          <w:sz w:val="24"/>
+          <w:szCs w:val="24"/>
+        </w:rPr>
+        <w:t>Greedy Algorithm-</w:t>
+      </w:r>
+      <w:proofErr w:type="spellStart"/>
+      <w:r>
+        <w:rPr>
+          <w:rFonts w:ascii="Nirmala UI" w:eastAsia="Times New Roman" w:hAnsi="Nirmala UI" w:cs="Nirmala UI"/>
+          <w:sz w:val="24"/>
+          <w:szCs w:val="24"/>
+        </w:rPr>
+        <w:t>এর</w:t>
+      </w:r>
+      <w:proofErr w:type="spellEnd"/>
+      <w:r>
+        <w:rPr>
+          <w:rFonts w:ascii="Times New Roman" w:eastAsia="Times New Roman" w:hAnsi="Times New Roman" w:cs="Times New Roman"/>
+          <w:sz w:val="24"/>
+          <w:szCs w:val="24"/>
+        </w:rPr>
+        <w:t xml:space="preserve"> </w:t>
+      </w:r>
+      <w:proofErr w:type="spellStart"/>
+      <w:r>
+        <w:rPr>
+          <w:rFonts w:ascii="Nirmala UI" w:eastAsia="Times New Roman" w:hAnsi="Nirmala UI" w:cs="Nirmala UI"/>
+          <w:sz w:val="24"/>
+          <w:szCs w:val="24"/>
+        </w:rPr>
+        <w:t>কাজ</w:t>
+      </w:r>
+      <w:proofErr w:type="spellEnd"/>
+      <w:r>
+        <w:rPr>
+          <w:rFonts w:ascii="Times New Roman" w:eastAsia="Times New Roman" w:hAnsi="Times New Roman" w:cs="Times New Roman"/>
+          <w:sz w:val="24"/>
+          <w:szCs w:val="24"/>
+        </w:rPr>
+        <w:t xml:space="preserve"> </w:t>
+      </w:r>
+      <w:proofErr w:type="spellStart"/>
+      <w:r>
+        <w:rPr>
+          <w:rFonts w:ascii="Nirmala UI" w:eastAsia="Times New Roman" w:hAnsi="Nirmala UI" w:cs="Nirmala UI"/>
+          <w:sz w:val="24"/>
+          <w:szCs w:val="24"/>
+        </w:rPr>
+        <w:t>করার</w:t>
+      </w:r>
+      <w:proofErr w:type="spellEnd"/>
+      <w:r>
+        <w:rPr>
+          <w:rFonts w:ascii="Times New Roman" w:eastAsia="Times New Roman" w:hAnsi="Times New Roman" w:cs="Times New Roman"/>
+          <w:sz w:val="24"/>
+          <w:szCs w:val="24"/>
+        </w:rPr>
+        <w:t xml:space="preserve"> </w:t>
+      </w:r>
+      <w:proofErr w:type="spellStart"/>
+      <w:r>
+        <w:rPr>
+          <w:rFonts w:ascii="Nirmala UI" w:eastAsia="Times New Roman" w:hAnsi="Nirmala UI" w:cs="Nirmala UI"/>
+          <w:sz w:val="24"/>
+          <w:szCs w:val="24"/>
+        </w:rPr>
+        <w:t>ধরন</w:t>
+      </w:r>
+      <w:proofErr w:type="spellEnd"/>
+      <w:r>
+        <w:rPr>
+          <w:rFonts w:ascii="Times New Roman" w:eastAsia="Times New Roman" w:hAnsi="Times New Roman" w:cs="Times New Roman"/>
+          <w:sz w:val="24"/>
+          <w:szCs w:val="24"/>
+        </w:rPr>
+        <w:t xml:space="preserve"> </w:t>
+      </w:r>
+      <w:proofErr w:type="spellStart"/>
+      <w:r>
+        <w:rPr>
+          <w:rFonts w:ascii="Nirmala UI" w:eastAsia="Times New Roman" w:hAnsi="Nirmala UI" w:cs="Nirmala UI"/>
+          <w:sz w:val="24"/>
+          <w:szCs w:val="24"/>
+        </w:rPr>
+        <w:t>হলো</w:t>
+      </w:r>
+      <w:proofErr w:type="spellEnd"/>
+      <w:r>
+        <w:rPr>
+          <w:rFonts w:ascii="Times New Roman" w:eastAsia="Times New Roman" w:hAnsi="Times New Roman" w:cs="Times New Roman"/>
+          <w:sz w:val="24"/>
+          <w:szCs w:val="24"/>
+        </w:rPr>
+        <w:t xml:space="preserve"> </w:t>
+      </w:r>
+      <w:proofErr w:type="spellStart"/>
+      <w:r>
+        <w:rPr>
+          <w:rFonts w:ascii="Nirmala UI" w:eastAsia="Times New Roman" w:hAnsi="Nirmala UI" w:cs="Nirmala UI"/>
+          <w:sz w:val="24"/>
+          <w:szCs w:val="24"/>
+        </w:rPr>
+        <w:t>অনেকটা</w:t>
+      </w:r>
+      <w:proofErr w:type="spellEnd"/>
+      <w:r>
+        <w:rPr>
+          <w:rFonts w:ascii="Times New Roman" w:eastAsia="Times New Roman" w:hAnsi="Times New Roman" w:cs="Times New Roman"/>
+          <w:sz w:val="24"/>
+          <w:szCs w:val="24"/>
+        </w:rPr>
+        <w:t xml:space="preserve"> </w:t>
+      </w:r>
+      <w:r>
+        <w:rPr>
+          <w:rFonts w:ascii="Times New Roman" w:eastAsia="Times New Roman" w:hAnsi="Times New Roman" w:cs="Times New Roman"/>
+          <w:b/>
+          <w:bCs/>
+          <w:sz w:val="24"/>
+          <w:szCs w:val="24"/>
+        </w:rPr>
+        <w:t>"</w:t>
+      </w:r>
+      <w:proofErr w:type="spellStart"/>
+      <w:r>
+        <w:rPr>
+          <w:rFonts w:ascii="Nirmala UI" w:eastAsia="Times New Roman" w:hAnsi="Nirmala UI" w:cs="Nirmala UI"/>
+          <w:b/>
+          <w:bCs/>
+          <w:sz w:val="24"/>
+          <w:szCs w:val="24"/>
+        </w:rPr>
+        <w:t>লোভী</w:t>
+      </w:r>
+      <w:proofErr w:type="spellEnd"/>
+      <w:r>
+        <w:rPr>
+          <w:rFonts w:ascii="Times New Roman" w:eastAsia="Times New Roman" w:hAnsi="Times New Roman" w:cs="Times New Roman"/>
+          <w:b/>
+          <w:bCs/>
+          <w:sz w:val="24"/>
+          <w:szCs w:val="24"/>
+        </w:rPr>
+        <w:t xml:space="preserve"> </w:t>
+      </w:r>
+      <w:proofErr w:type="spellStart"/>
+      <w:r>
+        <w:rPr>
+          <w:rFonts w:ascii="Nirmala UI" w:eastAsia="Times New Roman" w:hAnsi="Nirmala UI" w:cs="Nirmala UI"/>
+          <w:b/>
+          <w:bCs/>
+          <w:sz w:val="24"/>
+          <w:szCs w:val="24"/>
+        </w:rPr>
+        <w:t>মানুষের</w:t>
+      </w:r>
+      <w:proofErr w:type="spellEnd"/>
+      <w:r>
+        <w:rPr>
+          <w:rFonts w:ascii="Times New Roman" w:eastAsia="Times New Roman" w:hAnsi="Times New Roman" w:cs="Times New Roman"/>
+          <w:b/>
+          <w:bCs/>
+          <w:sz w:val="24"/>
+          <w:szCs w:val="24"/>
+        </w:rPr>
+        <w:t>"</w:t>
+      </w:r>
+      <w:r>
+        <w:rPr>
+          <w:rFonts w:ascii="Times New Roman" w:eastAsia="Times New Roman" w:hAnsi="Times New Roman" w:cs="Times New Roman"/>
+          <w:sz w:val="24"/>
+          <w:szCs w:val="24"/>
+        </w:rPr>
+        <w:t xml:space="preserve"> </w:t>
+      </w:r>
+      <w:proofErr w:type="spellStart"/>
+      <w:r>
+        <w:rPr>
+          <w:rFonts w:ascii="Nirmala UI" w:eastAsia="Times New Roman" w:hAnsi="Nirmala UI" w:cs="Nirmala UI"/>
+          <w:sz w:val="24"/>
+          <w:szCs w:val="24"/>
+        </w:rPr>
+        <w:t>মতো</w:t>
+      </w:r>
+      <w:proofErr w:type="spellEnd"/>
+      <w:r>
+        <w:rPr>
+          <w:rFonts w:ascii="Nirmala UI" w:eastAsia="Times New Roman" w:hAnsi="Nirmala UI" w:cs="Nirmala UI"/>
+          <w:sz w:val="24"/>
+          <w:szCs w:val="24"/>
+        </w:rPr>
+        <w:t>।</w:t>
+      </w:r>
+      <w:r>
+        <w:rPr>
+          <w:rFonts w:ascii="Times New Roman" w:eastAsia="Times New Roman" w:hAnsi="Times New Roman" w:cs="Times New Roman"/>
+          <w:sz w:val="24"/>
+          <w:szCs w:val="24"/>
+        </w:rPr>
+        <w:t xml:space="preserve"> </w:t>
+      </w:r>
+      <w:proofErr w:type="spellStart"/>
+      <w:r>
+        <w:rPr>
+          <w:rFonts w:ascii="Nirmala UI" w:eastAsia="Times New Roman" w:hAnsi="Nirmala UI" w:cs="Nirmala UI"/>
+          <w:sz w:val="24"/>
+          <w:szCs w:val="24"/>
+        </w:rPr>
+        <w:t>সে</w:t>
+      </w:r>
+      <w:proofErr w:type="spellEnd"/>
+      <w:r>
+        <w:rPr>
+          <w:rFonts w:ascii="Times New Roman" w:eastAsia="Times New Roman" w:hAnsi="Times New Roman" w:cs="Times New Roman"/>
+          <w:sz w:val="24"/>
+          <w:szCs w:val="24"/>
+        </w:rPr>
+        <w:t xml:space="preserve"> </w:t>
+      </w:r>
+      <w:proofErr w:type="spellStart"/>
+      <w:r>
+        <w:rPr>
+          <w:rFonts w:ascii="Nirmala UI" w:eastAsia="Times New Roman" w:hAnsi="Nirmala UI" w:cs="Nirmala UI"/>
+          <w:sz w:val="24"/>
+          <w:szCs w:val="24"/>
+        </w:rPr>
+        <w:t>শুধু</w:t>
+      </w:r>
+      <w:proofErr w:type="spellEnd"/>
+      <w:r>
+        <w:rPr>
+          <w:rFonts w:ascii="Times New Roman" w:eastAsia="Times New Roman" w:hAnsi="Times New Roman" w:cs="Times New Roman"/>
+          <w:sz w:val="24"/>
+          <w:szCs w:val="24"/>
+        </w:rPr>
+        <w:t xml:space="preserve"> </w:t>
+      </w:r>
+      <w:proofErr w:type="spellStart"/>
+      <w:r>
+        <w:rPr>
+          <w:rFonts w:ascii="Nirmala UI" w:eastAsia="Times New Roman" w:hAnsi="Nirmala UI" w:cs="Nirmala UI"/>
+          <w:sz w:val="24"/>
+          <w:szCs w:val="24"/>
+        </w:rPr>
+        <w:t>দেখে</w:t>
+      </w:r>
+      <w:proofErr w:type="spellEnd"/>
+      <w:r>
+        <w:rPr>
+          <w:rFonts w:ascii="Times New Roman" w:eastAsia="Times New Roman" w:hAnsi="Times New Roman" w:cs="Times New Roman"/>
+          <w:sz w:val="24"/>
+          <w:szCs w:val="24"/>
+        </w:rPr>
+        <w:t xml:space="preserve"> </w:t>
+      </w:r>
+      <w:proofErr w:type="spellStart"/>
+      <w:r>
+        <w:rPr>
+          <w:rFonts w:ascii="Nirmala UI" w:eastAsia="Times New Roman" w:hAnsi="Nirmala UI" w:cs="Nirmala UI"/>
+          <w:b/>
+          <w:bCs/>
+          <w:sz w:val="24"/>
+          <w:szCs w:val="24"/>
+        </w:rPr>
+        <w:t>বর্তমানে</w:t>
+      </w:r>
+      <w:proofErr w:type="spellEnd"/>
+      <w:r>
+        <w:rPr>
+          <w:rFonts w:ascii="Times New Roman" w:eastAsia="Times New Roman" w:hAnsi="Times New Roman" w:cs="Times New Roman"/>
+          <w:sz w:val="24"/>
+          <w:szCs w:val="24"/>
+        </w:rPr>
+        <w:t xml:space="preserve"> </w:t>
+      </w:r>
+      <w:proofErr w:type="spellStart"/>
+      <w:r>
+        <w:rPr>
+          <w:rFonts w:ascii="Nirmala UI" w:eastAsia="Times New Roman" w:hAnsi="Nirmala UI" w:cs="Nirmala UI"/>
+          <w:sz w:val="24"/>
+          <w:szCs w:val="24"/>
+        </w:rPr>
+        <w:t>তার</w:t>
+      </w:r>
+      <w:proofErr w:type="spellEnd"/>
+      <w:r>
+        <w:rPr>
+          <w:rFonts w:ascii="Times New Roman" w:eastAsia="Times New Roman" w:hAnsi="Times New Roman" w:cs="Times New Roman"/>
+          <w:sz w:val="24"/>
+          <w:szCs w:val="24"/>
+        </w:rPr>
+        <w:t xml:space="preserve"> </w:t>
+      </w:r>
+      <w:proofErr w:type="spellStart"/>
+      <w:r>
+        <w:rPr>
+          <w:rFonts w:ascii="Nirmala UI" w:eastAsia="Times New Roman" w:hAnsi="Nirmala UI" w:cs="Nirmala UI"/>
+          <w:sz w:val="24"/>
+          <w:szCs w:val="24"/>
+        </w:rPr>
+        <w:t>জন্য</w:t>
+      </w:r>
+      <w:proofErr w:type="spellEnd"/>
+      <w:r>
+        <w:rPr>
+          <w:rFonts w:ascii="Times New Roman" w:eastAsia="Times New Roman" w:hAnsi="Times New Roman" w:cs="Times New Roman"/>
+          <w:sz w:val="24"/>
+          <w:szCs w:val="24"/>
+        </w:rPr>
+        <w:t xml:space="preserve"> </w:t>
+      </w:r>
+      <w:proofErr w:type="spellStart"/>
+      <w:r>
+        <w:rPr>
+          <w:rFonts w:ascii="Nirmala UI" w:eastAsia="Times New Roman" w:hAnsi="Nirmala UI" w:cs="Nirmala UI"/>
+          <w:sz w:val="24"/>
+          <w:szCs w:val="24"/>
+        </w:rPr>
+        <w:t>সবচেয়ে</w:t>
+      </w:r>
+      <w:proofErr w:type="spellEnd"/>
+      <w:r>
+        <w:rPr>
+          <w:rFonts w:ascii="Times New Roman" w:eastAsia="Times New Roman" w:hAnsi="Times New Roman" w:cs="Times New Roman"/>
+          <w:sz w:val="24"/>
+          <w:szCs w:val="24"/>
+        </w:rPr>
+        <w:t xml:space="preserve"> </w:t>
+      </w:r>
+      <w:proofErr w:type="spellStart"/>
+      <w:r>
+        <w:rPr>
+          <w:rFonts w:ascii="Nirmala UI" w:eastAsia="Times New Roman" w:hAnsi="Nirmala UI" w:cs="Nirmala UI"/>
+          <w:sz w:val="24"/>
+          <w:szCs w:val="24"/>
+        </w:rPr>
+        <w:t>লাভজনক</w:t>
+      </w:r>
+      <w:proofErr w:type="spellEnd"/>
+      <w:r>
+        <w:rPr>
+          <w:rFonts w:ascii="Times New Roman" w:eastAsia="Times New Roman" w:hAnsi="Times New Roman" w:cs="Times New Roman"/>
+          <w:sz w:val="24"/>
+          <w:szCs w:val="24"/>
+        </w:rPr>
+        <w:t xml:space="preserve"> </w:t>
+      </w:r>
+      <w:proofErr w:type="spellStart"/>
+      <w:r>
+        <w:rPr>
+          <w:rFonts w:ascii="Nirmala UI" w:eastAsia="Times New Roman" w:hAnsi="Nirmala UI" w:cs="Nirmala UI"/>
+          <w:sz w:val="24"/>
+          <w:szCs w:val="24"/>
+        </w:rPr>
+        <w:t>অপশন</w:t>
+      </w:r>
+      <w:proofErr w:type="spellEnd"/>
+      <w:r>
+        <w:rPr>
+          <w:rFonts w:ascii="Times New Roman" w:eastAsia="Times New Roman" w:hAnsi="Times New Roman" w:cs="Times New Roman"/>
+          <w:sz w:val="24"/>
+          <w:szCs w:val="24"/>
+        </w:rPr>
+        <w:t xml:space="preserve"> </w:t>
+      </w:r>
+      <w:proofErr w:type="spellStart"/>
+      <w:r>
+        <w:rPr>
+          <w:rFonts w:ascii="Nirmala UI" w:eastAsia="Times New Roman" w:hAnsi="Nirmala UI" w:cs="Nirmala UI"/>
+          <w:sz w:val="24"/>
+          <w:szCs w:val="24"/>
+        </w:rPr>
+        <w:t>কোনটি</w:t>
+      </w:r>
+      <w:proofErr w:type="spellEnd"/>
+      <w:r>
+        <w:rPr>
+          <w:rFonts w:ascii="Nirmala UI" w:eastAsia="Times New Roman" w:hAnsi="Nirmala UI" w:cs="Nirmala UI"/>
+          <w:sz w:val="24"/>
+          <w:szCs w:val="24"/>
+        </w:rPr>
+        <w:t>।</w:t>
+      </w:r>
+      <w:r>
+        <w:rPr>
+          <w:rFonts w:ascii="Times New Roman" w:eastAsia="Times New Roman" w:hAnsi="Times New Roman" w:cs="Times New Roman"/>
+          <w:sz w:val="24"/>
+          <w:szCs w:val="24"/>
+        </w:rPr>
+        <w:t xml:space="preserve"> </w:t>
+      </w:r>
+      <w:proofErr w:type="spellStart"/>
+      <w:r>
+        <w:rPr>
+          <w:rFonts w:ascii="Nirmala UI" w:eastAsia="Times New Roman" w:hAnsi="Nirmala UI" w:cs="Nirmala UI"/>
+          <w:sz w:val="24"/>
+          <w:szCs w:val="24"/>
+        </w:rPr>
+        <w:t>সে</w:t>
+      </w:r>
+      <w:proofErr w:type="spellEnd"/>
+      <w:r>
+        <w:rPr>
+          <w:rFonts w:ascii="Times New Roman" w:eastAsia="Times New Roman" w:hAnsi="Times New Roman" w:cs="Times New Roman"/>
+          <w:sz w:val="24"/>
+          <w:szCs w:val="24"/>
+        </w:rPr>
+        <w:t xml:space="preserve"> </w:t>
+      </w:r>
+      <w:proofErr w:type="spellStart"/>
+      <w:r>
+        <w:rPr>
+          <w:rFonts w:ascii="Nirmala UI" w:eastAsia="Times New Roman" w:hAnsi="Nirmala UI" w:cs="Nirmala UI"/>
+          <w:sz w:val="24"/>
+          <w:szCs w:val="24"/>
+        </w:rPr>
+        <w:t>ভবিষ্যতের</w:t>
+      </w:r>
+      <w:proofErr w:type="spellEnd"/>
+      <w:r>
+        <w:rPr>
+          <w:rFonts w:ascii="Times New Roman" w:eastAsia="Times New Roman" w:hAnsi="Times New Roman" w:cs="Times New Roman"/>
+          <w:sz w:val="24"/>
+          <w:szCs w:val="24"/>
+        </w:rPr>
+        <w:t xml:space="preserve"> </w:t>
+      </w:r>
+      <w:proofErr w:type="spellStart"/>
+      <w:r>
+        <w:rPr>
+          <w:rFonts w:ascii="Nirmala UI" w:eastAsia="Times New Roman" w:hAnsi="Nirmala UI" w:cs="Nirmala UI"/>
+          <w:sz w:val="24"/>
+          <w:szCs w:val="24"/>
+        </w:rPr>
+        <w:t>কথা</w:t>
+      </w:r>
+      <w:proofErr w:type="spellEnd"/>
+      <w:r>
+        <w:rPr>
+          <w:rFonts w:ascii="Times New Roman" w:eastAsia="Times New Roman" w:hAnsi="Times New Roman" w:cs="Times New Roman"/>
+          <w:sz w:val="24"/>
+          <w:szCs w:val="24"/>
+        </w:rPr>
+        <w:t xml:space="preserve"> </w:t>
+      </w:r>
+      <w:proofErr w:type="spellStart"/>
+      <w:r>
+        <w:rPr>
+          <w:rFonts w:ascii="Nirmala UI" w:eastAsia="Times New Roman" w:hAnsi="Nirmala UI" w:cs="Nirmala UI"/>
+          <w:sz w:val="24"/>
+          <w:szCs w:val="24"/>
+        </w:rPr>
+        <w:t>চিন্তা</w:t>
+      </w:r>
+      <w:proofErr w:type="spellEnd"/>
+      <w:r>
+        <w:rPr>
+          <w:rFonts w:ascii="Times New Roman" w:eastAsia="Times New Roman" w:hAnsi="Times New Roman" w:cs="Times New Roman"/>
+          <w:sz w:val="24"/>
+          <w:szCs w:val="24"/>
+        </w:rPr>
+        <w:t xml:space="preserve"> </w:t>
+      </w:r>
+      <w:proofErr w:type="spellStart"/>
+      <w:r>
+        <w:rPr>
+          <w:rFonts w:ascii="Nirmala UI" w:eastAsia="Times New Roman" w:hAnsi="Nirmala UI" w:cs="Nirmala UI"/>
+          <w:sz w:val="24"/>
+          <w:szCs w:val="24"/>
+        </w:rPr>
+        <w:t>করে</w:t>
+      </w:r>
+      <w:proofErr w:type="spellEnd"/>
+      <w:r>
+        <w:rPr>
+          <w:rFonts w:ascii="Times New Roman" w:eastAsia="Times New Roman" w:hAnsi="Times New Roman" w:cs="Times New Roman"/>
+          <w:sz w:val="24"/>
+          <w:szCs w:val="24"/>
+        </w:rPr>
+        <w:t xml:space="preserve"> </w:t>
+      </w:r>
+      <w:proofErr w:type="spellStart"/>
+      <w:r>
+        <w:rPr>
+          <w:rFonts w:ascii="Nirmala UI" w:eastAsia="Times New Roman" w:hAnsi="Nirmala UI" w:cs="Nirmala UI"/>
+          <w:sz w:val="24"/>
+          <w:szCs w:val="24"/>
+        </w:rPr>
+        <w:t>না</w:t>
+      </w:r>
+      <w:proofErr w:type="spellEnd"/>
+      <w:r>
+        <w:rPr>
+          <w:rFonts w:ascii="Nirmala UI" w:eastAsia="Times New Roman" w:hAnsi="Nirmala UI" w:cs="Nirmala UI"/>
+          <w:sz w:val="24"/>
+          <w:szCs w:val="24"/>
+        </w:rPr>
+        <w:t>।</w:t>
+      </w:r>
+    </w:p>
+    <w:p>
+      <w:pPr>
+        <w:spacing w:before="100" w:beforeAutospacing="1" w:after="100" w:afterAutospacing="1" w:line="240" w:lineRule="auto"/>
+        <w:rPr>
+          <w:rFonts w:ascii="Times New Roman" w:eastAsia="Times New Roman" w:hAnsi="Times New Roman" w:cs="Times New Roman"/>
+          <w:sz w:val="24"/>
+          <w:szCs w:val="24"/>
+        </w:rPr>
+      </w:pPr>
+      <w:proofErr w:type="spellStart"/>
+      <w:r>
+        <w:rPr>
+          <w:rFonts w:ascii="Nirmala UI" w:eastAsia="Times New Roman" w:hAnsi="Nirmala UI" w:cs="Nirmala UI"/>
+          <w:sz w:val="24"/>
+          <w:szCs w:val="24"/>
+        </w:rPr>
+        <w:t>এই</w:t>
+      </w:r>
+      <w:proofErr w:type="spellEnd"/>
+      <w:r>
+        <w:rPr>
+          <w:rFonts w:ascii="Times New Roman" w:eastAsia="Times New Roman" w:hAnsi="Times New Roman" w:cs="Times New Roman"/>
+          <w:sz w:val="24"/>
+          <w:szCs w:val="24"/>
+        </w:rPr>
+        <w:t xml:space="preserve"> </w:t>
+      </w:r>
+      <w:proofErr w:type="spellStart"/>
+      <w:r>
+        <w:rPr>
+          <w:rFonts w:ascii="Nirmala UI" w:eastAsia="Times New Roman" w:hAnsi="Nirmala UI" w:cs="Nirmala UI"/>
+          <w:sz w:val="24"/>
+          <w:szCs w:val="24"/>
+        </w:rPr>
+        <w:t>পদ্ধতিটি</w:t>
+      </w:r>
+      <w:proofErr w:type="spellEnd"/>
+      <w:r>
+        <w:rPr>
+          <w:rFonts w:ascii="Times New Roman" w:eastAsia="Times New Roman" w:hAnsi="Times New Roman" w:cs="Times New Roman"/>
+          <w:sz w:val="24"/>
+          <w:szCs w:val="24"/>
+        </w:rPr>
+        <w:t xml:space="preserve"> </w:t>
+      </w:r>
+      <w:proofErr w:type="spellStart"/>
+      <w:r>
+        <w:rPr>
+          <w:rFonts w:ascii="Nirmala UI" w:eastAsia="Times New Roman" w:hAnsi="Nirmala UI" w:cs="Nirmala UI"/>
+          <w:sz w:val="24"/>
+          <w:szCs w:val="24"/>
+        </w:rPr>
+        <w:t>তখনই</w:t>
+      </w:r>
+      <w:proofErr w:type="spellEnd"/>
+      <w:r>
+        <w:rPr>
+          <w:rFonts w:ascii="Times New Roman" w:eastAsia="Times New Roman" w:hAnsi="Times New Roman" w:cs="Times New Roman"/>
+          <w:sz w:val="24"/>
+          <w:szCs w:val="24"/>
+        </w:rPr>
+        <w:t xml:space="preserve"> </w:t>
+      </w:r>
+      <w:proofErr w:type="spellStart"/>
+      <w:r>
+        <w:rPr>
+          <w:rFonts w:ascii="Nirmala UI" w:eastAsia="Times New Roman" w:hAnsi="Nirmala UI" w:cs="Nirmala UI"/>
+          <w:sz w:val="24"/>
+          <w:szCs w:val="24"/>
+        </w:rPr>
+        <w:t>কাজ</w:t>
+      </w:r>
+      <w:proofErr w:type="spellEnd"/>
+      <w:r>
+        <w:rPr>
+          <w:rFonts w:ascii="Times New Roman" w:eastAsia="Times New Roman" w:hAnsi="Times New Roman" w:cs="Times New Roman"/>
+          <w:sz w:val="24"/>
+          <w:szCs w:val="24"/>
+        </w:rPr>
+        <w:t xml:space="preserve"> </w:t>
+      </w:r>
+      <w:proofErr w:type="spellStart"/>
+      <w:r>
+        <w:rPr>
+          <w:rFonts w:ascii="Nirmala UI" w:eastAsia="Times New Roman" w:hAnsi="Nirmala UI" w:cs="Nirmala UI"/>
+          <w:sz w:val="24"/>
+          <w:szCs w:val="24"/>
+        </w:rPr>
+        <w:t>করে</w:t>
+      </w:r>
+      <w:proofErr w:type="spellEnd"/>
+      <w:r>
+        <w:rPr>
+          <w:rFonts w:ascii="Times New Roman" w:eastAsia="Times New Roman" w:hAnsi="Times New Roman" w:cs="Times New Roman"/>
+          <w:sz w:val="24"/>
+          <w:szCs w:val="24"/>
+        </w:rPr>
+        <w:t xml:space="preserve"> </w:t>
+      </w:r>
+      <w:proofErr w:type="spellStart"/>
+      <w:r>
+        <w:rPr>
+          <w:rFonts w:ascii="Nirmala UI" w:eastAsia="Times New Roman" w:hAnsi="Nirmala UI" w:cs="Nirmala UI"/>
+          <w:sz w:val="24"/>
+          <w:szCs w:val="24"/>
+        </w:rPr>
+        <w:t>যখন</w:t>
+      </w:r>
+      <w:proofErr w:type="spellEnd"/>
+      <w:r>
+        <w:rPr>
+          <w:rFonts w:ascii="Times New Roman" w:eastAsia="Times New Roman" w:hAnsi="Times New Roman" w:cs="Times New Roman"/>
+          <w:sz w:val="24"/>
+          <w:szCs w:val="24"/>
+        </w:rPr>
+        <w:t xml:space="preserve"> </w:t>
+      </w:r>
+      <w:proofErr w:type="spellStart"/>
+      <w:r>
+        <w:rPr>
+          <w:rFonts w:ascii="Nirmala UI" w:eastAsia="Times New Roman" w:hAnsi="Nirmala UI" w:cs="Nirmala UI"/>
+          <w:sz w:val="24"/>
+          <w:szCs w:val="24"/>
+        </w:rPr>
+        <w:t>নিচের</w:t>
+      </w:r>
+      <w:proofErr w:type="spellEnd"/>
+      <w:r>
+        <w:rPr>
+          <w:rFonts w:ascii="Times New Roman" w:eastAsia="Times New Roman" w:hAnsi="Times New Roman" w:cs="Times New Roman"/>
+          <w:sz w:val="24"/>
+          <w:szCs w:val="24"/>
+        </w:rPr>
+        <w:t xml:space="preserve"> </w:t>
+      </w:r>
+      <w:proofErr w:type="spellStart"/>
+      <w:r>
+        <w:rPr>
+          <w:rFonts w:ascii="Nirmala UI" w:eastAsia="Times New Roman" w:hAnsi="Nirmala UI" w:cs="Nirmala UI"/>
+          <w:sz w:val="24"/>
+          <w:szCs w:val="24"/>
+        </w:rPr>
+        <w:t>দুটি</w:t>
+      </w:r>
+      <w:proofErr w:type="spellEnd"/>
+      <w:r>
+        <w:rPr>
+          <w:rFonts w:ascii="Times New Roman" w:eastAsia="Times New Roman" w:hAnsi="Times New Roman" w:cs="Times New Roman"/>
+          <w:sz w:val="24"/>
+          <w:szCs w:val="24"/>
+        </w:rPr>
+        <w:t xml:space="preserve"> </w:t>
+      </w:r>
+      <w:proofErr w:type="spellStart"/>
+      <w:r>
+        <w:rPr>
+          <w:rFonts w:ascii="Nirmala UI" w:eastAsia="Times New Roman" w:hAnsi="Nirmala UI" w:cs="Nirmala UI"/>
+          <w:sz w:val="24"/>
+          <w:szCs w:val="24"/>
+        </w:rPr>
+        <w:t>বৈশিষ্ট্য</w:t>
+      </w:r>
+      <w:proofErr w:type="spellEnd"/>
+      <w:r>
+        <w:rPr>
+          <w:rFonts w:ascii="Times New Roman" w:eastAsia="Times New Roman" w:hAnsi="Times New Roman" w:cs="Times New Roman"/>
+          <w:sz w:val="24"/>
+          <w:szCs w:val="24"/>
+        </w:rPr>
+        <w:t xml:space="preserve"> </w:t>
+      </w:r>
+      <w:proofErr w:type="spellStart"/>
+      <w:r>
+        <w:rPr>
+          <w:rFonts w:ascii="Nirmala UI" w:eastAsia="Times New Roman" w:hAnsi="Nirmala UI" w:cs="Nirmala UI"/>
+          <w:sz w:val="24"/>
+          <w:szCs w:val="24"/>
+        </w:rPr>
+        <w:t>থাকে</w:t>
+      </w:r>
+      <w:proofErr w:type="spellEnd"/>
+      <w:r>
+        <w:rPr>
+          <w:rFonts w:ascii="Times New Roman" w:eastAsia="Times New Roman" w:hAnsi="Times New Roman" w:cs="Times New Roman"/>
+          <w:sz w:val="24"/>
+          <w:szCs w:val="24"/>
+        </w:rPr>
+        <w:t>:</w:t>
+      </w:r>
+    </w:p>
+    <w:p>
+      <w:pPr>
+        <w:numPr>
+          <w:ilvl w:val="0"/>
+          <w:numId w:val="38"/>
+        </w:numPr>
+        <w:spacing w:before="100" w:beforeAutospacing="1" w:after="100" w:afterAutospacing="1" w:line="240" w:lineRule="auto"/>
+        <w:rPr>
+          <w:rFonts w:ascii="Times New Roman" w:eastAsia="Times New Roman" w:hAnsi="Times New Roman" w:cs="Times New Roman"/>
+          <w:sz w:val="24"/>
+          <w:szCs w:val="24"/>
+        </w:rPr>
+      </w:pPr>
+      <w:r>
+        <w:rPr>
+          <w:rFonts w:ascii="Times New Roman" w:eastAsia="Times New Roman" w:hAnsi="Times New Roman" w:cs="Times New Roman"/>
+          <w:b/>
+          <w:bCs/>
+          <w:sz w:val="24"/>
+          <w:szCs w:val="24"/>
+        </w:rPr>
+        <w:t>Greedy Choice Property:</w:t>
+      </w:r>
+      <w:r>
+        <w:rPr>
+          <w:rFonts w:ascii="Times New Roman" w:eastAsia="Times New Roman" w:hAnsi="Times New Roman" w:cs="Times New Roman"/>
+          <w:sz w:val="24"/>
+          <w:szCs w:val="24"/>
+        </w:rPr>
+        <w:t xml:space="preserve"> </w:t>
+      </w:r>
+      <w:proofErr w:type="spellStart"/>
+      <w:r>
+        <w:rPr>
+          <w:rFonts w:ascii="Nirmala UI" w:eastAsia="Times New Roman" w:hAnsi="Nirmala UI" w:cs="Nirmala UI"/>
+          <w:sz w:val="24"/>
+          <w:szCs w:val="24"/>
+        </w:rPr>
+        <w:t>বর্তমানে</w:t>
+      </w:r>
+      <w:proofErr w:type="spellEnd"/>
+      <w:r>
+        <w:rPr>
+          <w:rFonts w:ascii="Times New Roman" w:eastAsia="Times New Roman" w:hAnsi="Times New Roman" w:cs="Times New Roman"/>
+          <w:sz w:val="24"/>
+          <w:szCs w:val="24"/>
+        </w:rPr>
+        <w:t xml:space="preserve"> </w:t>
+      </w:r>
+      <w:proofErr w:type="spellStart"/>
+      <w:r>
+        <w:rPr>
+          <w:rFonts w:ascii="Nirmala UI" w:eastAsia="Times New Roman" w:hAnsi="Nirmala UI" w:cs="Nirmala UI"/>
+          <w:sz w:val="24"/>
+          <w:szCs w:val="24"/>
+        </w:rPr>
+        <w:t>যেটা</w:t>
+      </w:r>
+      <w:proofErr w:type="spellEnd"/>
+      <w:r>
+        <w:rPr>
+          <w:rFonts w:ascii="Times New Roman" w:eastAsia="Times New Roman" w:hAnsi="Times New Roman" w:cs="Times New Roman"/>
+          <w:sz w:val="24"/>
+          <w:szCs w:val="24"/>
+        </w:rPr>
+        <w:t xml:space="preserve"> </w:t>
+      </w:r>
+      <w:proofErr w:type="spellStart"/>
+      <w:r>
+        <w:rPr>
+          <w:rFonts w:ascii="Nirmala UI" w:eastAsia="Times New Roman" w:hAnsi="Nirmala UI" w:cs="Nirmala UI"/>
+          <w:sz w:val="24"/>
+          <w:szCs w:val="24"/>
+        </w:rPr>
+        <w:t>সেরা</w:t>
+      </w:r>
+      <w:proofErr w:type="spellEnd"/>
+      <w:r>
+        <w:rPr>
+          <w:rFonts w:ascii="Times New Roman" w:eastAsia="Times New Roman" w:hAnsi="Times New Roman" w:cs="Times New Roman"/>
+          <w:sz w:val="24"/>
+          <w:szCs w:val="24"/>
+        </w:rPr>
+        <w:t xml:space="preserve"> </w:t>
+      </w:r>
+      <w:proofErr w:type="spellStart"/>
+      <w:r>
+        <w:rPr>
+          <w:rFonts w:ascii="Nirmala UI" w:eastAsia="Times New Roman" w:hAnsi="Nirmala UI" w:cs="Nirmala UI"/>
+          <w:sz w:val="24"/>
+          <w:szCs w:val="24"/>
+        </w:rPr>
+        <w:t>মনে</w:t>
+      </w:r>
+      <w:proofErr w:type="spellEnd"/>
+      <w:r>
+        <w:rPr>
+          <w:rFonts w:ascii="Times New Roman" w:eastAsia="Times New Roman" w:hAnsi="Times New Roman" w:cs="Times New Roman"/>
+          <w:sz w:val="24"/>
+          <w:szCs w:val="24"/>
+        </w:rPr>
+        <w:t xml:space="preserve"> </w:t>
+      </w:r>
+      <w:proofErr w:type="spellStart"/>
+      <w:r>
+        <w:rPr>
+          <w:rFonts w:ascii="Nirmala UI" w:eastAsia="Times New Roman" w:hAnsi="Nirmala UI" w:cs="Nirmala UI"/>
+          <w:sz w:val="24"/>
+          <w:szCs w:val="24"/>
+        </w:rPr>
+        <w:t>হচ্ছে</w:t>
+      </w:r>
+      <w:proofErr w:type="spellEnd"/>
+      <w:r>
+        <w:rPr>
+          <w:rFonts w:ascii="Times New Roman" w:eastAsia="Times New Roman" w:hAnsi="Times New Roman" w:cs="Times New Roman"/>
+          <w:sz w:val="24"/>
+          <w:szCs w:val="24"/>
+        </w:rPr>
+        <w:t xml:space="preserve">, </w:t>
+      </w:r>
+      <w:proofErr w:type="spellStart"/>
+      <w:r>
+        <w:rPr>
+          <w:rFonts w:ascii="Nirmala UI" w:eastAsia="Times New Roman" w:hAnsi="Nirmala UI" w:cs="Nirmala UI"/>
+          <w:sz w:val="24"/>
+          <w:szCs w:val="24"/>
+        </w:rPr>
+        <w:t>সেটাই</w:t>
+      </w:r>
+      <w:proofErr w:type="spellEnd"/>
+      <w:r>
+        <w:rPr>
+          <w:rFonts w:ascii="Times New Roman" w:eastAsia="Times New Roman" w:hAnsi="Times New Roman" w:cs="Times New Roman"/>
+          <w:sz w:val="24"/>
+          <w:szCs w:val="24"/>
+        </w:rPr>
+        <w:t xml:space="preserve"> </w:t>
+      </w:r>
+      <w:proofErr w:type="spellStart"/>
+      <w:r>
+        <w:rPr>
+          <w:rFonts w:ascii="Nirmala UI" w:eastAsia="Times New Roman" w:hAnsi="Nirmala UI" w:cs="Nirmala UI"/>
+          <w:sz w:val="24"/>
+          <w:szCs w:val="24"/>
+        </w:rPr>
+        <w:t>শেষ</w:t>
+      </w:r>
+      <w:proofErr w:type="spellEnd"/>
+      <w:r>
+        <w:rPr>
+          <w:rFonts w:ascii="Times New Roman" w:eastAsia="Times New Roman" w:hAnsi="Times New Roman" w:cs="Times New Roman"/>
+          <w:sz w:val="24"/>
+          <w:szCs w:val="24"/>
+        </w:rPr>
+        <w:t xml:space="preserve"> </w:t>
+      </w:r>
+      <w:proofErr w:type="spellStart"/>
+      <w:r>
+        <w:rPr>
+          <w:rFonts w:ascii="Nirmala UI" w:eastAsia="Times New Roman" w:hAnsi="Nirmala UI" w:cs="Nirmala UI"/>
+          <w:sz w:val="24"/>
+          <w:szCs w:val="24"/>
+        </w:rPr>
+        <w:t>পর্যন্ত</w:t>
+      </w:r>
+      <w:proofErr w:type="spellEnd"/>
+      <w:r>
+        <w:rPr>
+          <w:rFonts w:ascii="Times New Roman" w:eastAsia="Times New Roman" w:hAnsi="Times New Roman" w:cs="Times New Roman"/>
+          <w:sz w:val="24"/>
+          <w:szCs w:val="24"/>
+        </w:rPr>
+        <w:t xml:space="preserve"> </w:t>
+      </w:r>
+      <w:proofErr w:type="spellStart"/>
+      <w:r>
+        <w:rPr>
+          <w:rFonts w:ascii="Nirmala UI" w:eastAsia="Times New Roman" w:hAnsi="Nirmala UI" w:cs="Nirmala UI"/>
+          <w:sz w:val="24"/>
+          <w:szCs w:val="24"/>
+        </w:rPr>
+        <w:t>সেরার</w:t>
+      </w:r>
+      <w:proofErr w:type="spellEnd"/>
+      <w:r>
+        <w:rPr>
+          <w:rFonts w:ascii="Times New Roman" w:eastAsia="Times New Roman" w:hAnsi="Times New Roman" w:cs="Times New Roman"/>
+          <w:sz w:val="24"/>
+          <w:szCs w:val="24"/>
+        </w:rPr>
+        <w:t xml:space="preserve"> </w:t>
+      </w:r>
+      <w:proofErr w:type="spellStart"/>
+      <w:r>
+        <w:rPr>
+          <w:rFonts w:ascii="Nirmala UI" w:eastAsia="Times New Roman" w:hAnsi="Nirmala UI" w:cs="Nirmala UI"/>
+          <w:sz w:val="24"/>
+          <w:szCs w:val="24"/>
+        </w:rPr>
+        <w:t>দিকে</w:t>
+      </w:r>
+      <w:proofErr w:type="spellEnd"/>
+      <w:r>
+        <w:rPr>
+          <w:rFonts w:ascii="Times New Roman" w:eastAsia="Times New Roman" w:hAnsi="Times New Roman" w:cs="Times New Roman"/>
+          <w:sz w:val="24"/>
+          <w:szCs w:val="24"/>
+        </w:rPr>
+        <w:t xml:space="preserve"> </w:t>
+      </w:r>
+      <w:proofErr w:type="spellStart"/>
+      <w:r>
+        <w:rPr>
+          <w:rFonts w:ascii="Nirmala UI" w:eastAsia="Times New Roman" w:hAnsi="Nirmala UI" w:cs="Nirmala UI"/>
+          <w:sz w:val="24"/>
+          <w:szCs w:val="24"/>
+        </w:rPr>
+        <w:t>নিয়ে</w:t>
+      </w:r>
+      <w:proofErr w:type="spellEnd"/>
+      <w:r>
+        <w:rPr>
+          <w:rFonts w:ascii="Times New Roman" w:eastAsia="Times New Roman" w:hAnsi="Times New Roman" w:cs="Times New Roman"/>
+          <w:sz w:val="24"/>
+          <w:szCs w:val="24"/>
+        </w:rPr>
+        <w:t xml:space="preserve"> </w:t>
+      </w:r>
+      <w:proofErr w:type="spellStart"/>
+      <w:r>
+        <w:rPr>
+          <w:rFonts w:ascii="Nirmala UI" w:eastAsia="Times New Roman" w:hAnsi="Nirmala UI" w:cs="Nirmala UI"/>
+          <w:sz w:val="24"/>
+          <w:szCs w:val="24"/>
+        </w:rPr>
+        <w:t>যাবে</w:t>
+      </w:r>
+      <w:proofErr w:type="spellEnd"/>
+      <w:r>
+        <w:rPr>
+          <w:rFonts w:ascii="Nirmala UI" w:eastAsia="Times New Roman" w:hAnsi="Nirmala UI" w:cs="Nirmala UI"/>
+          <w:sz w:val="24"/>
+          <w:szCs w:val="24"/>
+        </w:rPr>
+        <w:t>।</w:t>
+      </w:r>
+    </w:p>
+    <w:p>
+      <w:pPr>
+        <w:numPr>
+          <w:ilvl w:val="0"/>
+          <w:numId w:val="38"/>
+        </w:numPr>
+        <w:spacing w:before="100" w:beforeAutospacing="1" w:after="100" w:afterAutospacing="1" w:line="240" w:lineRule="auto"/>
+        <w:rPr>
+          <w:rFonts w:ascii="Times New Roman" w:eastAsia="Times New Roman" w:hAnsi="Times New Roman" w:cs="Times New Roman"/>
+          <w:sz w:val="24"/>
+          <w:szCs w:val="24"/>
+        </w:rPr>
+      </w:pPr>
+      <w:r>
+        <w:rPr>
+          <w:rFonts w:ascii="Times New Roman" w:eastAsia="Times New Roman" w:hAnsi="Times New Roman" w:cs="Times New Roman"/>
+          <w:b/>
+          <w:bCs/>
+          <w:sz w:val="24"/>
+          <w:szCs w:val="24"/>
+        </w:rPr>
+        <w:t>Optimal Substructure:</w:t>
+      </w:r>
+      <w:r>
+        <w:rPr>
+          <w:rFonts w:ascii="Times New Roman" w:eastAsia="Times New Roman" w:hAnsi="Times New Roman" w:cs="Times New Roman"/>
+          <w:sz w:val="24"/>
+          <w:szCs w:val="24"/>
+        </w:rPr>
+        <w:t xml:space="preserve"> </w:t>
+      </w:r>
+      <w:proofErr w:type="spellStart"/>
+      <w:r>
+        <w:rPr>
+          <w:rFonts w:ascii="Nirmala UI" w:eastAsia="Times New Roman" w:hAnsi="Nirmala UI" w:cs="Nirmala UI"/>
+          <w:sz w:val="24"/>
+          <w:szCs w:val="24"/>
+        </w:rPr>
+        <w:t>বড়</w:t>
+      </w:r>
+      <w:proofErr w:type="spellEnd"/>
+      <w:r>
+        <w:rPr>
+          <w:rFonts w:ascii="Times New Roman" w:eastAsia="Times New Roman" w:hAnsi="Times New Roman" w:cs="Times New Roman"/>
+          <w:sz w:val="24"/>
+          <w:szCs w:val="24"/>
+        </w:rPr>
+        <w:t xml:space="preserve"> </w:t>
+      </w:r>
+      <w:proofErr w:type="spellStart"/>
+      <w:r>
+        <w:rPr>
+          <w:rFonts w:ascii="Nirmala UI" w:eastAsia="Times New Roman" w:hAnsi="Nirmala UI" w:cs="Nirmala UI"/>
+          <w:sz w:val="24"/>
+          <w:szCs w:val="24"/>
+        </w:rPr>
+        <w:t>সমস্যার</w:t>
+      </w:r>
+      <w:proofErr w:type="spellEnd"/>
+      <w:r>
+        <w:rPr>
+          <w:rFonts w:ascii="Times New Roman" w:eastAsia="Times New Roman" w:hAnsi="Times New Roman" w:cs="Times New Roman"/>
+          <w:sz w:val="24"/>
+          <w:szCs w:val="24"/>
+        </w:rPr>
+        <w:t xml:space="preserve"> </w:t>
+      </w:r>
+      <w:proofErr w:type="spellStart"/>
+      <w:r>
+        <w:rPr>
+          <w:rFonts w:ascii="Nirmala UI" w:eastAsia="Times New Roman" w:hAnsi="Nirmala UI" w:cs="Nirmala UI"/>
+          <w:sz w:val="24"/>
+          <w:szCs w:val="24"/>
+        </w:rPr>
+        <w:t>সমাধানটি</w:t>
+      </w:r>
+      <w:proofErr w:type="spellEnd"/>
+      <w:r>
+        <w:rPr>
+          <w:rFonts w:ascii="Times New Roman" w:eastAsia="Times New Roman" w:hAnsi="Times New Roman" w:cs="Times New Roman"/>
+          <w:sz w:val="24"/>
+          <w:szCs w:val="24"/>
+        </w:rPr>
+        <w:t xml:space="preserve"> </w:t>
+      </w:r>
+      <w:proofErr w:type="spellStart"/>
+      <w:r>
+        <w:rPr>
+          <w:rFonts w:ascii="Nirmala UI" w:eastAsia="Times New Roman" w:hAnsi="Nirmala UI" w:cs="Nirmala UI"/>
+          <w:sz w:val="24"/>
+          <w:szCs w:val="24"/>
+        </w:rPr>
+        <w:t>ছোট</w:t>
+      </w:r>
+      <w:proofErr w:type="spellEnd"/>
+      <w:r>
+        <w:rPr>
+          <w:rFonts w:ascii="Times New Roman" w:eastAsia="Times New Roman" w:hAnsi="Times New Roman" w:cs="Times New Roman"/>
+          <w:sz w:val="24"/>
+          <w:szCs w:val="24"/>
+        </w:rPr>
+        <w:t xml:space="preserve"> </w:t>
+      </w:r>
+      <w:proofErr w:type="spellStart"/>
+      <w:r>
+        <w:rPr>
+          <w:rFonts w:ascii="Nirmala UI" w:eastAsia="Times New Roman" w:hAnsi="Nirmala UI" w:cs="Nirmala UI"/>
+          <w:sz w:val="24"/>
+          <w:szCs w:val="24"/>
+        </w:rPr>
+        <w:t>ছোট</w:t>
+      </w:r>
+      <w:proofErr w:type="spellEnd"/>
+      <w:r>
+        <w:rPr>
+          <w:rFonts w:ascii="Times New Roman" w:eastAsia="Times New Roman" w:hAnsi="Times New Roman" w:cs="Times New Roman"/>
+          <w:sz w:val="24"/>
+          <w:szCs w:val="24"/>
+        </w:rPr>
+        <w:t xml:space="preserve"> </w:t>
+      </w:r>
+      <w:proofErr w:type="spellStart"/>
+      <w:r>
+        <w:rPr>
+          <w:rFonts w:ascii="Nirmala UI" w:eastAsia="Times New Roman" w:hAnsi="Nirmala UI" w:cs="Nirmala UI"/>
+          <w:sz w:val="24"/>
+          <w:szCs w:val="24"/>
+        </w:rPr>
+        <w:t>সমস্যার</w:t>
+      </w:r>
+      <w:proofErr w:type="spellEnd"/>
+      <w:r>
+        <w:rPr>
+          <w:rFonts w:ascii="Times New Roman" w:eastAsia="Times New Roman" w:hAnsi="Times New Roman" w:cs="Times New Roman"/>
+          <w:sz w:val="24"/>
+          <w:szCs w:val="24"/>
+        </w:rPr>
+        <w:t xml:space="preserve"> </w:t>
+      </w:r>
+      <w:proofErr w:type="spellStart"/>
+      <w:r>
+        <w:rPr>
+          <w:rFonts w:ascii="Nirmala UI" w:eastAsia="Times New Roman" w:hAnsi="Nirmala UI" w:cs="Nirmala UI"/>
+          <w:sz w:val="24"/>
+          <w:szCs w:val="24"/>
+        </w:rPr>
+        <w:t>সেরা</w:t>
+      </w:r>
+      <w:proofErr w:type="spellEnd"/>
+      <w:r>
+        <w:rPr>
+          <w:rFonts w:ascii="Times New Roman" w:eastAsia="Times New Roman" w:hAnsi="Times New Roman" w:cs="Times New Roman"/>
+          <w:sz w:val="24"/>
+          <w:szCs w:val="24"/>
+        </w:rPr>
+        <w:t xml:space="preserve"> </w:t>
+      </w:r>
+      <w:proofErr w:type="spellStart"/>
+      <w:r>
+        <w:rPr>
+          <w:rFonts w:ascii="Nirmala UI" w:eastAsia="Times New Roman" w:hAnsi="Nirmala UI" w:cs="Nirmala UI"/>
+          <w:sz w:val="24"/>
+          <w:szCs w:val="24"/>
+        </w:rPr>
+        <w:t>সমাধানের</w:t>
+      </w:r>
+      <w:proofErr w:type="spellEnd"/>
+      <w:r>
+        <w:rPr>
+          <w:rFonts w:ascii="Times New Roman" w:eastAsia="Times New Roman" w:hAnsi="Times New Roman" w:cs="Times New Roman"/>
+          <w:sz w:val="24"/>
+          <w:szCs w:val="24"/>
+        </w:rPr>
+        <w:t xml:space="preserve"> </w:t>
+      </w:r>
+      <w:proofErr w:type="spellStart"/>
+      <w:r>
+        <w:rPr>
+          <w:rFonts w:ascii="Nirmala UI" w:eastAsia="Times New Roman" w:hAnsi="Nirmala UI" w:cs="Nirmala UI"/>
+          <w:sz w:val="24"/>
+          <w:szCs w:val="24"/>
+        </w:rPr>
+        <w:t>মাধ্যমেই</w:t>
+      </w:r>
+      <w:proofErr w:type="spellEnd"/>
+      <w:r>
+        <w:rPr>
+          <w:rFonts w:ascii="Times New Roman" w:eastAsia="Times New Roman" w:hAnsi="Times New Roman" w:cs="Times New Roman"/>
+          <w:sz w:val="24"/>
+          <w:szCs w:val="24"/>
+        </w:rPr>
+        <w:t xml:space="preserve"> </w:t>
+      </w:r>
+      <w:proofErr w:type="spellStart"/>
+      <w:r>
+        <w:rPr>
+          <w:rFonts w:ascii="Nirmala UI" w:eastAsia="Times New Roman" w:hAnsi="Nirmala UI" w:cs="Nirmala UI"/>
+          <w:sz w:val="24"/>
+          <w:szCs w:val="24"/>
+        </w:rPr>
+        <w:t>পাওয়া</w:t>
+      </w:r>
+      <w:proofErr w:type="spellEnd"/>
+      <w:r>
+        <w:rPr>
+          <w:rFonts w:ascii="Times New Roman" w:eastAsia="Times New Roman" w:hAnsi="Times New Roman" w:cs="Times New Roman"/>
+          <w:sz w:val="24"/>
+          <w:szCs w:val="24"/>
+        </w:rPr>
+        <w:t xml:space="preserve"> </w:t>
+      </w:r>
+      <w:proofErr w:type="spellStart"/>
+      <w:r>
+        <w:rPr>
+          <w:rFonts w:ascii="Nirmala UI" w:eastAsia="Times New Roman" w:hAnsi="Nirmala UI" w:cs="Nirmala UI"/>
+          <w:sz w:val="24"/>
+          <w:szCs w:val="24"/>
+        </w:rPr>
+        <w:t>যাবে</w:t>
+      </w:r>
+      <w:proofErr w:type="spellEnd"/>
+      <w:r>
+        <w:rPr>
+          <w:rFonts w:ascii="Nirmala UI" w:eastAsia="Times New Roman" w:hAnsi="Nirmala UI" w:cs="Nirmala UI"/>
+          <w:sz w:val="24"/>
+          <w:szCs w:val="24"/>
+        </w:rPr>
+        <w:t>।</w:t>
+      </w:r>
+    </w:p>
+    <w:p>
+      <w:pPr>
+        <w:spacing w:before="100" w:beforeAutospacing="1" w:after="100" w:afterAutospacing="1" w:line="240" w:lineRule="auto"/>
+        <w:outlineLvl w:val="2"/>
+        <w:rPr>
+          <w:rFonts w:ascii="Times New Roman" w:eastAsia="Times New Roman" w:hAnsi="Times New Roman" w:cs="Times New Roman"/>
+          <w:b/>
+          <w:bCs/>
+          <w:sz w:val="27"/>
+          <w:szCs w:val="27"/>
+        </w:rPr>
+      </w:pPr>
+      <w:proofErr w:type="spellStart"/>
+      <w:r>
+        <w:rPr>
+          <w:rFonts w:ascii="Nirmala UI" w:eastAsia="Times New Roman" w:hAnsi="Nirmala UI" w:cs="Nirmala UI"/>
+          <w:b/>
+          <w:bCs/>
+          <w:sz w:val="27"/>
+          <w:szCs w:val="27"/>
+        </w:rPr>
+        <w:lastRenderedPageBreak/>
+        <w:t>কেন</w:t>
+      </w:r>
+      <w:proofErr w:type="spellEnd"/>
+      <w:r>
+        <w:rPr>
+          <w:rFonts w:ascii="Times New Roman" w:eastAsia="Times New Roman" w:hAnsi="Times New Roman" w:cs="Times New Roman"/>
+          <w:b/>
+          <w:bCs/>
+          <w:sz w:val="27"/>
+          <w:szCs w:val="27"/>
+        </w:rPr>
+        <w:t xml:space="preserve"> </w:t>
+      </w:r>
+      <w:proofErr w:type="spellStart"/>
+      <w:r>
+        <w:rPr>
+          <w:rFonts w:ascii="Nirmala UI" w:eastAsia="Times New Roman" w:hAnsi="Nirmala UI" w:cs="Nirmala UI"/>
+          <w:b/>
+          <w:bCs/>
+          <w:sz w:val="27"/>
+          <w:szCs w:val="27"/>
+        </w:rPr>
+        <w:t>এটি</w:t>
+      </w:r>
+      <w:proofErr w:type="spellEnd"/>
+      <w:r>
+        <w:rPr>
+          <w:rFonts w:ascii="Times New Roman" w:eastAsia="Times New Roman" w:hAnsi="Times New Roman" w:cs="Times New Roman"/>
+          <w:b/>
+          <w:bCs/>
+          <w:sz w:val="27"/>
+          <w:szCs w:val="27"/>
+        </w:rPr>
+        <w:t xml:space="preserve"> </w:t>
+      </w:r>
+      <w:proofErr w:type="spellStart"/>
+      <w:r>
+        <w:rPr>
+          <w:rFonts w:ascii="Nirmala UI" w:eastAsia="Times New Roman" w:hAnsi="Nirmala UI" w:cs="Nirmala UI"/>
+          <w:b/>
+          <w:bCs/>
+          <w:sz w:val="27"/>
+          <w:szCs w:val="27"/>
+        </w:rPr>
+        <w:t>সব</w:t>
+      </w:r>
+      <w:proofErr w:type="spellEnd"/>
+      <w:r>
+        <w:rPr>
+          <w:rFonts w:ascii="Times New Roman" w:eastAsia="Times New Roman" w:hAnsi="Times New Roman" w:cs="Times New Roman"/>
+          <w:b/>
+          <w:bCs/>
+          <w:sz w:val="27"/>
+          <w:szCs w:val="27"/>
+        </w:rPr>
+        <w:t xml:space="preserve"> </w:t>
+      </w:r>
+      <w:proofErr w:type="spellStart"/>
+      <w:r>
+        <w:rPr>
+          <w:rFonts w:ascii="Nirmala UI" w:eastAsia="Times New Roman" w:hAnsi="Nirmala UI" w:cs="Nirmala UI"/>
+          <w:b/>
+          <w:bCs/>
+          <w:sz w:val="27"/>
+          <w:szCs w:val="27"/>
+        </w:rPr>
+        <w:t>সময়</w:t>
+      </w:r>
+      <w:proofErr w:type="spellEnd"/>
+      <w:r>
+        <w:rPr>
+          <w:rFonts w:ascii="Times New Roman" w:eastAsia="Times New Roman" w:hAnsi="Times New Roman" w:cs="Times New Roman"/>
+          <w:b/>
+          <w:bCs/>
+          <w:sz w:val="27"/>
+          <w:szCs w:val="27"/>
+        </w:rPr>
+        <w:t xml:space="preserve"> </w:t>
+      </w:r>
+      <w:proofErr w:type="spellStart"/>
+      <w:r>
+        <w:rPr>
+          <w:rFonts w:ascii="Nirmala UI" w:eastAsia="Times New Roman" w:hAnsi="Nirmala UI" w:cs="Nirmala UI"/>
+          <w:b/>
+          <w:bCs/>
+          <w:sz w:val="27"/>
+          <w:szCs w:val="27"/>
+        </w:rPr>
+        <w:t>কাজ</w:t>
+      </w:r>
+      <w:proofErr w:type="spellEnd"/>
+      <w:r>
+        <w:rPr>
+          <w:rFonts w:ascii="Times New Roman" w:eastAsia="Times New Roman" w:hAnsi="Times New Roman" w:cs="Times New Roman"/>
+          <w:b/>
+          <w:bCs/>
+          <w:sz w:val="27"/>
+          <w:szCs w:val="27"/>
+        </w:rPr>
+        <w:t xml:space="preserve"> </w:t>
+      </w:r>
+      <w:proofErr w:type="spellStart"/>
+      <w:r>
+        <w:rPr>
+          <w:rFonts w:ascii="Nirmala UI" w:eastAsia="Times New Roman" w:hAnsi="Nirmala UI" w:cs="Nirmala UI"/>
+          <w:b/>
+          <w:bCs/>
+          <w:sz w:val="27"/>
+          <w:szCs w:val="27"/>
+        </w:rPr>
+        <w:t>করে</w:t>
+      </w:r>
+      <w:proofErr w:type="spellEnd"/>
+      <w:r>
+        <w:rPr>
+          <w:rFonts w:ascii="Times New Roman" w:eastAsia="Times New Roman" w:hAnsi="Times New Roman" w:cs="Times New Roman"/>
+          <w:b/>
+          <w:bCs/>
+          <w:sz w:val="27"/>
+          <w:szCs w:val="27"/>
+        </w:rPr>
+        <w:t xml:space="preserve"> </w:t>
+      </w:r>
+      <w:proofErr w:type="spellStart"/>
+      <w:r>
+        <w:rPr>
+          <w:rFonts w:ascii="Nirmala UI" w:eastAsia="Times New Roman" w:hAnsi="Nirmala UI" w:cs="Nirmala UI"/>
+          <w:b/>
+          <w:bCs/>
+          <w:sz w:val="27"/>
+          <w:szCs w:val="27"/>
+        </w:rPr>
+        <w:t>না</w:t>
+      </w:r>
+      <w:proofErr w:type="spellEnd"/>
+      <w:r>
+        <w:rPr>
+          <w:rFonts w:ascii="Times New Roman" w:eastAsia="Times New Roman" w:hAnsi="Times New Roman" w:cs="Times New Roman"/>
+          <w:b/>
+          <w:bCs/>
+          <w:sz w:val="27"/>
+          <w:szCs w:val="27"/>
+        </w:rPr>
+        <w:t>? (</w:t>
+      </w:r>
+      <w:proofErr w:type="spellStart"/>
+      <w:r>
+        <w:rPr>
+          <w:rFonts w:ascii="Nirmala UI" w:eastAsia="Times New Roman" w:hAnsi="Nirmala UI" w:cs="Nirmala UI"/>
+          <w:b/>
+          <w:bCs/>
+          <w:sz w:val="27"/>
+          <w:szCs w:val="27"/>
+        </w:rPr>
+        <w:t>একটি</w:t>
+      </w:r>
+      <w:proofErr w:type="spellEnd"/>
+      <w:r>
+        <w:rPr>
+          <w:rFonts w:ascii="Times New Roman" w:eastAsia="Times New Roman" w:hAnsi="Times New Roman" w:cs="Times New Roman"/>
+          <w:b/>
+          <w:bCs/>
+          <w:sz w:val="27"/>
+          <w:szCs w:val="27"/>
+        </w:rPr>
+        <w:t xml:space="preserve"> </w:t>
+      </w:r>
+      <w:proofErr w:type="spellStart"/>
+      <w:r>
+        <w:rPr>
+          <w:rFonts w:ascii="Nirmala UI" w:eastAsia="Times New Roman" w:hAnsi="Nirmala UI" w:cs="Nirmala UI"/>
+          <w:b/>
+          <w:bCs/>
+          <w:sz w:val="27"/>
+          <w:szCs w:val="27"/>
+        </w:rPr>
+        <w:t>বাস্তব</w:t>
+      </w:r>
+      <w:proofErr w:type="spellEnd"/>
+      <w:r>
+        <w:rPr>
+          <w:rFonts w:ascii="Times New Roman" w:eastAsia="Times New Roman" w:hAnsi="Times New Roman" w:cs="Times New Roman"/>
+          <w:b/>
+          <w:bCs/>
+          <w:sz w:val="27"/>
+          <w:szCs w:val="27"/>
+        </w:rPr>
+        <w:t xml:space="preserve"> </w:t>
+      </w:r>
+      <w:proofErr w:type="spellStart"/>
+      <w:r>
+        <w:rPr>
+          <w:rFonts w:ascii="Nirmala UI" w:eastAsia="Times New Roman" w:hAnsi="Nirmala UI" w:cs="Nirmala UI"/>
+          <w:b/>
+          <w:bCs/>
+          <w:sz w:val="27"/>
+          <w:szCs w:val="27"/>
+        </w:rPr>
+        <w:t>উদাহরণ</w:t>
+      </w:r>
+      <w:proofErr w:type="spellEnd"/>
+      <w:r>
+        <w:rPr>
+          <w:rFonts w:ascii="Times New Roman" w:eastAsia="Times New Roman" w:hAnsi="Times New Roman" w:cs="Times New Roman"/>
+          <w:b/>
+          <w:bCs/>
+          <w:sz w:val="27"/>
+          <w:szCs w:val="27"/>
+        </w:rPr>
+        <w:t>)</w:t>
+      </w:r>
+    </w:p>
+    <w:p>
+      <w:pPr>
+        <w:spacing w:before="100" w:beforeAutospacing="1" w:after="100" w:afterAutospacing="1" w:line="240" w:lineRule="auto"/>
+        <w:rPr>
+          <w:rFonts w:ascii="Times New Roman" w:eastAsia="Times New Roman" w:hAnsi="Times New Roman" w:cs="Times New Roman"/>
+          <w:sz w:val="24"/>
+          <w:szCs w:val="24"/>
+        </w:rPr>
+      </w:pPr>
+      <w:proofErr w:type="spellStart"/>
+      <w:r>
+        <w:rPr>
+          <w:rFonts w:ascii="Nirmala UI" w:eastAsia="Times New Roman" w:hAnsi="Nirmala UI" w:cs="Nirmala UI"/>
+          <w:sz w:val="24"/>
+          <w:szCs w:val="24"/>
+        </w:rPr>
+        <w:t>ধরো</w:t>
+      </w:r>
+      <w:proofErr w:type="spellEnd"/>
+      <w:r>
+        <w:rPr>
+          <w:rFonts w:ascii="Times New Roman" w:eastAsia="Times New Roman" w:hAnsi="Times New Roman" w:cs="Times New Roman"/>
+          <w:sz w:val="24"/>
+          <w:szCs w:val="24"/>
+        </w:rPr>
+        <w:t xml:space="preserve">, </w:t>
+      </w:r>
+      <w:proofErr w:type="spellStart"/>
+      <w:r>
+        <w:rPr>
+          <w:rFonts w:ascii="Nirmala UI" w:eastAsia="Times New Roman" w:hAnsi="Nirmala UI" w:cs="Nirmala UI"/>
+          <w:sz w:val="24"/>
+          <w:szCs w:val="24"/>
+        </w:rPr>
+        <w:t>তুমি</w:t>
+      </w:r>
+      <w:proofErr w:type="spellEnd"/>
+      <w:r>
+        <w:rPr>
+          <w:rFonts w:ascii="Times New Roman" w:eastAsia="Times New Roman" w:hAnsi="Times New Roman" w:cs="Times New Roman"/>
+          <w:sz w:val="24"/>
+          <w:szCs w:val="24"/>
+        </w:rPr>
+        <w:t xml:space="preserve"> </w:t>
+      </w:r>
+      <w:proofErr w:type="spellStart"/>
+      <w:r>
+        <w:rPr>
+          <w:rFonts w:ascii="Nirmala UI" w:eastAsia="Times New Roman" w:hAnsi="Nirmala UI" w:cs="Nirmala UI"/>
+          <w:sz w:val="24"/>
+          <w:szCs w:val="24"/>
+        </w:rPr>
+        <w:t>একটি</w:t>
+      </w:r>
+      <w:proofErr w:type="spellEnd"/>
+      <w:r>
+        <w:rPr>
+          <w:rFonts w:ascii="Times New Roman" w:eastAsia="Times New Roman" w:hAnsi="Times New Roman" w:cs="Times New Roman"/>
+          <w:sz w:val="24"/>
+          <w:szCs w:val="24"/>
+        </w:rPr>
+        <w:t xml:space="preserve"> </w:t>
+      </w:r>
+      <w:proofErr w:type="spellStart"/>
+      <w:r>
+        <w:rPr>
+          <w:rFonts w:ascii="Nirmala UI" w:eastAsia="Times New Roman" w:hAnsi="Nirmala UI" w:cs="Nirmala UI"/>
+          <w:sz w:val="24"/>
+          <w:szCs w:val="24"/>
+        </w:rPr>
+        <w:t>পাহাড়ের</w:t>
+      </w:r>
+      <w:proofErr w:type="spellEnd"/>
+      <w:r>
+        <w:rPr>
+          <w:rFonts w:ascii="Times New Roman" w:eastAsia="Times New Roman" w:hAnsi="Times New Roman" w:cs="Times New Roman"/>
+          <w:sz w:val="24"/>
+          <w:szCs w:val="24"/>
+        </w:rPr>
+        <w:t xml:space="preserve"> </w:t>
+      </w:r>
+      <w:proofErr w:type="spellStart"/>
+      <w:r>
+        <w:rPr>
+          <w:rFonts w:ascii="Nirmala UI" w:eastAsia="Times New Roman" w:hAnsi="Nirmala UI" w:cs="Nirmala UI"/>
+          <w:sz w:val="24"/>
+          <w:szCs w:val="24"/>
+        </w:rPr>
+        <w:t>চূড়ায়</w:t>
+      </w:r>
+      <w:proofErr w:type="spellEnd"/>
+      <w:r>
+        <w:rPr>
+          <w:rFonts w:ascii="Times New Roman" w:eastAsia="Times New Roman" w:hAnsi="Times New Roman" w:cs="Times New Roman"/>
+          <w:sz w:val="24"/>
+          <w:szCs w:val="24"/>
+        </w:rPr>
+        <w:t xml:space="preserve"> </w:t>
+      </w:r>
+      <w:proofErr w:type="spellStart"/>
+      <w:r>
+        <w:rPr>
+          <w:rFonts w:ascii="Nirmala UI" w:eastAsia="Times New Roman" w:hAnsi="Nirmala UI" w:cs="Nirmala UI"/>
+          <w:sz w:val="24"/>
+          <w:szCs w:val="24"/>
+        </w:rPr>
+        <w:t>উঠতে</w:t>
+      </w:r>
+      <w:proofErr w:type="spellEnd"/>
+      <w:r>
+        <w:rPr>
+          <w:rFonts w:ascii="Times New Roman" w:eastAsia="Times New Roman" w:hAnsi="Times New Roman" w:cs="Times New Roman"/>
+          <w:sz w:val="24"/>
+          <w:szCs w:val="24"/>
+        </w:rPr>
+        <w:t xml:space="preserve"> </w:t>
+      </w:r>
+      <w:proofErr w:type="spellStart"/>
+      <w:r>
+        <w:rPr>
+          <w:rFonts w:ascii="Nirmala UI" w:eastAsia="Times New Roman" w:hAnsi="Nirmala UI" w:cs="Nirmala UI"/>
+          <w:sz w:val="24"/>
+          <w:szCs w:val="24"/>
+        </w:rPr>
+        <w:t>চাও</w:t>
+      </w:r>
+      <w:proofErr w:type="spellEnd"/>
+      <w:r>
+        <w:rPr>
+          <w:rFonts w:ascii="Nirmala UI" w:eastAsia="Times New Roman" w:hAnsi="Nirmala UI" w:cs="Nirmala UI"/>
+          <w:sz w:val="24"/>
+          <w:szCs w:val="24"/>
+        </w:rPr>
+        <w:t>।</w:t>
+      </w:r>
+      <w:r>
+        <w:rPr>
+          <w:rFonts w:ascii="Times New Roman" w:eastAsia="Times New Roman" w:hAnsi="Times New Roman" w:cs="Times New Roman"/>
+          <w:sz w:val="24"/>
+          <w:szCs w:val="24"/>
+        </w:rPr>
+        <w:t xml:space="preserve"> Greedy </w:t>
+      </w:r>
+      <w:proofErr w:type="spellStart"/>
+      <w:r>
+        <w:rPr>
+          <w:rFonts w:ascii="Nirmala UI" w:eastAsia="Times New Roman" w:hAnsi="Nirmala UI" w:cs="Nirmala UI"/>
+          <w:sz w:val="24"/>
+          <w:szCs w:val="24"/>
+        </w:rPr>
+        <w:t>পদ্ধতি</w:t>
+      </w:r>
+      <w:proofErr w:type="spellEnd"/>
+      <w:r>
+        <w:rPr>
+          <w:rFonts w:ascii="Times New Roman" w:eastAsia="Times New Roman" w:hAnsi="Times New Roman" w:cs="Times New Roman"/>
+          <w:sz w:val="24"/>
+          <w:szCs w:val="24"/>
+        </w:rPr>
+        <w:t xml:space="preserve"> </w:t>
+      </w:r>
+      <w:proofErr w:type="spellStart"/>
+      <w:r>
+        <w:rPr>
+          <w:rFonts w:ascii="Nirmala UI" w:eastAsia="Times New Roman" w:hAnsi="Nirmala UI" w:cs="Nirmala UI"/>
+          <w:sz w:val="24"/>
+          <w:szCs w:val="24"/>
+        </w:rPr>
+        <w:t>তোমাকে</w:t>
+      </w:r>
+      <w:proofErr w:type="spellEnd"/>
+      <w:r>
+        <w:rPr>
+          <w:rFonts w:ascii="Times New Roman" w:eastAsia="Times New Roman" w:hAnsi="Times New Roman" w:cs="Times New Roman"/>
+          <w:sz w:val="24"/>
+          <w:szCs w:val="24"/>
+        </w:rPr>
+        <w:t xml:space="preserve"> </w:t>
+      </w:r>
+      <w:proofErr w:type="spellStart"/>
+      <w:r>
+        <w:rPr>
+          <w:rFonts w:ascii="Nirmala UI" w:eastAsia="Times New Roman" w:hAnsi="Nirmala UI" w:cs="Nirmala UI"/>
+          <w:sz w:val="24"/>
+          <w:szCs w:val="24"/>
+        </w:rPr>
+        <w:t>বলবে</w:t>
+      </w:r>
+      <w:proofErr w:type="spellEnd"/>
+      <w:r>
+        <w:rPr>
+          <w:rFonts w:ascii="Times New Roman" w:eastAsia="Times New Roman" w:hAnsi="Times New Roman" w:cs="Times New Roman"/>
+          <w:sz w:val="24"/>
+          <w:szCs w:val="24"/>
+        </w:rPr>
+        <w:t xml:space="preserve"> </w:t>
+      </w:r>
+      <w:proofErr w:type="spellStart"/>
+      <w:r>
+        <w:rPr>
+          <w:rFonts w:ascii="Nirmala UI" w:eastAsia="Times New Roman" w:hAnsi="Nirmala UI" w:cs="Nirmala UI"/>
+          <w:sz w:val="24"/>
+          <w:szCs w:val="24"/>
+        </w:rPr>
+        <w:t>সবসময়</w:t>
+      </w:r>
+      <w:proofErr w:type="spellEnd"/>
+      <w:r>
+        <w:rPr>
+          <w:rFonts w:ascii="Times New Roman" w:eastAsia="Times New Roman" w:hAnsi="Times New Roman" w:cs="Times New Roman"/>
+          <w:sz w:val="24"/>
+          <w:szCs w:val="24"/>
+        </w:rPr>
+        <w:t xml:space="preserve"> </w:t>
+      </w:r>
+      <w:proofErr w:type="spellStart"/>
+      <w:r>
+        <w:rPr>
+          <w:rFonts w:ascii="Nirmala UI" w:eastAsia="Times New Roman" w:hAnsi="Nirmala UI" w:cs="Nirmala UI"/>
+          <w:b/>
+          <w:bCs/>
+          <w:sz w:val="24"/>
+          <w:szCs w:val="24"/>
+        </w:rPr>
+        <w:t>খাড়া</w:t>
+      </w:r>
+      <w:proofErr w:type="spellEnd"/>
+      <w:r>
+        <w:rPr>
+          <w:rFonts w:ascii="Times New Roman" w:eastAsia="Times New Roman" w:hAnsi="Times New Roman" w:cs="Times New Roman"/>
+          <w:b/>
+          <w:bCs/>
+          <w:sz w:val="24"/>
+          <w:szCs w:val="24"/>
+        </w:rPr>
+        <w:t xml:space="preserve"> </w:t>
+      </w:r>
+      <w:proofErr w:type="spellStart"/>
+      <w:r>
+        <w:rPr>
+          <w:rFonts w:ascii="Nirmala UI" w:eastAsia="Times New Roman" w:hAnsi="Nirmala UI" w:cs="Nirmala UI"/>
+          <w:b/>
+          <w:bCs/>
+          <w:sz w:val="24"/>
+          <w:szCs w:val="24"/>
+        </w:rPr>
+        <w:t>উপরের</w:t>
+      </w:r>
+      <w:proofErr w:type="spellEnd"/>
+      <w:r>
+        <w:rPr>
+          <w:rFonts w:ascii="Times New Roman" w:eastAsia="Times New Roman" w:hAnsi="Times New Roman" w:cs="Times New Roman"/>
+          <w:b/>
+          <w:bCs/>
+          <w:sz w:val="24"/>
+          <w:szCs w:val="24"/>
+        </w:rPr>
+        <w:t xml:space="preserve"> </w:t>
+      </w:r>
+      <w:proofErr w:type="spellStart"/>
+      <w:r>
+        <w:rPr>
+          <w:rFonts w:ascii="Nirmala UI" w:eastAsia="Times New Roman" w:hAnsi="Nirmala UI" w:cs="Nirmala UI"/>
+          <w:b/>
+          <w:bCs/>
+          <w:sz w:val="24"/>
+          <w:szCs w:val="24"/>
+        </w:rPr>
+        <w:t>দিকে</w:t>
+      </w:r>
+      <w:proofErr w:type="spellEnd"/>
+      <w:r>
+        <w:rPr>
+          <w:rFonts w:ascii="Times New Roman" w:eastAsia="Times New Roman" w:hAnsi="Times New Roman" w:cs="Times New Roman"/>
+          <w:sz w:val="24"/>
+          <w:szCs w:val="24"/>
+        </w:rPr>
+        <w:t xml:space="preserve"> </w:t>
+      </w:r>
+      <w:proofErr w:type="spellStart"/>
+      <w:r>
+        <w:rPr>
+          <w:rFonts w:ascii="Nirmala UI" w:eastAsia="Times New Roman" w:hAnsi="Nirmala UI" w:cs="Nirmala UI"/>
+          <w:sz w:val="24"/>
+          <w:szCs w:val="24"/>
+        </w:rPr>
+        <w:t>উঠতে</w:t>
+      </w:r>
+      <w:proofErr w:type="spellEnd"/>
+      <w:r>
+        <w:rPr>
+          <w:rFonts w:ascii="Nirmala UI" w:eastAsia="Times New Roman" w:hAnsi="Nirmala UI" w:cs="Nirmala UI"/>
+          <w:sz w:val="24"/>
+          <w:szCs w:val="24"/>
+        </w:rPr>
+        <w:t>।</w:t>
+      </w:r>
+    </w:p>
+    <w:p>
+      <w:pPr>
+        <w:numPr>
+          <w:ilvl w:val="0"/>
+          <w:numId w:val="39"/>
+        </w:numPr>
+        <w:spacing w:before="100" w:beforeAutospacing="1" w:after="100" w:afterAutospacing="1" w:line="240" w:lineRule="auto"/>
+        <w:rPr>
+          <w:rFonts w:ascii="Times New Roman" w:eastAsia="Times New Roman" w:hAnsi="Times New Roman" w:cs="Times New Roman"/>
+          <w:sz w:val="24"/>
+          <w:szCs w:val="24"/>
+        </w:rPr>
+      </w:pPr>
+      <w:r>
+        <w:rPr>
+          <w:rFonts w:ascii="Times New Roman" w:eastAsia="Times New Roman" w:hAnsi="Times New Roman" w:cs="Times New Roman"/>
+          <w:b/>
+          <w:bCs/>
+          <w:sz w:val="24"/>
+          <w:szCs w:val="24"/>
+        </w:rPr>
+        <w:t>Greedy-</w:t>
+      </w:r>
+      <w:r>
+        <w:rPr>
+          <w:rFonts w:ascii="Nirmala UI" w:eastAsia="Times New Roman" w:hAnsi="Nirmala UI" w:cs="Nirmala UI"/>
+          <w:b/>
+          <w:bCs/>
+          <w:sz w:val="24"/>
+          <w:szCs w:val="24"/>
+        </w:rPr>
+        <w:t>র</w:t>
+      </w:r>
+      <w:r>
+        <w:rPr>
+          <w:rFonts w:ascii="Times New Roman" w:eastAsia="Times New Roman" w:hAnsi="Times New Roman" w:cs="Times New Roman"/>
+          <w:b/>
+          <w:bCs/>
+          <w:sz w:val="24"/>
+          <w:szCs w:val="24"/>
+        </w:rPr>
+        <w:t xml:space="preserve"> </w:t>
+      </w:r>
+      <w:proofErr w:type="spellStart"/>
+      <w:r>
+        <w:rPr>
+          <w:rFonts w:ascii="Nirmala UI" w:eastAsia="Times New Roman" w:hAnsi="Nirmala UI" w:cs="Nirmala UI"/>
+          <w:b/>
+          <w:bCs/>
+          <w:sz w:val="24"/>
+          <w:szCs w:val="24"/>
+        </w:rPr>
+        <w:t>ভুল</w:t>
+      </w:r>
+      <w:proofErr w:type="spellEnd"/>
+      <w:r>
+        <w:rPr>
+          <w:rFonts w:ascii="Times New Roman" w:eastAsia="Times New Roman" w:hAnsi="Times New Roman" w:cs="Times New Roman"/>
+          <w:b/>
+          <w:bCs/>
+          <w:sz w:val="24"/>
+          <w:szCs w:val="24"/>
+        </w:rPr>
+        <w:t>:</w:t>
+      </w:r>
+      <w:r>
+        <w:rPr>
+          <w:rFonts w:ascii="Times New Roman" w:eastAsia="Times New Roman" w:hAnsi="Times New Roman" w:cs="Times New Roman"/>
+          <w:sz w:val="24"/>
+          <w:szCs w:val="24"/>
+        </w:rPr>
+        <w:t xml:space="preserve"> </w:t>
+      </w:r>
+      <w:proofErr w:type="spellStart"/>
+      <w:r>
+        <w:rPr>
+          <w:rFonts w:ascii="Nirmala UI" w:eastAsia="Times New Roman" w:hAnsi="Nirmala UI" w:cs="Nirmala UI"/>
+          <w:sz w:val="24"/>
+          <w:szCs w:val="24"/>
+        </w:rPr>
+        <w:t>অনেক</w:t>
+      </w:r>
+      <w:proofErr w:type="spellEnd"/>
+      <w:r>
+        <w:rPr>
+          <w:rFonts w:ascii="Times New Roman" w:eastAsia="Times New Roman" w:hAnsi="Times New Roman" w:cs="Times New Roman"/>
+          <w:sz w:val="24"/>
+          <w:szCs w:val="24"/>
+        </w:rPr>
+        <w:t xml:space="preserve"> </w:t>
+      </w:r>
+      <w:proofErr w:type="spellStart"/>
+      <w:r>
+        <w:rPr>
+          <w:rFonts w:ascii="Nirmala UI" w:eastAsia="Times New Roman" w:hAnsi="Nirmala UI" w:cs="Nirmala UI"/>
+          <w:sz w:val="24"/>
+          <w:szCs w:val="24"/>
+        </w:rPr>
+        <w:t>সময়</w:t>
+      </w:r>
+      <w:proofErr w:type="spellEnd"/>
+      <w:r>
+        <w:rPr>
+          <w:rFonts w:ascii="Times New Roman" w:eastAsia="Times New Roman" w:hAnsi="Times New Roman" w:cs="Times New Roman"/>
+          <w:sz w:val="24"/>
+          <w:szCs w:val="24"/>
+        </w:rPr>
+        <w:t xml:space="preserve"> </w:t>
+      </w:r>
+      <w:proofErr w:type="spellStart"/>
+      <w:r>
+        <w:rPr>
+          <w:rFonts w:ascii="Nirmala UI" w:eastAsia="Times New Roman" w:hAnsi="Nirmala UI" w:cs="Nirmala UI"/>
+          <w:sz w:val="24"/>
+          <w:szCs w:val="24"/>
+        </w:rPr>
+        <w:t>সামনে</w:t>
+      </w:r>
+      <w:proofErr w:type="spellEnd"/>
+      <w:r>
+        <w:rPr>
+          <w:rFonts w:ascii="Times New Roman" w:eastAsia="Times New Roman" w:hAnsi="Times New Roman" w:cs="Times New Roman"/>
+          <w:sz w:val="24"/>
+          <w:szCs w:val="24"/>
+        </w:rPr>
+        <w:t xml:space="preserve"> </w:t>
+      </w:r>
+      <w:proofErr w:type="spellStart"/>
+      <w:r>
+        <w:rPr>
+          <w:rFonts w:ascii="Nirmala UI" w:eastAsia="Times New Roman" w:hAnsi="Nirmala UI" w:cs="Nirmala UI"/>
+          <w:sz w:val="24"/>
+          <w:szCs w:val="24"/>
+        </w:rPr>
+        <w:t>একটু</w:t>
+      </w:r>
+      <w:proofErr w:type="spellEnd"/>
+      <w:r>
+        <w:rPr>
+          <w:rFonts w:ascii="Times New Roman" w:eastAsia="Times New Roman" w:hAnsi="Times New Roman" w:cs="Times New Roman"/>
+          <w:sz w:val="24"/>
+          <w:szCs w:val="24"/>
+        </w:rPr>
+        <w:t xml:space="preserve"> </w:t>
+      </w:r>
+      <w:proofErr w:type="spellStart"/>
+      <w:r>
+        <w:rPr>
+          <w:rFonts w:ascii="Nirmala UI" w:eastAsia="Times New Roman" w:hAnsi="Nirmala UI" w:cs="Nirmala UI"/>
+          <w:sz w:val="24"/>
+          <w:szCs w:val="24"/>
+        </w:rPr>
+        <w:t>নিচে</w:t>
+      </w:r>
+      <w:proofErr w:type="spellEnd"/>
+      <w:r>
+        <w:rPr>
+          <w:rFonts w:ascii="Times New Roman" w:eastAsia="Times New Roman" w:hAnsi="Times New Roman" w:cs="Times New Roman"/>
+          <w:sz w:val="24"/>
+          <w:szCs w:val="24"/>
+        </w:rPr>
+        <w:t xml:space="preserve"> </w:t>
+      </w:r>
+      <w:proofErr w:type="spellStart"/>
+      <w:r>
+        <w:rPr>
+          <w:rFonts w:ascii="Nirmala UI" w:eastAsia="Times New Roman" w:hAnsi="Nirmala UI" w:cs="Nirmala UI"/>
+          <w:sz w:val="24"/>
+          <w:szCs w:val="24"/>
+        </w:rPr>
+        <w:t>নেমে</w:t>
+      </w:r>
+      <w:proofErr w:type="spellEnd"/>
+      <w:r>
+        <w:rPr>
+          <w:rFonts w:ascii="Times New Roman" w:eastAsia="Times New Roman" w:hAnsi="Times New Roman" w:cs="Times New Roman"/>
+          <w:sz w:val="24"/>
+          <w:szCs w:val="24"/>
+        </w:rPr>
+        <w:t xml:space="preserve"> </w:t>
+      </w:r>
+      <w:proofErr w:type="spellStart"/>
+      <w:r>
+        <w:rPr>
+          <w:rFonts w:ascii="Nirmala UI" w:eastAsia="Times New Roman" w:hAnsi="Nirmala UI" w:cs="Nirmala UI"/>
+          <w:sz w:val="24"/>
+          <w:szCs w:val="24"/>
+        </w:rPr>
+        <w:t>তারপর</w:t>
+      </w:r>
+      <w:proofErr w:type="spellEnd"/>
+      <w:r>
+        <w:rPr>
+          <w:rFonts w:ascii="Times New Roman" w:eastAsia="Times New Roman" w:hAnsi="Times New Roman" w:cs="Times New Roman"/>
+          <w:sz w:val="24"/>
+          <w:szCs w:val="24"/>
+        </w:rPr>
+        <w:t xml:space="preserve"> </w:t>
+      </w:r>
+      <w:proofErr w:type="spellStart"/>
+      <w:r>
+        <w:rPr>
+          <w:rFonts w:ascii="Nirmala UI" w:eastAsia="Times New Roman" w:hAnsi="Nirmala UI" w:cs="Nirmala UI"/>
+          <w:sz w:val="24"/>
+          <w:szCs w:val="24"/>
+        </w:rPr>
+        <w:t>বড়</w:t>
+      </w:r>
+      <w:proofErr w:type="spellEnd"/>
+      <w:r>
+        <w:rPr>
+          <w:rFonts w:ascii="Times New Roman" w:eastAsia="Times New Roman" w:hAnsi="Times New Roman" w:cs="Times New Roman"/>
+          <w:sz w:val="24"/>
+          <w:szCs w:val="24"/>
+        </w:rPr>
+        <w:t xml:space="preserve"> </w:t>
+      </w:r>
+      <w:proofErr w:type="spellStart"/>
+      <w:r>
+        <w:rPr>
+          <w:rFonts w:ascii="Nirmala UI" w:eastAsia="Times New Roman" w:hAnsi="Nirmala UI" w:cs="Nirmala UI"/>
+          <w:sz w:val="24"/>
+          <w:szCs w:val="24"/>
+        </w:rPr>
+        <w:t>পাহাড়ে</w:t>
+      </w:r>
+      <w:proofErr w:type="spellEnd"/>
+      <w:r>
+        <w:rPr>
+          <w:rFonts w:ascii="Times New Roman" w:eastAsia="Times New Roman" w:hAnsi="Times New Roman" w:cs="Times New Roman"/>
+          <w:sz w:val="24"/>
+          <w:szCs w:val="24"/>
+        </w:rPr>
+        <w:t xml:space="preserve"> </w:t>
+      </w:r>
+      <w:proofErr w:type="spellStart"/>
+      <w:r>
+        <w:rPr>
+          <w:rFonts w:ascii="Nirmala UI" w:eastAsia="Times New Roman" w:hAnsi="Nirmala UI" w:cs="Nirmala UI"/>
+          <w:sz w:val="24"/>
+          <w:szCs w:val="24"/>
+        </w:rPr>
+        <w:t>উঠতে</w:t>
+      </w:r>
+      <w:proofErr w:type="spellEnd"/>
+      <w:r>
+        <w:rPr>
+          <w:rFonts w:ascii="Times New Roman" w:eastAsia="Times New Roman" w:hAnsi="Times New Roman" w:cs="Times New Roman"/>
+          <w:sz w:val="24"/>
+          <w:szCs w:val="24"/>
+        </w:rPr>
+        <w:t xml:space="preserve"> </w:t>
+      </w:r>
+      <w:proofErr w:type="spellStart"/>
+      <w:r>
+        <w:rPr>
+          <w:rFonts w:ascii="Nirmala UI" w:eastAsia="Times New Roman" w:hAnsi="Nirmala UI" w:cs="Nirmala UI"/>
+          <w:sz w:val="24"/>
+          <w:szCs w:val="24"/>
+        </w:rPr>
+        <w:t>হয়</w:t>
+      </w:r>
+      <w:proofErr w:type="spellEnd"/>
+      <w:r>
+        <w:rPr>
+          <w:rFonts w:ascii="Nirmala UI" w:eastAsia="Times New Roman" w:hAnsi="Nirmala UI" w:cs="Nirmala UI"/>
+          <w:sz w:val="24"/>
+          <w:szCs w:val="24"/>
+        </w:rPr>
+        <w:t>।</w:t>
+      </w:r>
+      <w:r>
+        <w:rPr>
+          <w:rFonts w:ascii="Times New Roman" w:eastAsia="Times New Roman" w:hAnsi="Times New Roman" w:cs="Times New Roman"/>
+          <w:sz w:val="24"/>
+          <w:szCs w:val="24"/>
+        </w:rPr>
+        <w:t xml:space="preserve"> </w:t>
+      </w:r>
+      <w:proofErr w:type="spellStart"/>
+      <w:r>
+        <w:rPr>
+          <w:rFonts w:ascii="Nirmala UI" w:eastAsia="Times New Roman" w:hAnsi="Nirmala UI" w:cs="Nirmala UI"/>
+          <w:sz w:val="24"/>
+          <w:szCs w:val="24"/>
+        </w:rPr>
+        <w:t>কিন্তু</w:t>
+      </w:r>
+      <w:proofErr w:type="spellEnd"/>
+      <w:r>
+        <w:rPr>
+          <w:rFonts w:ascii="Times New Roman" w:eastAsia="Times New Roman" w:hAnsi="Times New Roman" w:cs="Times New Roman"/>
+          <w:sz w:val="24"/>
+          <w:szCs w:val="24"/>
+        </w:rPr>
+        <w:t xml:space="preserve"> Greedy </w:t>
+      </w:r>
+      <w:proofErr w:type="spellStart"/>
+      <w:r>
+        <w:rPr>
+          <w:rFonts w:ascii="Nirmala UI" w:eastAsia="Times New Roman" w:hAnsi="Nirmala UI" w:cs="Nirmala UI"/>
+          <w:sz w:val="24"/>
+          <w:szCs w:val="24"/>
+        </w:rPr>
+        <w:t>যেহেতু</w:t>
+      </w:r>
+      <w:proofErr w:type="spellEnd"/>
+      <w:r>
+        <w:rPr>
+          <w:rFonts w:ascii="Times New Roman" w:eastAsia="Times New Roman" w:hAnsi="Times New Roman" w:cs="Times New Roman"/>
+          <w:sz w:val="24"/>
+          <w:szCs w:val="24"/>
+        </w:rPr>
+        <w:t xml:space="preserve"> </w:t>
+      </w:r>
+      <w:proofErr w:type="spellStart"/>
+      <w:r>
+        <w:rPr>
+          <w:rFonts w:ascii="Nirmala UI" w:eastAsia="Times New Roman" w:hAnsi="Nirmala UI" w:cs="Nirmala UI"/>
+          <w:sz w:val="24"/>
+          <w:szCs w:val="24"/>
+        </w:rPr>
+        <w:t>নিচে</w:t>
+      </w:r>
+      <w:proofErr w:type="spellEnd"/>
+      <w:r>
+        <w:rPr>
+          <w:rFonts w:ascii="Times New Roman" w:eastAsia="Times New Roman" w:hAnsi="Times New Roman" w:cs="Times New Roman"/>
+          <w:sz w:val="24"/>
+          <w:szCs w:val="24"/>
+        </w:rPr>
+        <w:t xml:space="preserve"> </w:t>
+      </w:r>
+      <w:proofErr w:type="spellStart"/>
+      <w:r>
+        <w:rPr>
+          <w:rFonts w:ascii="Nirmala UI" w:eastAsia="Times New Roman" w:hAnsi="Nirmala UI" w:cs="Nirmala UI"/>
+          <w:sz w:val="24"/>
+          <w:szCs w:val="24"/>
+        </w:rPr>
+        <w:t>নামতে</w:t>
+      </w:r>
+      <w:proofErr w:type="spellEnd"/>
+      <w:r>
+        <w:rPr>
+          <w:rFonts w:ascii="Times New Roman" w:eastAsia="Times New Roman" w:hAnsi="Times New Roman" w:cs="Times New Roman"/>
+          <w:sz w:val="24"/>
+          <w:szCs w:val="24"/>
+        </w:rPr>
+        <w:t xml:space="preserve"> </w:t>
+      </w:r>
+      <w:proofErr w:type="spellStart"/>
+      <w:r>
+        <w:rPr>
+          <w:rFonts w:ascii="Nirmala UI" w:eastAsia="Times New Roman" w:hAnsi="Nirmala UI" w:cs="Nirmala UI"/>
+          <w:sz w:val="24"/>
+          <w:szCs w:val="24"/>
+        </w:rPr>
+        <w:t>জানে</w:t>
+      </w:r>
+      <w:proofErr w:type="spellEnd"/>
+      <w:r>
+        <w:rPr>
+          <w:rFonts w:ascii="Times New Roman" w:eastAsia="Times New Roman" w:hAnsi="Times New Roman" w:cs="Times New Roman"/>
+          <w:sz w:val="24"/>
+          <w:szCs w:val="24"/>
+        </w:rPr>
+        <w:t xml:space="preserve"> </w:t>
+      </w:r>
+      <w:proofErr w:type="spellStart"/>
+      <w:r>
+        <w:rPr>
+          <w:rFonts w:ascii="Nirmala UI" w:eastAsia="Times New Roman" w:hAnsi="Nirmala UI" w:cs="Nirmala UI"/>
+          <w:sz w:val="24"/>
+          <w:szCs w:val="24"/>
+        </w:rPr>
+        <w:t>না</w:t>
+      </w:r>
+      <w:proofErr w:type="spellEnd"/>
+      <w:r>
+        <w:rPr>
+          <w:rFonts w:ascii="Times New Roman" w:eastAsia="Times New Roman" w:hAnsi="Times New Roman" w:cs="Times New Roman"/>
+          <w:sz w:val="24"/>
+          <w:szCs w:val="24"/>
+        </w:rPr>
+        <w:t xml:space="preserve"> (</w:t>
+      </w:r>
+      <w:proofErr w:type="spellStart"/>
+      <w:r>
+        <w:rPr>
+          <w:rFonts w:ascii="Nirmala UI" w:eastAsia="Times New Roman" w:hAnsi="Nirmala UI" w:cs="Nirmala UI"/>
+          <w:sz w:val="24"/>
+          <w:szCs w:val="24"/>
+        </w:rPr>
+        <w:t>সে</w:t>
+      </w:r>
+      <w:proofErr w:type="spellEnd"/>
+      <w:r>
+        <w:rPr>
+          <w:rFonts w:ascii="Times New Roman" w:eastAsia="Times New Roman" w:hAnsi="Times New Roman" w:cs="Times New Roman"/>
+          <w:sz w:val="24"/>
+          <w:szCs w:val="24"/>
+        </w:rPr>
+        <w:t xml:space="preserve"> </w:t>
+      </w:r>
+      <w:proofErr w:type="spellStart"/>
+      <w:r>
+        <w:rPr>
+          <w:rFonts w:ascii="Nirmala UI" w:eastAsia="Times New Roman" w:hAnsi="Nirmala UI" w:cs="Nirmala UI"/>
+          <w:sz w:val="24"/>
+          <w:szCs w:val="24"/>
+        </w:rPr>
+        <w:t>শুধু</w:t>
+      </w:r>
+      <w:proofErr w:type="spellEnd"/>
+      <w:r>
+        <w:rPr>
+          <w:rFonts w:ascii="Times New Roman" w:eastAsia="Times New Roman" w:hAnsi="Times New Roman" w:cs="Times New Roman"/>
+          <w:sz w:val="24"/>
+          <w:szCs w:val="24"/>
+        </w:rPr>
+        <w:t xml:space="preserve"> </w:t>
+      </w:r>
+      <w:proofErr w:type="spellStart"/>
+      <w:r>
+        <w:rPr>
+          <w:rFonts w:ascii="Nirmala UI" w:eastAsia="Times New Roman" w:hAnsi="Nirmala UI" w:cs="Nirmala UI"/>
+          <w:sz w:val="24"/>
+          <w:szCs w:val="24"/>
+        </w:rPr>
+        <w:t>বর্তমান</w:t>
+      </w:r>
+      <w:proofErr w:type="spellEnd"/>
+      <w:r>
+        <w:rPr>
+          <w:rFonts w:ascii="Times New Roman" w:eastAsia="Times New Roman" w:hAnsi="Times New Roman" w:cs="Times New Roman"/>
+          <w:sz w:val="24"/>
+          <w:szCs w:val="24"/>
+        </w:rPr>
+        <w:t xml:space="preserve"> </w:t>
+      </w:r>
+      <w:proofErr w:type="spellStart"/>
+      <w:r>
+        <w:rPr>
+          <w:rFonts w:ascii="Nirmala UI" w:eastAsia="Times New Roman" w:hAnsi="Nirmala UI" w:cs="Nirmala UI"/>
+          <w:sz w:val="24"/>
+          <w:szCs w:val="24"/>
+        </w:rPr>
+        <w:t>লাভ</w:t>
+      </w:r>
+      <w:proofErr w:type="spellEnd"/>
+      <w:r>
+        <w:rPr>
+          <w:rFonts w:ascii="Times New Roman" w:eastAsia="Times New Roman" w:hAnsi="Times New Roman" w:cs="Times New Roman"/>
+          <w:sz w:val="24"/>
+          <w:szCs w:val="24"/>
+        </w:rPr>
+        <w:t xml:space="preserve"> </w:t>
+      </w:r>
+      <w:proofErr w:type="spellStart"/>
+      <w:r>
+        <w:rPr>
+          <w:rFonts w:ascii="Nirmala UI" w:eastAsia="Times New Roman" w:hAnsi="Nirmala UI" w:cs="Nirmala UI"/>
+          <w:sz w:val="24"/>
+          <w:szCs w:val="24"/>
+        </w:rPr>
+        <w:t>দেখে</w:t>
+      </w:r>
+      <w:proofErr w:type="spellEnd"/>
+      <w:r>
+        <w:rPr>
+          <w:rFonts w:ascii="Times New Roman" w:eastAsia="Times New Roman" w:hAnsi="Times New Roman" w:cs="Times New Roman"/>
+          <w:sz w:val="24"/>
+          <w:szCs w:val="24"/>
+        </w:rPr>
+        <w:t xml:space="preserve">), </w:t>
+      </w:r>
+      <w:proofErr w:type="spellStart"/>
+      <w:r>
+        <w:rPr>
+          <w:rFonts w:ascii="Nirmala UI" w:eastAsia="Times New Roman" w:hAnsi="Nirmala UI" w:cs="Nirmala UI"/>
+          <w:sz w:val="24"/>
+          <w:szCs w:val="24"/>
+        </w:rPr>
+        <w:t>তাই</w:t>
+      </w:r>
+      <w:proofErr w:type="spellEnd"/>
+      <w:r>
+        <w:rPr>
+          <w:rFonts w:ascii="Times New Roman" w:eastAsia="Times New Roman" w:hAnsi="Times New Roman" w:cs="Times New Roman"/>
+          <w:sz w:val="24"/>
+          <w:szCs w:val="24"/>
+        </w:rPr>
+        <w:t xml:space="preserve"> </w:t>
+      </w:r>
+      <w:proofErr w:type="spellStart"/>
+      <w:r>
+        <w:rPr>
+          <w:rFonts w:ascii="Nirmala UI" w:eastAsia="Times New Roman" w:hAnsi="Nirmala UI" w:cs="Nirmala UI"/>
+          <w:sz w:val="24"/>
+          <w:szCs w:val="24"/>
+        </w:rPr>
+        <w:t>সে</w:t>
+      </w:r>
+      <w:proofErr w:type="spellEnd"/>
+      <w:r>
+        <w:rPr>
+          <w:rFonts w:ascii="Times New Roman" w:eastAsia="Times New Roman" w:hAnsi="Times New Roman" w:cs="Times New Roman"/>
+          <w:sz w:val="24"/>
+          <w:szCs w:val="24"/>
+        </w:rPr>
+        <w:t xml:space="preserve"> </w:t>
+      </w:r>
+      <w:proofErr w:type="spellStart"/>
+      <w:r>
+        <w:rPr>
+          <w:rFonts w:ascii="Nirmala UI" w:eastAsia="Times New Roman" w:hAnsi="Nirmala UI" w:cs="Nirmala UI"/>
+          <w:sz w:val="24"/>
+          <w:szCs w:val="24"/>
+        </w:rPr>
+        <w:t>হয়তো</w:t>
+      </w:r>
+      <w:proofErr w:type="spellEnd"/>
+      <w:r>
+        <w:rPr>
+          <w:rFonts w:ascii="Times New Roman" w:eastAsia="Times New Roman" w:hAnsi="Times New Roman" w:cs="Times New Roman"/>
+          <w:sz w:val="24"/>
+          <w:szCs w:val="24"/>
+        </w:rPr>
+        <w:t xml:space="preserve"> </w:t>
+      </w:r>
+      <w:proofErr w:type="spellStart"/>
+      <w:r>
+        <w:rPr>
+          <w:rFonts w:ascii="Nirmala UI" w:eastAsia="Times New Roman" w:hAnsi="Nirmala UI" w:cs="Nirmala UI"/>
+          <w:sz w:val="24"/>
+          <w:szCs w:val="24"/>
+        </w:rPr>
+        <w:t>একটা</w:t>
+      </w:r>
+      <w:proofErr w:type="spellEnd"/>
+      <w:r>
+        <w:rPr>
+          <w:rFonts w:ascii="Times New Roman" w:eastAsia="Times New Roman" w:hAnsi="Times New Roman" w:cs="Times New Roman"/>
+          <w:sz w:val="24"/>
+          <w:szCs w:val="24"/>
+        </w:rPr>
+        <w:t xml:space="preserve"> </w:t>
+      </w:r>
+      <w:proofErr w:type="spellStart"/>
+      <w:r>
+        <w:rPr>
+          <w:rFonts w:ascii="Nirmala UI" w:eastAsia="Times New Roman" w:hAnsi="Nirmala UI" w:cs="Nirmala UI"/>
+          <w:sz w:val="24"/>
+          <w:szCs w:val="24"/>
+        </w:rPr>
+        <w:t>ছোট</w:t>
+      </w:r>
+      <w:proofErr w:type="spellEnd"/>
+      <w:r>
+        <w:rPr>
+          <w:rFonts w:ascii="Times New Roman" w:eastAsia="Times New Roman" w:hAnsi="Times New Roman" w:cs="Times New Roman"/>
+          <w:sz w:val="24"/>
+          <w:szCs w:val="24"/>
+        </w:rPr>
+        <w:t xml:space="preserve"> </w:t>
+      </w:r>
+      <w:proofErr w:type="spellStart"/>
+      <w:r>
+        <w:rPr>
+          <w:rFonts w:ascii="Nirmala UI" w:eastAsia="Times New Roman" w:hAnsi="Nirmala UI" w:cs="Nirmala UI"/>
+          <w:sz w:val="24"/>
+          <w:szCs w:val="24"/>
+        </w:rPr>
+        <w:t>টিলার</w:t>
+      </w:r>
+      <w:proofErr w:type="spellEnd"/>
+      <w:r>
+        <w:rPr>
+          <w:rFonts w:ascii="Times New Roman" w:eastAsia="Times New Roman" w:hAnsi="Times New Roman" w:cs="Times New Roman"/>
+          <w:sz w:val="24"/>
+          <w:szCs w:val="24"/>
+        </w:rPr>
+        <w:t xml:space="preserve"> </w:t>
+      </w:r>
+      <w:proofErr w:type="spellStart"/>
+      <w:r>
+        <w:rPr>
+          <w:rFonts w:ascii="Nirmala UI" w:eastAsia="Times New Roman" w:hAnsi="Nirmala UI" w:cs="Nirmala UI"/>
+          <w:sz w:val="24"/>
+          <w:szCs w:val="24"/>
+        </w:rPr>
+        <w:t>ওপর</w:t>
+      </w:r>
+      <w:proofErr w:type="spellEnd"/>
+      <w:r>
+        <w:rPr>
+          <w:rFonts w:ascii="Times New Roman" w:eastAsia="Times New Roman" w:hAnsi="Times New Roman" w:cs="Times New Roman"/>
+          <w:sz w:val="24"/>
+          <w:szCs w:val="24"/>
+        </w:rPr>
+        <w:t xml:space="preserve"> </w:t>
+      </w:r>
+      <w:proofErr w:type="spellStart"/>
+      <w:r>
+        <w:rPr>
+          <w:rFonts w:ascii="Nirmala UI" w:eastAsia="Times New Roman" w:hAnsi="Nirmala UI" w:cs="Nirmala UI"/>
+          <w:sz w:val="24"/>
+          <w:szCs w:val="24"/>
+        </w:rPr>
+        <w:t>উঠে</w:t>
+      </w:r>
+      <w:proofErr w:type="spellEnd"/>
+      <w:r>
+        <w:rPr>
+          <w:rFonts w:ascii="Times New Roman" w:eastAsia="Times New Roman" w:hAnsi="Times New Roman" w:cs="Times New Roman"/>
+          <w:sz w:val="24"/>
+          <w:szCs w:val="24"/>
+        </w:rPr>
+        <w:t xml:space="preserve"> </w:t>
+      </w:r>
+      <w:proofErr w:type="spellStart"/>
+      <w:r>
+        <w:rPr>
+          <w:rFonts w:ascii="Nirmala UI" w:eastAsia="Times New Roman" w:hAnsi="Nirmala UI" w:cs="Nirmala UI"/>
+          <w:sz w:val="24"/>
+          <w:szCs w:val="24"/>
+        </w:rPr>
+        <w:t>আটকে</w:t>
+      </w:r>
+      <w:proofErr w:type="spellEnd"/>
+      <w:r>
+        <w:rPr>
+          <w:rFonts w:ascii="Times New Roman" w:eastAsia="Times New Roman" w:hAnsi="Times New Roman" w:cs="Times New Roman"/>
+          <w:sz w:val="24"/>
+          <w:szCs w:val="24"/>
+        </w:rPr>
+        <w:t xml:space="preserve"> </w:t>
+      </w:r>
+      <w:proofErr w:type="spellStart"/>
+      <w:r>
+        <w:rPr>
+          <w:rFonts w:ascii="Nirmala UI" w:eastAsia="Times New Roman" w:hAnsi="Nirmala UI" w:cs="Nirmala UI"/>
+          <w:sz w:val="24"/>
+          <w:szCs w:val="24"/>
+        </w:rPr>
+        <w:t>যাবে</w:t>
+      </w:r>
+      <w:proofErr w:type="spellEnd"/>
+      <w:r>
+        <w:rPr>
+          <w:rFonts w:ascii="Nirmala UI" w:eastAsia="Times New Roman" w:hAnsi="Nirmala UI" w:cs="Nirmala UI"/>
+          <w:sz w:val="24"/>
+          <w:szCs w:val="24"/>
+        </w:rPr>
+        <w:t>।</w:t>
+      </w:r>
+      <w:r>
+        <w:rPr>
+          <w:rFonts w:ascii="Times New Roman" w:eastAsia="Times New Roman" w:hAnsi="Times New Roman" w:cs="Times New Roman"/>
+          <w:sz w:val="24"/>
+          <w:szCs w:val="24"/>
+        </w:rPr>
+        <w:t xml:space="preserve"> </w:t>
+      </w:r>
+      <w:proofErr w:type="spellStart"/>
+      <w:r>
+        <w:rPr>
+          <w:rFonts w:ascii="Nirmala UI" w:eastAsia="Times New Roman" w:hAnsi="Nirmala UI" w:cs="Nirmala UI"/>
+          <w:sz w:val="24"/>
+          <w:szCs w:val="24"/>
+        </w:rPr>
+        <w:t>সে</w:t>
+      </w:r>
+      <w:proofErr w:type="spellEnd"/>
+      <w:r>
+        <w:rPr>
+          <w:rFonts w:ascii="Times New Roman" w:eastAsia="Times New Roman" w:hAnsi="Times New Roman" w:cs="Times New Roman"/>
+          <w:sz w:val="24"/>
+          <w:szCs w:val="24"/>
+        </w:rPr>
+        <w:t xml:space="preserve"> </w:t>
+      </w:r>
+      <w:proofErr w:type="spellStart"/>
+      <w:r>
+        <w:rPr>
+          <w:rFonts w:ascii="Nirmala UI" w:eastAsia="Times New Roman" w:hAnsi="Nirmala UI" w:cs="Nirmala UI"/>
+          <w:sz w:val="24"/>
+          <w:szCs w:val="24"/>
+        </w:rPr>
+        <w:t>আসল</w:t>
+      </w:r>
+      <w:proofErr w:type="spellEnd"/>
+      <w:r>
+        <w:rPr>
+          <w:rFonts w:ascii="Times New Roman" w:eastAsia="Times New Roman" w:hAnsi="Times New Roman" w:cs="Times New Roman"/>
+          <w:sz w:val="24"/>
+          <w:szCs w:val="24"/>
+        </w:rPr>
+        <w:t xml:space="preserve"> </w:t>
+      </w:r>
+      <w:proofErr w:type="spellStart"/>
+      <w:r>
+        <w:rPr>
+          <w:rFonts w:ascii="Nirmala UI" w:eastAsia="Times New Roman" w:hAnsi="Nirmala UI" w:cs="Nirmala UI"/>
+          <w:sz w:val="24"/>
+          <w:szCs w:val="24"/>
+        </w:rPr>
+        <w:t>উঁচু</w:t>
+      </w:r>
+      <w:proofErr w:type="spellEnd"/>
+      <w:r>
+        <w:rPr>
+          <w:rFonts w:ascii="Times New Roman" w:eastAsia="Times New Roman" w:hAnsi="Times New Roman" w:cs="Times New Roman"/>
+          <w:sz w:val="24"/>
+          <w:szCs w:val="24"/>
+        </w:rPr>
+        <w:t xml:space="preserve"> </w:t>
+      </w:r>
+      <w:proofErr w:type="spellStart"/>
+      <w:r>
+        <w:rPr>
+          <w:rFonts w:ascii="Nirmala UI" w:eastAsia="Times New Roman" w:hAnsi="Nirmala UI" w:cs="Nirmala UI"/>
+          <w:sz w:val="24"/>
+          <w:szCs w:val="24"/>
+        </w:rPr>
+        <w:t>পাহাড়ে</w:t>
+      </w:r>
+      <w:proofErr w:type="spellEnd"/>
+      <w:r>
+        <w:rPr>
+          <w:rFonts w:ascii="Times New Roman" w:eastAsia="Times New Roman" w:hAnsi="Times New Roman" w:cs="Times New Roman"/>
+          <w:sz w:val="24"/>
+          <w:szCs w:val="24"/>
+        </w:rPr>
+        <w:t xml:space="preserve"> </w:t>
+      </w:r>
+      <w:proofErr w:type="spellStart"/>
+      <w:r>
+        <w:rPr>
+          <w:rFonts w:ascii="Nirmala UI" w:eastAsia="Times New Roman" w:hAnsi="Nirmala UI" w:cs="Nirmala UI"/>
+          <w:sz w:val="24"/>
+          <w:szCs w:val="24"/>
+        </w:rPr>
+        <w:t>আর</w:t>
+      </w:r>
+      <w:proofErr w:type="spellEnd"/>
+      <w:r>
+        <w:rPr>
+          <w:rFonts w:ascii="Times New Roman" w:eastAsia="Times New Roman" w:hAnsi="Times New Roman" w:cs="Times New Roman"/>
+          <w:sz w:val="24"/>
+          <w:szCs w:val="24"/>
+        </w:rPr>
+        <w:t xml:space="preserve"> </w:t>
+      </w:r>
+      <w:proofErr w:type="spellStart"/>
+      <w:r>
+        <w:rPr>
+          <w:rFonts w:ascii="Nirmala UI" w:eastAsia="Times New Roman" w:hAnsi="Nirmala UI" w:cs="Nirmala UI"/>
+          <w:sz w:val="24"/>
+          <w:szCs w:val="24"/>
+        </w:rPr>
+        <w:t>পৌঁছাতে</w:t>
+      </w:r>
+      <w:proofErr w:type="spellEnd"/>
+      <w:r>
+        <w:rPr>
+          <w:rFonts w:ascii="Times New Roman" w:eastAsia="Times New Roman" w:hAnsi="Times New Roman" w:cs="Times New Roman"/>
+          <w:sz w:val="24"/>
+          <w:szCs w:val="24"/>
+        </w:rPr>
+        <w:t xml:space="preserve"> </w:t>
+      </w:r>
+      <w:proofErr w:type="spellStart"/>
+      <w:r>
+        <w:rPr>
+          <w:rFonts w:ascii="Nirmala UI" w:eastAsia="Times New Roman" w:hAnsi="Nirmala UI" w:cs="Nirmala UI"/>
+          <w:sz w:val="24"/>
+          <w:szCs w:val="24"/>
+        </w:rPr>
+        <w:t>পারবে</w:t>
+      </w:r>
+      <w:proofErr w:type="spellEnd"/>
+      <w:r>
+        <w:rPr>
+          <w:rFonts w:ascii="Times New Roman" w:eastAsia="Times New Roman" w:hAnsi="Times New Roman" w:cs="Times New Roman"/>
+          <w:sz w:val="24"/>
+          <w:szCs w:val="24"/>
+        </w:rPr>
+        <w:t xml:space="preserve"> </w:t>
+      </w:r>
+      <w:proofErr w:type="spellStart"/>
+      <w:r>
+        <w:rPr>
+          <w:rFonts w:ascii="Nirmala UI" w:eastAsia="Times New Roman" w:hAnsi="Nirmala UI" w:cs="Nirmala UI"/>
+          <w:sz w:val="24"/>
+          <w:szCs w:val="24"/>
+        </w:rPr>
+        <w:t>না</w:t>
+      </w:r>
+      <w:proofErr w:type="spellEnd"/>
+      <w:r>
+        <w:rPr>
+          <w:rFonts w:ascii="Nirmala UI" w:eastAsia="Times New Roman" w:hAnsi="Nirmala UI" w:cs="Nirmala UI"/>
+          <w:sz w:val="24"/>
+          <w:szCs w:val="24"/>
+        </w:rPr>
+        <w:t>।</w:t>
+      </w:r>
+    </w:p>
+    <w:p>
+      <w:pPr>
+        <w:spacing w:before="100" w:beforeAutospacing="1" w:after="100" w:afterAutospacing="1" w:line="240" w:lineRule="auto"/>
+        <w:outlineLvl w:val="2"/>
+        <w:rPr>
+          <w:rFonts w:ascii="Times New Roman" w:eastAsia="Times New Roman" w:hAnsi="Times New Roman" w:cs="Times New Roman"/>
+          <w:b/>
+          <w:bCs/>
+          <w:sz w:val="27"/>
+          <w:szCs w:val="27"/>
+        </w:rPr>
+      </w:pPr>
+      <w:proofErr w:type="spellStart"/>
+      <w:r>
+        <w:rPr>
+          <w:rFonts w:ascii="Nirmala UI" w:eastAsia="Times New Roman" w:hAnsi="Nirmala UI" w:cs="Nirmala UI"/>
+          <w:b/>
+          <w:bCs/>
+          <w:sz w:val="27"/>
+          <w:szCs w:val="27"/>
+        </w:rPr>
+        <w:t>পরীক্ষায়</w:t>
+      </w:r>
+      <w:proofErr w:type="spellEnd"/>
+      <w:r>
+        <w:rPr>
+          <w:rFonts w:ascii="Times New Roman" w:eastAsia="Times New Roman" w:hAnsi="Times New Roman" w:cs="Times New Roman"/>
+          <w:b/>
+          <w:bCs/>
+          <w:sz w:val="27"/>
+          <w:szCs w:val="27"/>
+        </w:rPr>
+        <w:t xml:space="preserve"> </w:t>
+      </w:r>
+      <w:proofErr w:type="spellStart"/>
+      <w:r>
+        <w:rPr>
+          <w:rFonts w:ascii="Nirmala UI" w:eastAsia="Times New Roman" w:hAnsi="Nirmala UI" w:cs="Nirmala UI"/>
+          <w:b/>
+          <w:bCs/>
+          <w:sz w:val="27"/>
+          <w:szCs w:val="27"/>
+        </w:rPr>
+        <w:t>দেওয়ার</w:t>
+      </w:r>
+      <w:proofErr w:type="spellEnd"/>
+      <w:r>
+        <w:rPr>
+          <w:rFonts w:ascii="Times New Roman" w:eastAsia="Times New Roman" w:hAnsi="Times New Roman" w:cs="Times New Roman"/>
+          <w:b/>
+          <w:bCs/>
+          <w:sz w:val="27"/>
+          <w:szCs w:val="27"/>
+        </w:rPr>
+        <w:t xml:space="preserve"> </w:t>
+      </w:r>
+      <w:proofErr w:type="spellStart"/>
+      <w:r>
+        <w:rPr>
+          <w:rFonts w:ascii="Nirmala UI" w:eastAsia="Times New Roman" w:hAnsi="Nirmala UI" w:cs="Nirmala UI"/>
+          <w:b/>
+          <w:bCs/>
+          <w:sz w:val="27"/>
+          <w:szCs w:val="27"/>
+        </w:rPr>
+        <w:t>মতো</w:t>
+      </w:r>
+      <w:proofErr w:type="spellEnd"/>
+      <w:r>
+        <w:rPr>
+          <w:rFonts w:ascii="Times New Roman" w:eastAsia="Times New Roman" w:hAnsi="Times New Roman" w:cs="Times New Roman"/>
+          <w:b/>
+          <w:bCs/>
+          <w:sz w:val="27"/>
+          <w:szCs w:val="27"/>
+        </w:rPr>
+        <w:t xml:space="preserve"> </w:t>
+      </w:r>
+      <w:proofErr w:type="spellStart"/>
+      <w:r>
+        <w:rPr>
+          <w:rFonts w:ascii="Nirmala UI" w:eastAsia="Times New Roman" w:hAnsi="Nirmala UI" w:cs="Nirmala UI"/>
+          <w:b/>
+          <w:bCs/>
+          <w:sz w:val="27"/>
+          <w:szCs w:val="27"/>
+        </w:rPr>
+        <w:t>উদাহরণ</w:t>
+      </w:r>
+      <w:proofErr w:type="spellEnd"/>
+      <w:r>
+        <w:rPr>
+          <w:rFonts w:ascii="Times New Roman" w:eastAsia="Times New Roman" w:hAnsi="Times New Roman" w:cs="Times New Roman"/>
+          <w:b/>
+          <w:bCs/>
+          <w:sz w:val="27"/>
+          <w:szCs w:val="27"/>
+        </w:rPr>
+        <w:t>:</w:t>
+      </w:r>
+    </w:p>
+    <w:p>
+      <w:pPr>
+        <w:numPr>
+          <w:ilvl w:val="0"/>
+          <w:numId w:val="40"/>
+        </w:numPr>
+        <w:spacing w:before="100" w:beforeAutospacing="1" w:after="100" w:afterAutospacing="1" w:line="240" w:lineRule="auto"/>
+        <w:rPr>
+          <w:rFonts w:ascii="Times New Roman" w:eastAsia="Times New Roman" w:hAnsi="Times New Roman" w:cs="Times New Roman"/>
+          <w:sz w:val="24"/>
+          <w:szCs w:val="24"/>
+        </w:rPr>
+      </w:pPr>
+      <w:r>
+        <w:rPr>
+          <w:rFonts w:ascii="Times New Roman" w:eastAsia="Times New Roman" w:hAnsi="Times New Roman" w:cs="Times New Roman"/>
+          <w:b/>
+          <w:bCs/>
+          <w:sz w:val="24"/>
+          <w:szCs w:val="24"/>
+        </w:rPr>
+        <w:t>0/1 Knapsack Problem:</w:t>
+      </w:r>
+      <w:r>
+        <w:rPr>
+          <w:rFonts w:ascii="Times New Roman" w:eastAsia="Times New Roman" w:hAnsi="Times New Roman" w:cs="Times New Roman"/>
+          <w:sz w:val="24"/>
+          <w:szCs w:val="24"/>
+        </w:rPr>
+        <w:t xml:space="preserve"> </w:t>
+      </w:r>
+      <w:proofErr w:type="spellStart"/>
+      <w:r>
+        <w:rPr>
+          <w:rFonts w:ascii="Nirmala UI" w:eastAsia="Times New Roman" w:hAnsi="Nirmala UI" w:cs="Nirmala UI"/>
+          <w:sz w:val="24"/>
+          <w:szCs w:val="24"/>
+        </w:rPr>
+        <w:t>এটি</w:t>
+      </w:r>
+      <w:proofErr w:type="spellEnd"/>
+      <w:r>
+        <w:rPr>
+          <w:rFonts w:ascii="Times New Roman" w:eastAsia="Times New Roman" w:hAnsi="Times New Roman" w:cs="Times New Roman"/>
+          <w:sz w:val="24"/>
+          <w:szCs w:val="24"/>
+        </w:rPr>
+        <w:t xml:space="preserve"> Greedy </w:t>
+      </w:r>
+      <w:proofErr w:type="spellStart"/>
+      <w:r>
+        <w:rPr>
+          <w:rFonts w:ascii="Nirmala UI" w:eastAsia="Times New Roman" w:hAnsi="Nirmala UI" w:cs="Nirmala UI"/>
+          <w:sz w:val="24"/>
+          <w:szCs w:val="24"/>
+        </w:rPr>
+        <w:t>দিয়ে</w:t>
+      </w:r>
+      <w:proofErr w:type="spellEnd"/>
+      <w:r>
+        <w:rPr>
+          <w:rFonts w:ascii="Times New Roman" w:eastAsia="Times New Roman" w:hAnsi="Times New Roman" w:cs="Times New Roman"/>
+          <w:sz w:val="24"/>
+          <w:szCs w:val="24"/>
+        </w:rPr>
+        <w:t xml:space="preserve"> </w:t>
+      </w:r>
+      <w:proofErr w:type="spellStart"/>
+      <w:r>
+        <w:rPr>
+          <w:rFonts w:ascii="Nirmala UI" w:eastAsia="Times New Roman" w:hAnsi="Nirmala UI" w:cs="Nirmala UI"/>
+          <w:sz w:val="24"/>
+          <w:szCs w:val="24"/>
+        </w:rPr>
+        <w:t>করলে</w:t>
+      </w:r>
+      <w:proofErr w:type="spellEnd"/>
+      <w:r>
+        <w:rPr>
+          <w:rFonts w:ascii="Times New Roman" w:eastAsia="Times New Roman" w:hAnsi="Times New Roman" w:cs="Times New Roman"/>
+          <w:sz w:val="24"/>
+          <w:szCs w:val="24"/>
+        </w:rPr>
+        <w:t xml:space="preserve"> </w:t>
+      </w:r>
+      <w:proofErr w:type="spellStart"/>
+      <w:r>
+        <w:rPr>
+          <w:rFonts w:ascii="Nirmala UI" w:eastAsia="Times New Roman" w:hAnsi="Nirmala UI" w:cs="Nirmala UI"/>
+          <w:sz w:val="24"/>
+          <w:szCs w:val="24"/>
+        </w:rPr>
+        <w:t>ভুল</w:t>
+      </w:r>
+      <w:proofErr w:type="spellEnd"/>
+      <w:r>
+        <w:rPr>
+          <w:rFonts w:ascii="Times New Roman" w:eastAsia="Times New Roman" w:hAnsi="Times New Roman" w:cs="Times New Roman"/>
+          <w:sz w:val="24"/>
+          <w:szCs w:val="24"/>
+        </w:rPr>
+        <w:t xml:space="preserve"> </w:t>
+      </w:r>
+      <w:proofErr w:type="spellStart"/>
+      <w:r>
+        <w:rPr>
+          <w:rFonts w:ascii="Nirmala UI" w:eastAsia="Times New Roman" w:hAnsi="Nirmala UI" w:cs="Nirmala UI"/>
+          <w:sz w:val="24"/>
+          <w:szCs w:val="24"/>
+        </w:rPr>
+        <w:t>উত্তর</w:t>
+      </w:r>
+      <w:proofErr w:type="spellEnd"/>
+      <w:r>
+        <w:rPr>
+          <w:rFonts w:ascii="Times New Roman" w:eastAsia="Times New Roman" w:hAnsi="Times New Roman" w:cs="Times New Roman"/>
+          <w:sz w:val="24"/>
+          <w:szCs w:val="24"/>
+        </w:rPr>
+        <w:t xml:space="preserve"> </w:t>
+      </w:r>
+      <w:proofErr w:type="spellStart"/>
+      <w:r>
+        <w:rPr>
+          <w:rFonts w:ascii="Nirmala UI" w:eastAsia="Times New Roman" w:hAnsi="Nirmala UI" w:cs="Nirmala UI"/>
+          <w:sz w:val="24"/>
+          <w:szCs w:val="24"/>
+        </w:rPr>
+        <w:t>আসতে</w:t>
+      </w:r>
+      <w:proofErr w:type="spellEnd"/>
+      <w:r>
+        <w:rPr>
+          <w:rFonts w:ascii="Times New Roman" w:eastAsia="Times New Roman" w:hAnsi="Times New Roman" w:cs="Times New Roman"/>
+          <w:sz w:val="24"/>
+          <w:szCs w:val="24"/>
+        </w:rPr>
+        <w:t xml:space="preserve"> </w:t>
+      </w:r>
+      <w:proofErr w:type="spellStart"/>
+      <w:r>
+        <w:rPr>
+          <w:rFonts w:ascii="Nirmala UI" w:eastAsia="Times New Roman" w:hAnsi="Nirmala UI" w:cs="Nirmala UI"/>
+          <w:sz w:val="24"/>
+          <w:szCs w:val="24"/>
+        </w:rPr>
+        <w:t>পারে</w:t>
+      </w:r>
+      <w:proofErr w:type="spellEnd"/>
+      <w:r>
+        <w:rPr>
+          <w:rFonts w:ascii="Times New Roman" w:eastAsia="Times New Roman" w:hAnsi="Times New Roman" w:cs="Times New Roman"/>
+          <w:sz w:val="24"/>
+          <w:szCs w:val="24"/>
+        </w:rPr>
+        <w:t xml:space="preserve"> (</w:t>
+      </w:r>
+      <w:proofErr w:type="spellStart"/>
+      <w:r>
+        <w:rPr>
+          <w:rFonts w:ascii="Nirmala UI" w:eastAsia="Times New Roman" w:hAnsi="Nirmala UI" w:cs="Nirmala UI"/>
+          <w:sz w:val="24"/>
+          <w:szCs w:val="24"/>
+        </w:rPr>
+        <w:t>আগের</w:t>
+      </w:r>
+      <w:proofErr w:type="spellEnd"/>
+      <w:r>
+        <w:rPr>
+          <w:rFonts w:ascii="Times New Roman" w:eastAsia="Times New Roman" w:hAnsi="Times New Roman" w:cs="Times New Roman"/>
+          <w:sz w:val="24"/>
+          <w:szCs w:val="24"/>
+        </w:rPr>
+        <w:t xml:space="preserve"> </w:t>
+      </w:r>
+      <w:proofErr w:type="spellStart"/>
+      <w:r>
+        <w:rPr>
+          <w:rFonts w:ascii="Nirmala UI" w:eastAsia="Times New Roman" w:hAnsi="Nirmala UI" w:cs="Nirmala UI"/>
+          <w:sz w:val="24"/>
+          <w:szCs w:val="24"/>
+        </w:rPr>
+        <w:t>প্রশ্নে</w:t>
+      </w:r>
+      <w:proofErr w:type="spellEnd"/>
+      <w:r>
+        <w:rPr>
+          <w:rFonts w:ascii="Times New Roman" w:eastAsia="Times New Roman" w:hAnsi="Times New Roman" w:cs="Times New Roman"/>
+          <w:sz w:val="24"/>
+          <w:szCs w:val="24"/>
+        </w:rPr>
+        <w:t xml:space="preserve"> </w:t>
+      </w:r>
+      <w:proofErr w:type="spellStart"/>
+      <w:r>
+        <w:rPr>
+          <w:rFonts w:ascii="Nirmala UI" w:eastAsia="Times New Roman" w:hAnsi="Nirmala UI" w:cs="Nirmala UI"/>
+          <w:sz w:val="24"/>
+          <w:szCs w:val="24"/>
+        </w:rPr>
+        <w:t>আমরা</w:t>
+      </w:r>
+      <w:proofErr w:type="spellEnd"/>
+      <w:r>
+        <w:rPr>
+          <w:rFonts w:ascii="Times New Roman" w:eastAsia="Times New Roman" w:hAnsi="Times New Roman" w:cs="Times New Roman"/>
+          <w:sz w:val="24"/>
+          <w:szCs w:val="24"/>
+        </w:rPr>
+        <w:t xml:space="preserve"> </w:t>
+      </w:r>
+      <w:proofErr w:type="spellStart"/>
+      <w:r>
+        <w:rPr>
+          <w:rFonts w:ascii="Nirmala UI" w:eastAsia="Times New Roman" w:hAnsi="Nirmala UI" w:cs="Nirmala UI"/>
+          <w:sz w:val="24"/>
+          <w:szCs w:val="24"/>
+        </w:rPr>
+        <w:t>যেমনটা</w:t>
+      </w:r>
+      <w:proofErr w:type="spellEnd"/>
+      <w:r>
+        <w:rPr>
+          <w:rFonts w:ascii="Times New Roman" w:eastAsia="Times New Roman" w:hAnsi="Times New Roman" w:cs="Times New Roman"/>
+          <w:sz w:val="24"/>
+          <w:szCs w:val="24"/>
+        </w:rPr>
+        <w:t xml:space="preserve"> </w:t>
+      </w:r>
+      <w:proofErr w:type="spellStart"/>
+      <w:proofErr w:type="gramStart"/>
+      <w:r>
+        <w:rPr>
+          <w:rFonts w:ascii="Nirmala UI" w:eastAsia="Times New Roman" w:hAnsi="Nirmala UI" w:cs="Nirmala UI"/>
+          <w:sz w:val="24"/>
+          <w:szCs w:val="24"/>
+        </w:rPr>
+        <w:t>দেখেছি</w:t>
+      </w:r>
+      <w:proofErr w:type="spellEnd"/>
+      <w:r>
+        <w:rPr>
+          <w:rFonts w:ascii="Times New Roman" w:eastAsia="Times New Roman" w:hAnsi="Times New Roman" w:cs="Times New Roman"/>
+          <w:sz w:val="24"/>
+          <w:szCs w:val="24"/>
+        </w:rPr>
+        <w:t>)</w:t>
+      </w:r>
+      <w:r>
+        <w:rPr>
+          <w:rFonts w:ascii="Nirmala UI" w:eastAsia="Times New Roman" w:hAnsi="Nirmala UI" w:cs="Nirmala UI"/>
+          <w:sz w:val="24"/>
+          <w:szCs w:val="24"/>
+        </w:rPr>
+        <w:t>।</w:t>
+      </w:r>
+      <w:proofErr w:type="gramEnd"/>
+      <w:r>
+        <w:rPr>
+          <w:rFonts w:ascii="Times New Roman" w:eastAsia="Times New Roman" w:hAnsi="Times New Roman" w:cs="Times New Roman"/>
+          <w:sz w:val="24"/>
+          <w:szCs w:val="24"/>
+        </w:rPr>
+        <w:t xml:space="preserve"> </w:t>
+      </w:r>
+      <w:proofErr w:type="spellStart"/>
+      <w:r>
+        <w:rPr>
+          <w:rFonts w:ascii="Nirmala UI" w:eastAsia="Times New Roman" w:hAnsi="Nirmala UI" w:cs="Nirmala UI"/>
+          <w:sz w:val="24"/>
+          <w:szCs w:val="24"/>
+        </w:rPr>
+        <w:t>এর</w:t>
+      </w:r>
+      <w:proofErr w:type="spellEnd"/>
+      <w:r>
+        <w:rPr>
+          <w:rFonts w:ascii="Times New Roman" w:eastAsia="Times New Roman" w:hAnsi="Times New Roman" w:cs="Times New Roman"/>
+          <w:sz w:val="24"/>
+          <w:szCs w:val="24"/>
+        </w:rPr>
+        <w:t xml:space="preserve"> </w:t>
+      </w:r>
+      <w:proofErr w:type="spellStart"/>
+      <w:r>
+        <w:rPr>
+          <w:rFonts w:ascii="Nirmala UI" w:eastAsia="Times New Roman" w:hAnsi="Nirmala UI" w:cs="Nirmala UI"/>
+          <w:sz w:val="24"/>
+          <w:szCs w:val="24"/>
+        </w:rPr>
+        <w:t>জন্য</w:t>
+      </w:r>
+      <w:proofErr w:type="spellEnd"/>
+      <w:r>
+        <w:rPr>
+          <w:rFonts w:ascii="Times New Roman" w:eastAsia="Times New Roman" w:hAnsi="Times New Roman" w:cs="Times New Roman"/>
+          <w:sz w:val="24"/>
+          <w:szCs w:val="24"/>
+        </w:rPr>
+        <w:t xml:space="preserve"> </w:t>
+      </w:r>
+      <w:r>
+        <w:rPr>
+          <w:rFonts w:ascii="Times New Roman" w:eastAsia="Times New Roman" w:hAnsi="Times New Roman" w:cs="Times New Roman"/>
+          <w:b/>
+          <w:bCs/>
+          <w:sz w:val="24"/>
+          <w:szCs w:val="24"/>
+        </w:rPr>
+        <w:t>Dynamic Programming</w:t>
+      </w:r>
+      <w:r>
+        <w:rPr>
+          <w:rFonts w:ascii="Times New Roman" w:eastAsia="Times New Roman" w:hAnsi="Times New Roman" w:cs="Times New Roman"/>
+          <w:sz w:val="24"/>
+          <w:szCs w:val="24"/>
+        </w:rPr>
+        <w:t xml:space="preserve"> </w:t>
+      </w:r>
+      <w:proofErr w:type="spellStart"/>
+      <w:r>
+        <w:rPr>
+          <w:rFonts w:ascii="Nirmala UI" w:eastAsia="Times New Roman" w:hAnsi="Nirmala UI" w:cs="Nirmala UI"/>
+          <w:sz w:val="24"/>
+          <w:szCs w:val="24"/>
+        </w:rPr>
+        <w:t>দরকার</w:t>
+      </w:r>
+      <w:proofErr w:type="spellEnd"/>
+      <w:r>
+        <w:rPr>
+          <w:rFonts w:ascii="Nirmala UI" w:eastAsia="Times New Roman" w:hAnsi="Nirmala UI" w:cs="Nirmala UI"/>
+          <w:sz w:val="24"/>
+          <w:szCs w:val="24"/>
+        </w:rPr>
+        <w:t>।</w:t>
+      </w:r>
+    </w:p>
+    <w:p>
+      <w:pPr>
+        <w:numPr>
+          <w:ilvl w:val="0"/>
+          <w:numId w:val="40"/>
+        </w:numPr>
+        <w:spacing w:before="100" w:beforeAutospacing="1" w:after="100" w:afterAutospacing="1" w:line="240" w:lineRule="auto"/>
+        <w:rPr>
+          <w:rFonts w:ascii="Times New Roman" w:eastAsia="Times New Roman" w:hAnsi="Times New Roman" w:cs="Times New Roman"/>
+          <w:sz w:val="24"/>
+          <w:szCs w:val="24"/>
+        </w:rPr>
+      </w:pPr>
+      <w:r>
+        <w:rPr>
+          <w:rFonts w:ascii="Times New Roman" w:eastAsia="Times New Roman" w:hAnsi="Times New Roman" w:cs="Times New Roman"/>
+          <w:b/>
+          <w:bCs/>
+          <w:sz w:val="24"/>
+          <w:szCs w:val="24"/>
+        </w:rPr>
+        <w:t>Shortest Path:</w:t>
+      </w:r>
+      <w:r>
+        <w:rPr>
+          <w:rFonts w:ascii="Times New Roman" w:eastAsia="Times New Roman" w:hAnsi="Times New Roman" w:cs="Times New Roman"/>
+          <w:sz w:val="24"/>
+          <w:szCs w:val="24"/>
+        </w:rPr>
+        <w:t xml:space="preserve"> </w:t>
+      </w:r>
+      <w:proofErr w:type="spellStart"/>
+      <w:r>
+        <w:rPr>
+          <w:rFonts w:ascii="Nirmala UI" w:eastAsia="Times New Roman" w:hAnsi="Nirmala UI" w:cs="Nirmala UI"/>
+          <w:sz w:val="24"/>
+          <w:szCs w:val="24"/>
+        </w:rPr>
+        <w:t>কিছু</w:t>
+      </w:r>
+      <w:proofErr w:type="spellEnd"/>
+      <w:r>
+        <w:rPr>
+          <w:rFonts w:ascii="Times New Roman" w:eastAsia="Times New Roman" w:hAnsi="Times New Roman" w:cs="Times New Roman"/>
+          <w:sz w:val="24"/>
+          <w:szCs w:val="24"/>
+        </w:rPr>
+        <w:t xml:space="preserve"> </w:t>
+      </w:r>
+      <w:proofErr w:type="spellStart"/>
+      <w:r>
+        <w:rPr>
+          <w:rFonts w:ascii="Nirmala UI" w:eastAsia="Times New Roman" w:hAnsi="Nirmala UI" w:cs="Nirmala UI"/>
+          <w:sz w:val="24"/>
+          <w:szCs w:val="24"/>
+        </w:rPr>
+        <w:t>ক্ষেত্রে</w:t>
+      </w:r>
+      <w:proofErr w:type="spellEnd"/>
+      <w:r>
+        <w:rPr>
+          <w:rFonts w:ascii="Times New Roman" w:eastAsia="Times New Roman" w:hAnsi="Times New Roman" w:cs="Times New Roman"/>
+          <w:sz w:val="24"/>
+          <w:szCs w:val="24"/>
+        </w:rPr>
+        <w:t xml:space="preserve"> Greedy </w:t>
+      </w:r>
+      <w:proofErr w:type="spellStart"/>
+      <w:r>
+        <w:rPr>
+          <w:rFonts w:ascii="Nirmala UI" w:eastAsia="Times New Roman" w:hAnsi="Nirmala UI" w:cs="Nirmala UI"/>
+          <w:sz w:val="24"/>
+          <w:szCs w:val="24"/>
+        </w:rPr>
+        <w:t>ভুল</w:t>
+      </w:r>
+      <w:proofErr w:type="spellEnd"/>
+      <w:r>
+        <w:rPr>
+          <w:rFonts w:ascii="Times New Roman" w:eastAsia="Times New Roman" w:hAnsi="Times New Roman" w:cs="Times New Roman"/>
+          <w:sz w:val="24"/>
+          <w:szCs w:val="24"/>
+        </w:rPr>
+        <w:t xml:space="preserve"> </w:t>
+      </w:r>
+      <w:proofErr w:type="spellStart"/>
+      <w:r>
+        <w:rPr>
+          <w:rFonts w:ascii="Nirmala UI" w:eastAsia="Times New Roman" w:hAnsi="Nirmala UI" w:cs="Nirmala UI"/>
+          <w:sz w:val="24"/>
+          <w:szCs w:val="24"/>
+        </w:rPr>
+        <w:t>পথ</w:t>
+      </w:r>
+      <w:proofErr w:type="spellEnd"/>
+      <w:r>
+        <w:rPr>
+          <w:rFonts w:ascii="Times New Roman" w:eastAsia="Times New Roman" w:hAnsi="Times New Roman" w:cs="Times New Roman"/>
+          <w:sz w:val="24"/>
+          <w:szCs w:val="24"/>
+        </w:rPr>
+        <w:t xml:space="preserve"> </w:t>
+      </w:r>
+      <w:proofErr w:type="spellStart"/>
+      <w:r>
+        <w:rPr>
+          <w:rFonts w:ascii="Nirmala UI" w:eastAsia="Times New Roman" w:hAnsi="Nirmala UI" w:cs="Nirmala UI"/>
+          <w:sz w:val="24"/>
+          <w:szCs w:val="24"/>
+        </w:rPr>
+        <w:t>দেখাতে</w:t>
+      </w:r>
+      <w:proofErr w:type="spellEnd"/>
+      <w:r>
+        <w:rPr>
+          <w:rFonts w:ascii="Times New Roman" w:eastAsia="Times New Roman" w:hAnsi="Times New Roman" w:cs="Times New Roman"/>
+          <w:sz w:val="24"/>
+          <w:szCs w:val="24"/>
+        </w:rPr>
+        <w:t xml:space="preserve"> </w:t>
+      </w:r>
+      <w:proofErr w:type="spellStart"/>
+      <w:r>
+        <w:rPr>
+          <w:rFonts w:ascii="Nirmala UI" w:eastAsia="Times New Roman" w:hAnsi="Nirmala UI" w:cs="Nirmala UI"/>
+          <w:sz w:val="24"/>
+          <w:szCs w:val="24"/>
+        </w:rPr>
+        <w:t>পারে</w:t>
+      </w:r>
+      <w:proofErr w:type="spellEnd"/>
+      <w:r>
+        <w:rPr>
+          <w:rFonts w:ascii="Times New Roman" w:eastAsia="Times New Roman" w:hAnsi="Times New Roman" w:cs="Times New Roman"/>
+          <w:sz w:val="24"/>
+          <w:szCs w:val="24"/>
+        </w:rPr>
+        <w:t xml:space="preserve"> </w:t>
+      </w:r>
+      <w:proofErr w:type="spellStart"/>
+      <w:r>
+        <w:rPr>
+          <w:rFonts w:ascii="Nirmala UI" w:eastAsia="Times New Roman" w:hAnsi="Nirmala UI" w:cs="Nirmala UI"/>
+          <w:sz w:val="24"/>
+          <w:szCs w:val="24"/>
+        </w:rPr>
+        <w:t>যদি</w:t>
+      </w:r>
+      <w:proofErr w:type="spellEnd"/>
+      <w:r>
+        <w:rPr>
+          <w:rFonts w:ascii="Times New Roman" w:eastAsia="Times New Roman" w:hAnsi="Times New Roman" w:cs="Times New Roman"/>
+          <w:sz w:val="24"/>
+          <w:szCs w:val="24"/>
+        </w:rPr>
+        <w:t xml:space="preserve"> </w:t>
+      </w:r>
+      <w:proofErr w:type="spellStart"/>
+      <w:r>
+        <w:rPr>
+          <w:rFonts w:ascii="Nirmala UI" w:eastAsia="Times New Roman" w:hAnsi="Nirmala UI" w:cs="Nirmala UI"/>
+          <w:sz w:val="24"/>
+          <w:szCs w:val="24"/>
+        </w:rPr>
+        <w:t>রাস্তার</w:t>
+      </w:r>
+      <w:proofErr w:type="spellEnd"/>
+      <w:r>
+        <w:rPr>
+          <w:rFonts w:ascii="Times New Roman" w:eastAsia="Times New Roman" w:hAnsi="Times New Roman" w:cs="Times New Roman"/>
+          <w:sz w:val="24"/>
+          <w:szCs w:val="24"/>
+        </w:rPr>
+        <w:t xml:space="preserve"> </w:t>
+      </w:r>
+      <w:proofErr w:type="spellStart"/>
+      <w:r>
+        <w:rPr>
+          <w:rFonts w:ascii="Nirmala UI" w:eastAsia="Times New Roman" w:hAnsi="Nirmala UI" w:cs="Nirmala UI"/>
+          <w:sz w:val="24"/>
+          <w:szCs w:val="24"/>
+        </w:rPr>
+        <w:t>সব</w:t>
+      </w:r>
+      <w:proofErr w:type="spellEnd"/>
+      <w:r>
+        <w:rPr>
+          <w:rFonts w:ascii="Times New Roman" w:eastAsia="Times New Roman" w:hAnsi="Times New Roman" w:cs="Times New Roman"/>
+          <w:sz w:val="24"/>
+          <w:szCs w:val="24"/>
+        </w:rPr>
+        <w:t xml:space="preserve"> </w:t>
+      </w:r>
+      <w:proofErr w:type="spellStart"/>
+      <w:r>
+        <w:rPr>
+          <w:rFonts w:ascii="Nirmala UI" w:eastAsia="Times New Roman" w:hAnsi="Nirmala UI" w:cs="Nirmala UI"/>
+          <w:sz w:val="24"/>
+          <w:szCs w:val="24"/>
+        </w:rPr>
+        <w:t>তথ্য</w:t>
+      </w:r>
+      <w:proofErr w:type="spellEnd"/>
+      <w:r>
+        <w:rPr>
+          <w:rFonts w:ascii="Times New Roman" w:eastAsia="Times New Roman" w:hAnsi="Times New Roman" w:cs="Times New Roman"/>
+          <w:sz w:val="24"/>
+          <w:szCs w:val="24"/>
+        </w:rPr>
+        <w:t xml:space="preserve"> </w:t>
+      </w:r>
+      <w:proofErr w:type="spellStart"/>
+      <w:r>
+        <w:rPr>
+          <w:rFonts w:ascii="Nirmala UI" w:eastAsia="Times New Roman" w:hAnsi="Nirmala UI" w:cs="Nirmala UI"/>
+          <w:sz w:val="24"/>
+          <w:szCs w:val="24"/>
+        </w:rPr>
+        <w:t>আগে</w:t>
+      </w:r>
+      <w:proofErr w:type="spellEnd"/>
+      <w:r>
+        <w:rPr>
+          <w:rFonts w:ascii="Times New Roman" w:eastAsia="Times New Roman" w:hAnsi="Times New Roman" w:cs="Times New Roman"/>
+          <w:sz w:val="24"/>
+          <w:szCs w:val="24"/>
+        </w:rPr>
+        <w:t xml:space="preserve"> </w:t>
+      </w:r>
+      <w:proofErr w:type="spellStart"/>
+      <w:r>
+        <w:rPr>
+          <w:rFonts w:ascii="Nirmala UI" w:eastAsia="Times New Roman" w:hAnsi="Nirmala UI" w:cs="Nirmala UI"/>
+          <w:sz w:val="24"/>
+          <w:szCs w:val="24"/>
+        </w:rPr>
+        <w:t>থেকে</w:t>
+      </w:r>
+      <w:proofErr w:type="spellEnd"/>
+      <w:r>
+        <w:rPr>
+          <w:rFonts w:ascii="Times New Roman" w:eastAsia="Times New Roman" w:hAnsi="Times New Roman" w:cs="Times New Roman"/>
+          <w:sz w:val="24"/>
+          <w:szCs w:val="24"/>
+        </w:rPr>
+        <w:t xml:space="preserve"> </w:t>
+      </w:r>
+      <w:proofErr w:type="spellStart"/>
+      <w:r>
+        <w:rPr>
+          <w:rFonts w:ascii="Nirmala UI" w:eastAsia="Times New Roman" w:hAnsi="Nirmala UI" w:cs="Nirmala UI"/>
+          <w:sz w:val="24"/>
+          <w:szCs w:val="24"/>
+        </w:rPr>
+        <w:t>না</w:t>
+      </w:r>
+      <w:proofErr w:type="spellEnd"/>
+      <w:r>
+        <w:rPr>
+          <w:rFonts w:ascii="Times New Roman" w:eastAsia="Times New Roman" w:hAnsi="Times New Roman" w:cs="Times New Roman"/>
+          <w:sz w:val="24"/>
+          <w:szCs w:val="24"/>
+        </w:rPr>
+        <w:t xml:space="preserve"> </w:t>
+      </w:r>
+      <w:proofErr w:type="spellStart"/>
+      <w:r>
+        <w:rPr>
+          <w:rFonts w:ascii="Nirmala UI" w:eastAsia="Times New Roman" w:hAnsi="Nirmala UI" w:cs="Nirmala UI"/>
+          <w:sz w:val="24"/>
+          <w:szCs w:val="24"/>
+        </w:rPr>
+        <w:t>থাকে</w:t>
+      </w:r>
+      <w:proofErr w:type="spellEnd"/>
+      <w:r>
+        <w:rPr>
+          <w:rFonts w:ascii="Nirmala UI" w:eastAsia="Times New Roman" w:hAnsi="Nirmala UI" w:cs="Nirmala UI"/>
+          <w:sz w:val="24"/>
+          <w:szCs w:val="24"/>
+        </w:rPr>
+        <w:t>।</w:t>
+      </w:r>
+    </w:p>
+    <w:p>
+      <w:pPr>
+        <w:spacing w:before="100" w:beforeAutospacing="1" w:after="100" w:afterAutospacing="1" w:line="240" w:lineRule="auto"/>
+        <w:rPr>
+          <w:rFonts w:ascii="Times New Roman" w:eastAsia="Times New Roman" w:hAnsi="Times New Roman" w:cs="Times New Roman"/>
+          <w:sz w:val="24"/>
+          <w:szCs w:val="24"/>
+        </w:rPr>
+      </w:pPr>
     </w:p>
     <w:sectPr>
       <w:pgSz w:w="12240" w:h="15840"/>
@@ -1197,6 +4568,119 @@
     </w:lvl>
   </w:abstractNum>
   <w:abstractNum w:abstractNumId="6" w15:restartNumberingAfterBreak="0">
+    <w:nsid w:val="12B54F1E"/>
+    <w:multiLevelType w:val="multilevel"/>
+    <w:tmpl w:val="F6ACD906"/>
+    <w:lvl w:ilvl="0">
+      <w:start w:val="1"/>
+      <w:numFmt w:val="decimal"/>
+      <w:lvlText w:val="%1."/>
+      <w:lvlJc w:val="left"/>
+      <w:pPr>
+        <w:tabs>
+          <w:tab w:val="num" w:pos="720"/>
+        </w:tabs>
+        <w:ind w:left="720" w:hanging="360"/>
+      </w:pPr>
+    </w:lvl>
+    <w:lvl w:ilvl="1" w:tentative="1">
+      <w:start w:val="1"/>
+      <w:numFmt w:val="decimal"/>
+      <w:lvlText w:val="%2."/>
+      <w:lvlJc w:val="left"/>
+      <w:pPr>
+        <w:tabs>
+          <w:tab w:val="num" w:pos="1440"/>
+        </w:tabs>
+        <w:ind w:left="1440" w:hanging="360"/>
+      </w:pPr>
+    </w:lvl>
+    <w:lvl w:ilvl="2" w:tentative="1">
+      <w:start w:val="1"/>
+      <w:numFmt w:val="decimal"/>
+      <w:lvlText w:val="%3."/>
+      <w:lvlJc w:val="left"/>
+      <w:pPr>
+        <w:tabs>
+          <w:tab w:val="num" w:pos="2160"/>
+        </w:tabs>
+        <w:ind w:left="2160" w:hanging="360"/>
+      </w:pPr>
+    </w:lvl>
+    <w:lvl w:ilvl="3" w:tentative="1">
+      <w:start w:val="1"/>
+      <w:numFmt w:val="decimal"/>
+      <w:lvlText w:val="%4."/>
+      <w:lvlJc w:val="left"/>
+      <w:pPr>
+        <w:tabs>
+          <w:tab w:val="num" w:pos="2880"/>
+        </w:tabs>
+        <w:ind w:left="2880" w:hanging="360"/>
+      </w:pPr>
+    </w:lvl>
+    <w:lvl w:ilvl="4" w:tentative="1">
+      <w:start w:val="1"/>
+      <w:numFmt w:val="decimal"/>
+      <w:lvlText w:val="%5."/>
+      <w:lvlJc w:val="left"/>
+      <w:pPr>
+        <w:tabs>
+          <w:tab w:val="num" w:pos="3600"/>
+        </w:tabs>
+        <w:ind w:left="3600" w:hanging="360"/>
+      </w:pPr>
+    </w:lvl>
+    <w:lvl w:ilvl="5" w:tentative="1">
+      <w:start w:val="1"/>
+      <w:numFmt w:val="decimal"/>
+      <w:lvlText w:val="%6."/>
+      <w:lvlJc w:val="left"/>
+      <w:pPr>
+        <w:tabs>
+          <w:tab w:val="num" w:pos="4320"/>
+        </w:tabs>
+        <w:ind w:left="4320" w:hanging="360"/>
+      </w:pPr>
+    </w:lvl>
+    <w:lvl w:ilvl="6" w:tentative="1">
+      <w:start w:val="1"/>
+      <w:numFmt w:val="decimal"/>
+      <w:lvlText w:val="%7."/>
+      <w:lvlJc w:val="left"/>
+      <w:pPr>
+        <w:tabs>
+          <w:tab w:val="num" w:pos="5040"/>
+        </w:tabs>
+        <w:ind w:left="5040" w:hanging="360"/>
+      </w:pPr>
+    </w:lvl>
+    <w:lvl w:ilvl="7" w:tentative="1">
+      <w:start w:val="1"/>
+      <w:numFmt w:val="decimal"/>
+      <w:lvlText w:val="%8."/>
+      <w:lvlJc w:val="left"/>
+      <w:pPr>
+        <w:tabs>
+          <w:tab w:val="num" w:pos="5760"/>
+        </w:tabs>
+        <w:ind w:left="5760" w:hanging="360"/>
+      </w:pPr>
+    </w:lvl>
+    <w:lvl w:ilvl="8" w:tentative="1">
+      <w:start w:val="1"/>
+      <w:numFmt w:val="decimal"/>
+      <w:lvlText w:val="%9."/>
+      <w:lvlJc w:val="left"/>
+      <w:pPr>
+        <w:tabs>
+          <w:tab w:val="num" w:pos="6480"/>
+        </w:tabs>
+        <w:ind w:left="6480" w:hanging="360"/>
+      </w:pPr>
+    </w:lvl>
+  </w:abstractNum>
+  <w:abstractNum w:abstractNumId="7" w15:restartNumberingAfterBreak="0">
     <w:nsid w:val="15464882"/>
     <w:multiLevelType w:val="multilevel"/>
     <w:tmpl w:val="DD7ED61A"/>
@@ -1309,7 +4793,7 @@
       </w:pPr>
     </w:lvl>
   </w:abstractNum>
-  <w:abstractNum w:abstractNumId="7" w15:restartNumberingAfterBreak="0">
+  <w:abstractNum w:abstractNumId="8" w15:restartNumberingAfterBreak="0">
     <w:nsid w:val="158530D3"/>
     <w:multiLevelType w:val="multilevel"/>
     <w:tmpl w:val="AD308F02"/>
@@ -1458,7 +4942,7 @@
       </w:rPr>
     </w:lvl>
   </w:abstractNum>
-  <w:abstractNum w:abstractNumId="8" w15:restartNumberingAfterBreak="0">
+  <w:abstractNum w:abstractNumId="9" w15:restartNumberingAfterBreak="0">
     <w:nsid w:val="16E75455"/>
     <w:multiLevelType w:val="multilevel"/>
     <w:tmpl w:val="EB9C56F6"/>
@@ -1571,7 +5055,7 @@
       </w:pPr>
     </w:lvl>
   </w:abstractNum>
-  <w:abstractNum w:abstractNumId="9" w15:restartNumberingAfterBreak="0">
+  <w:abstractNum w:abstractNumId="10" w15:restartNumberingAfterBreak="0">
     <w:nsid w:val="171F296E"/>
     <w:multiLevelType w:val="multilevel"/>
     <w:tmpl w:val="2E5E16D4"/>
@@ -1720,7 +5204,7 @@
       </w:rPr>
     </w:lvl>
   </w:abstractNum>
-  <w:abstractNum w:abstractNumId="10" w15:restartNumberingAfterBreak="0">
+  <w:abstractNum w:abstractNumId="11" w15:restartNumberingAfterBreak="0">
     <w:nsid w:val="1CD82FC9"/>
     <w:multiLevelType w:val="multilevel"/>
     <w:tmpl w:val="E36E8314"/>
@@ -1869,7 +5353,156 @@
       </w:rPr>
     </w:lvl>
   </w:abstractNum>
-  <w:abstractNum w:abstractNumId="11" w15:restartNumberingAfterBreak="0">
+  <w:abstractNum w:abstractNumId="12" w15:restartNumberingAfterBreak="0">
+    <w:nsid w:val="1D0C1580"/>
+    <w:multiLevelType w:val="multilevel"/>
+    <w:tmpl w:val="085ACB76"/>
+    <w:lvl w:ilvl="0">
+      <w:start w:val="1"/>
+      <w:numFmt w:val="bullet"/>
+      <w:lvlText w:val=""/>
+      <w:lvlJc w:val="left"/>
+      <w:pPr>
+        <w:tabs>
+          <w:tab w:val="num" w:pos="720"/>
+        </w:tabs>
+        <w:ind w:left="720" w:hanging="360"/>
+      </w:pPr>
+      <w:rPr>
+        <w:rFonts w:ascii="Symbol" w:hAnsi="Symbol" w:hint="default"/>
+        <w:sz w:val="20"/>
+      </w:rPr>
+    </w:lvl>
+    <w:lvl w:ilvl="1" w:tentative="1">
+      <w:start w:val="1"/>
+      <w:numFmt w:val="bullet"/>
+      <w:lvlText w:val="o"/>
+      <w:lvlJc w:val="left"/>
+      <w:pPr>
+        <w:tabs>
+          <w:tab w:val="num" w:pos="1440"/>
+        </w:tabs>
+        <w:ind w:left="1440" w:hanging="360"/>
+      </w:pPr>
+      <w:rPr>
+        <w:rFonts w:ascii="Courier New" w:hAnsi="Courier New" w:hint="default"/>
+        <w:sz w:val="20"/>
+      </w:rPr>
+    </w:lvl>
+    <w:lvl w:ilvl="2" w:tentative="1">
+      <w:start w:val="1"/>
+      <w:numFmt w:val="bullet"/>
+      <w:lvlText w:val=""/>
+      <w:lvlJc w:val="left"/>
+      <w:pPr>
+        <w:tabs>
+          <w:tab w:val="num" w:pos="2160"/>
+        </w:tabs>
+        <w:ind w:left="2160" w:hanging="360"/>
+      </w:pPr>
+      <w:rPr>
+        <w:rFonts w:ascii="Wingdings" w:hAnsi="Wingdings" w:hint="default"/>
+        <w:sz w:val="20"/>
+      </w:rPr>
+    </w:lvl>
+    <w:lvl w:ilvl="3" w:tentative="1">
+      <w:start w:val="1"/>
+      <w:numFmt w:val="bullet"/>
+      <w:lvlText w:val=""/>
+      <w:lvlJc w:val="left"/>
+      <w:pPr>
+        <w:tabs>
+          <w:tab w:val="num" w:pos="2880"/>
+        </w:tabs>
+        <w:ind w:left="2880" w:hanging="360"/>
+      </w:pPr>
+      <w:rPr>
+        <w:rFonts w:ascii="Wingdings" w:hAnsi="Wingdings" w:hint="default"/>
+        <w:sz w:val="20"/>
+      </w:rPr>
+    </w:lvl>
+    <w:lvl w:ilvl="4" w:tentative="1">
+      <w:start w:val="1"/>
+      <w:numFmt w:val="bullet"/>
+      <w:lvlText w:val=""/>
+      <w:lvlJc w:val="left"/>
+      <w:pPr>
+        <w:tabs>
+          <w:tab w:val="num" w:pos="3600"/>
+        </w:tabs>
+        <w:ind w:left="3600" w:hanging="360"/>
+      </w:pPr>
+      <w:rPr>
+        <w:rFonts w:ascii="Wingdings" w:hAnsi="Wingdings" w:hint="default"/>
+        <w:sz w:val="20"/>
+      </w:rPr>
+    </w:lvl>
+    <w:lvl w:ilvl="5" w:tentative="1">
+      <w:start w:val="1"/>
+      <w:numFmt w:val="bullet"/>
+      <w:lvlText w:val=""/>
+      <w:lvlJc w:val="left"/>
+      <w:pPr>
+        <w:tabs>
+          <w:tab w:val="num" w:pos="4320"/>
+        </w:tabs>
+        <w:ind w:left="4320" w:hanging="360"/>
+      </w:pPr>
+      <w:rPr>
+        <w:rFonts w:ascii="Wingdings" w:hAnsi="Wingdings" w:hint="default"/>
+        <w:sz w:val="20"/>
+      </w:rPr>
+    </w:lvl>
+    <w:lvl w:ilvl="6" w:tentative="1">
+      <w:start w:val="1"/>
+      <w:numFmt w:val="bullet"/>
+      <w:lvlText w:val=""/>
+      <w:lvlJc w:val="left"/>
+      <w:pPr>
+        <w:tabs>
+          <w:tab w:val="num" w:pos="5040"/>
+        </w:tabs>
+        <w:ind w:left="5040" w:hanging="360"/>
+      </w:pPr>
+      <w:rPr>
+        <w:rFonts w:ascii="Wingdings" w:hAnsi="Wingdings" w:hint="default"/>
+        <w:sz w:val="20"/>
+      </w:rPr>
+    </w:lvl>
+    <w:lvl w:ilvl="7" w:tentative="1">
+      <w:start w:val="1"/>
+      <w:numFmt w:val="bullet"/>
+      <w:lvlText w:val=""/>
+      <w:lvlJc w:val="left"/>
+      <w:pPr>
+        <w:tabs>
+          <w:tab w:val="num" w:pos="5760"/>
+        </w:tabs>
+        <w:ind w:left="5760" w:hanging="360"/>
+      </w:pPr>
+      <w:rPr>
+        <w:rFonts w:ascii="Wingdings" w:hAnsi="Wingdings" w:hint="default"/>
+        <w:sz w:val="20"/>
+      </w:rPr>
+    </w:lvl>
+    <w:lvl w:ilvl="8" w:tentative="1">
+      <w:start w:val="1"/>
+      <w:numFmt w:val="bullet"/>
+      <w:lvlText w:val=""/>
+      <w:lvlJc w:val="left"/>
+      <w:pPr>
+        <w:tabs>
+          <w:tab w:val="num" w:pos="6480"/>
+        </w:tabs>
+        <w:ind w:left="6480" w:hanging="360"/>
+      </w:pPr>
+      <w:rPr>
+        <w:rFonts w:ascii="Wingdings" w:hAnsi="Wingdings" w:hint="default"/>
+        <w:sz w:val="20"/>
+      </w:rPr>
+    </w:lvl>
+  </w:abstractNum>
+  <w:abstractNum w:abstractNumId="13" w15:restartNumberingAfterBreak="0">
     <w:nsid w:val="1EB25C58"/>
     <w:multiLevelType w:val="multilevel"/>
     <w:tmpl w:val="ECC2858A"/>
@@ -2018,7 +5651,7 @@
       </w:rPr>
     </w:lvl>
   </w:abstractNum>
-  <w:abstractNum w:abstractNumId="12" w15:restartNumberingAfterBreak="0">
+  <w:abstractNum w:abstractNumId="14" w15:restartNumberingAfterBreak="0">
     <w:nsid w:val="205B7750"/>
     <w:multiLevelType w:val="multilevel"/>
     <w:tmpl w:val="023C0E38"/>
@@ -2167,7 +5800,7 @@
       </w:rPr>
     </w:lvl>
   </w:abstractNum>
-  <w:abstractNum w:abstractNumId="13" w15:restartNumberingAfterBreak="0">
+  <w:abstractNum w:abstractNumId="15" w15:restartNumberingAfterBreak="0">
     <w:nsid w:val="20DD7FE0"/>
     <w:multiLevelType w:val="multilevel"/>
     <w:tmpl w:val="F9B2AFF0"/>
@@ -2316,7 +5949,120 @@
       </w:rPr>
     </w:lvl>
   </w:abstractNum>
-  <w:abstractNum w:abstractNumId="14" w15:restartNumberingAfterBreak="0">
+  <w:abstractNum w:abstractNumId="16" w15:restartNumberingAfterBreak="0">
+    <w:nsid w:val="240D3B67"/>
+    <w:multiLevelType w:val="multilevel"/>
+    <w:tmpl w:val="611A88D4"/>
+    <w:lvl w:ilvl="0">
+      <w:start w:val="1"/>
+      <w:numFmt w:val="decimal"/>
+      <w:lvlText w:val="%1."/>
+      <w:lvlJc w:val="left"/>
+      <w:pPr>
+        <w:tabs>
+          <w:tab w:val="num" w:pos="720"/>
+        </w:tabs>
+        <w:ind w:left="720" w:hanging="360"/>
+      </w:pPr>
+    </w:lvl>
+    <w:lvl w:ilvl="1" w:tentative="1">
+      <w:start w:val="1"/>
+      <w:numFmt w:val="decimal"/>
+      <w:lvlText w:val="%2."/>
+      <w:lvlJc w:val="left"/>
+      <w:pPr>
+        <w:tabs>
+          <w:tab w:val="num" w:pos="1440"/>
+        </w:tabs>
+        <w:ind w:left="1440" w:hanging="360"/>
+      </w:pPr>
+    </w:lvl>
+    <w:lvl w:ilvl="2" w:tentative="1">
+      <w:start w:val="1"/>
+      <w:numFmt w:val="decimal"/>
+      <w:lvlText w:val="%3."/>
+      <w:lvlJc w:val="left"/>
+      <w:pPr>
+        <w:tabs>
+          <w:tab w:val="num" w:pos="2160"/>
+        </w:tabs>
+        <w:ind w:left="2160" w:hanging="360"/>
+      </w:pPr>
+    </w:lvl>
+    <w:lvl w:ilvl="3" w:tentative="1">
+      <w:start w:val="1"/>
+      <w:numFmt w:val="decimal"/>
+      <w:lvlText w:val="%4."/>
+      <w:lvlJc w:val="left"/>
+      <w:pPr>
+        <w:tabs>
+          <w:tab w:val="num" w:pos="2880"/>
+        </w:tabs>
+        <w:ind w:left="2880" w:hanging="360"/>
+      </w:pPr>
+    </w:lvl>
+    <w:lvl w:ilvl="4" w:tentative="1">
+      <w:start w:val="1"/>
+      <w:numFmt w:val="decimal"/>
+      <w:lvlText w:val="%5."/>
+      <w:lvlJc w:val="left"/>
+      <w:pPr>
+        <w:tabs>
+          <w:tab w:val="num" w:pos="3600"/>
+        </w:tabs>
+        <w:ind w:left="3600" w:hanging="360"/>
+      </w:pPr>
+    </w:lvl>
+    <w:lvl w:ilvl="5" w:tentative="1">
+      <w:start w:val="1"/>
+      <w:numFmt w:val="decimal"/>
+      <w:lvlText w:val="%6."/>
+      <w:lvlJc w:val="left"/>
+      <w:pPr>
+        <w:tabs>
+          <w:tab w:val="num" w:pos="4320"/>
+        </w:tabs>
+        <w:ind w:left="4320" w:hanging="360"/>
+      </w:pPr>
+    </w:lvl>
+    <w:lvl w:ilvl="6" w:tentative="1">
+      <w:start w:val="1"/>
+      <w:numFmt w:val="decimal"/>
+      <w:lvlText w:val="%7."/>
+      <w:lvlJc w:val="left"/>
+      <w:pPr>
+        <w:tabs>
+          <w:tab w:val="num" w:pos="5040"/>
+        </w:tabs>
+        <w:ind w:left="5040" w:hanging="360"/>
+      </w:pPr>
+    </w:lvl>
+    <w:lvl w:ilvl="7" w:tentative="1">
+      <w:start w:val="1"/>
+      <w:numFmt w:val="decimal"/>
+      <w:lvlText w:val="%8."/>
+      <w:lvlJc w:val="left"/>
+      <w:pPr>
+        <w:tabs>
+          <w:tab w:val="num" w:pos="5760"/>
+        </w:tabs>
+        <w:ind w:left="5760" w:hanging="360"/>
+      </w:pPr>
+    </w:lvl>
+    <w:lvl w:ilvl="8" w:tentative="1">
+      <w:start w:val="1"/>
+      <w:numFmt w:val="decimal"/>
+      <w:lvlText w:val="%9."/>
+      <w:lvlJc w:val="left"/>
+      <w:pPr>
+        <w:tabs>
+          <w:tab w:val="num" w:pos="6480"/>
+        </w:tabs>
+        <w:ind w:left="6480" w:hanging="360"/>
+      </w:pPr>
+    </w:lvl>
+  </w:abstractNum>
+  <w:abstractNum w:abstractNumId="17" w15:restartNumberingAfterBreak="0">
     <w:nsid w:val="278E252A"/>
     <w:multiLevelType w:val="multilevel"/>
     <w:tmpl w:val="CC5C6A12"/>
@@ -2465,7 +6211,7 @@
       </w:rPr>
     </w:lvl>
   </w:abstractNum>
-  <w:abstractNum w:abstractNumId="15" w15:restartNumberingAfterBreak="0">
+  <w:abstractNum w:abstractNumId="18" w15:restartNumberingAfterBreak="0">
     <w:nsid w:val="2C1431F2"/>
     <w:multiLevelType w:val="multilevel"/>
     <w:tmpl w:val="9348D58E"/>
@@ -2614,7 +6360,7 @@
       </w:rPr>
     </w:lvl>
   </w:abstractNum>
-  <w:abstractNum w:abstractNumId="16" w15:restartNumberingAfterBreak="0">
+  <w:abstractNum w:abstractNumId="19" w15:restartNumberingAfterBreak="0">
     <w:nsid w:val="2C643E1D"/>
     <w:multiLevelType w:val="multilevel"/>
     <w:tmpl w:val="1A8E1338"/>
@@ -2763,7 +6509,7 @@
       </w:rPr>
     </w:lvl>
   </w:abstractNum>
-  <w:abstractNum w:abstractNumId="17" w15:restartNumberingAfterBreak="0">
+  <w:abstractNum w:abstractNumId="20" w15:restartNumberingAfterBreak="0">
     <w:nsid w:val="2F8D60B5"/>
     <w:multiLevelType w:val="multilevel"/>
     <w:tmpl w:val="9E0E0D1E"/>
@@ -2912,7 +6658,7 @@
       </w:rPr>
     </w:lvl>
   </w:abstractNum>
-  <w:abstractNum w:abstractNumId="18" w15:restartNumberingAfterBreak="0">
+  <w:abstractNum w:abstractNumId="21" w15:restartNumberingAfterBreak="0">
     <w:nsid w:val="37143675"/>
     <w:multiLevelType w:val="multilevel"/>
     <w:tmpl w:val="BC8251E4"/>
@@ -3061,7 +6807,7 @@
       </w:rPr>
     </w:lvl>
   </w:abstractNum>
-  <w:abstractNum w:abstractNumId="19" w15:restartNumberingAfterBreak="0">
+  <w:abstractNum w:abstractNumId="22" w15:restartNumberingAfterBreak="0">
     <w:nsid w:val="3F21281D"/>
     <w:multiLevelType w:val="multilevel"/>
     <w:tmpl w:val="29D8B7B8"/>
@@ -3210,7 +6956,7 @@
       </w:rPr>
     </w:lvl>
   </w:abstractNum>
-  <w:abstractNum w:abstractNumId="20" w15:restartNumberingAfterBreak="0">
+  <w:abstractNum w:abstractNumId="23" w15:restartNumberingAfterBreak="0">
     <w:nsid w:val="42F4493A"/>
     <w:multiLevelType w:val="multilevel"/>
     <w:tmpl w:val="F9306E7E"/>
@@ -3323,7 +7069,7 @@
       </w:pPr>
     </w:lvl>
   </w:abstractNum>
-  <w:abstractNum w:abstractNumId="21" w15:restartNumberingAfterBreak="0">
+  <w:abstractNum w:abstractNumId="24" w15:restartNumberingAfterBreak="0">
     <w:nsid w:val="46196712"/>
     <w:multiLevelType w:val="multilevel"/>
     <w:tmpl w:val="ECDC5914"/>
@@ -3472,7 +7218,7 @@
       </w:rPr>
     </w:lvl>
   </w:abstractNum>
-  <w:abstractNum w:abstractNumId="22" w15:restartNumberingAfterBreak="0">
+  <w:abstractNum w:abstractNumId="25" w15:restartNumberingAfterBreak="0">
     <w:nsid w:val="476E1D53"/>
     <w:multiLevelType w:val="multilevel"/>
     <w:tmpl w:val="6478E57E"/>
@@ -3621,7 +7367,7 @@
       </w:rPr>
     </w:lvl>
   </w:abstractNum>
-  <w:abstractNum w:abstractNumId="23" w15:restartNumberingAfterBreak="0">
+  <w:abstractNum w:abstractNumId="26" w15:restartNumberingAfterBreak="0">
     <w:nsid w:val="48C91530"/>
     <w:multiLevelType w:val="multilevel"/>
     <w:tmpl w:val="25FECE6E"/>
@@ -3770,7 +7516,7 @@
       </w:rPr>
     </w:lvl>
   </w:abstractNum>
-  <w:abstractNum w:abstractNumId="24" w15:restartNumberingAfterBreak="0">
+  <w:abstractNum w:abstractNumId="27" w15:restartNumberingAfterBreak="0">
     <w:nsid w:val="49A33E93"/>
     <w:multiLevelType w:val="multilevel"/>
     <w:tmpl w:val="9E9C5326"/>
@@ -3919,7 +7665,156 @@
       </w:rPr>
     </w:lvl>
   </w:abstractNum>
-  <w:abstractNum w:abstractNumId="25" w15:restartNumberingAfterBreak="0">
+  <w:abstractNum w:abstractNumId="28" w15:restartNumberingAfterBreak="0">
+    <w:nsid w:val="4A2C48FC"/>
+    <w:multiLevelType w:val="multilevel"/>
+    <w:tmpl w:val="528C5E00"/>
+    <w:lvl w:ilvl="0">
+      <w:start w:val="1"/>
+      <w:numFmt w:val="bullet"/>
+      <w:lvlText w:val=""/>
+      <w:lvlJc w:val="left"/>
+      <w:pPr>
+        <w:tabs>
+          <w:tab w:val="num" w:pos="720"/>
+        </w:tabs>
+        <w:ind w:left="720" w:hanging="360"/>
+      </w:pPr>
+      <w:rPr>
+        <w:rFonts w:ascii="Symbol" w:hAnsi="Symbol" w:hint="default"/>
+        <w:sz w:val="20"/>
+      </w:rPr>
+    </w:lvl>
+    <w:lvl w:ilvl="1" w:tentative="1">
+      <w:start w:val="1"/>
+      <w:numFmt w:val="bullet"/>
+      <w:lvlText w:val="o"/>
+      <w:lvlJc w:val="left"/>
+      <w:pPr>
+        <w:tabs>
+          <w:tab w:val="num" w:pos="1440"/>
+        </w:tabs>
+        <w:ind w:left="1440" w:hanging="360"/>
+      </w:pPr>
+      <w:rPr>
+        <w:rFonts w:ascii="Courier New" w:hAnsi="Courier New" w:hint="default"/>
+        <w:sz w:val="20"/>
+      </w:rPr>
+    </w:lvl>
+    <w:lvl w:ilvl="2" w:tentative="1">
+      <w:start w:val="1"/>
+      <w:numFmt w:val="bullet"/>
+      <w:lvlText w:val=""/>
+      <w:lvlJc w:val="left"/>
+      <w:pPr>
+        <w:tabs>
+          <w:tab w:val="num" w:pos="2160"/>
+        </w:tabs>
+        <w:ind w:left="2160" w:hanging="360"/>
+      </w:pPr>
+      <w:rPr>
+        <w:rFonts w:ascii="Wingdings" w:hAnsi="Wingdings" w:hint="default"/>
+        <w:sz w:val="20"/>
+      </w:rPr>
+    </w:lvl>
+    <w:lvl w:ilvl="3" w:tentative="1">
+      <w:start w:val="1"/>
+      <w:numFmt w:val="bullet"/>
+      <w:lvlText w:val=""/>
+      <w:lvlJc w:val="left"/>
+      <w:pPr>
+        <w:tabs>
+          <w:tab w:val="num" w:pos="2880"/>
+        </w:tabs>
+        <w:ind w:left="2880" w:hanging="360"/>
+      </w:pPr>
+      <w:rPr>
+        <w:rFonts w:ascii="Wingdings" w:hAnsi="Wingdings" w:hint="default"/>
+        <w:sz w:val="20"/>
+      </w:rPr>
+    </w:lvl>
+    <w:lvl w:ilvl="4" w:tentative="1">
+      <w:start w:val="1"/>
+      <w:numFmt w:val="bullet"/>
+      <w:lvlText w:val=""/>
+      <w:lvlJc w:val="left"/>
+      <w:pPr>
+        <w:tabs>
+          <w:tab w:val="num" w:pos="3600"/>
+        </w:tabs>
+        <w:ind w:left="3600" w:hanging="360"/>
+      </w:pPr>
+      <w:rPr>
+        <w:rFonts w:ascii="Wingdings" w:hAnsi="Wingdings" w:hint="default"/>
+        <w:sz w:val="20"/>
+      </w:rPr>
+    </w:lvl>
+    <w:lvl w:ilvl="5" w:tentative="1">
+      <w:start w:val="1"/>
+      <w:numFmt w:val="bullet"/>
+      <w:lvlText w:val=""/>
+      <w:lvlJc w:val="left"/>
+      <w:pPr>
+        <w:tabs>
+          <w:tab w:val="num" w:pos="4320"/>
+        </w:tabs>
+        <w:ind w:left="4320" w:hanging="360"/>
+      </w:pPr>
+      <w:rPr>
+        <w:rFonts w:ascii="Wingdings" w:hAnsi="Wingdings" w:hint="default"/>
+        <w:sz w:val="20"/>
+      </w:rPr>
+    </w:lvl>
+    <w:lvl w:ilvl="6" w:tentative="1">
+      <w:start w:val="1"/>
+      <w:numFmt w:val="bullet"/>
+      <w:lvlText w:val=""/>
+      <w:lvlJc w:val="left"/>
+      <w:pPr>
+        <w:tabs>
+          <w:tab w:val="num" w:pos="5040"/>
+        </w:tabs>
+        <w:ind w:left="5040" w:hanging="360"/>
+      </w:pPr>
+      <w:rPr>
+        <w:rFonts w:ascii="Wingdings" w:hAnsi="Wingdings" w:hint="default"/>
+        <w:sz w:val="20"/>
+      </w:rPr>
+    </w:lvl>
+    <w:lvl w:ilvl="7" w:tentative="1">
+      <w:start w:val="1"/>
+      <w:numFmt w:val="bullet"/>
+      <w:lvlText w:val=""/>
+      <w:lvlJc w:val="left"/>
+      <w:pPr>
+        <w:tabs>
+          <w:tab w:val="num" w:pos="5760"/>
+        </w:tabs>
+        <w:ind w:left="5760" w:hanging="360"/>
+      </w:pPr>
+      <w:rPr>
+        <w:rFonts w:ascii="Wingdings" w:hAnsi="Wingdings" w:hint="default"/>
+        <w:sz w:val="20"/>
+      </w:rPr>
+    </w:lvl>
+    <w:lvl w:ilvl="8" w:tentative="1">
+      <w:start w:val="1"/>
+      <w:numFmt w:val="bullet"/>
+      <w:lvlText w:val=""/>
+      <w:lvlJc w:val="left"/>
+      <w:pPr>
+        <w:tabs>
+          <w:tab w:val="num" w:pos="6480"/>
+        </w:tabs>
+        <w:ind w:left="6480" w:hanging="360"/>
+      </w:pPr>
+      <w:rPr>
+        <w:rFonts w:ascii="Wingdings" w:hAnsi="Wingdings" w:hint="default"/>
+        <w:sz w:val="20"/>
+      </w:rPr>
+    </w:lvl>
+  </w:abstractNum>
+  <w:abstractNum w:abstractNumId="29" w15:restartNumberingAfterBreak="0">
     <w:nsid w:val="4D0A3E25"/>
     <w:multiLevelType w:val="multilevel"/>
     <w:tmpl w:val="8A0669AA"/>
@@ -4068,7 +7963,7 @@
       </w:rPr>
     </w:lvl>
   </w:abstractNum>
-  <w:abstractNum w:abstractNumId="26" w15:restartNumberingAfterBreak="0">
+  <w:abstractNum w:abstractNumId="30" w15:restartNumberingAfterBreak="0">
     <w:nsid w:val="4EA55B32"/>
     <w:multiLevelType w:val="multilevel"/>
     <w:tmpl w:val="AD728380"/>
@@ -4217,7 +8112,7 @@
       </w:rPr>
     </w:lvl>
   </w:abstractNum>
-  <w:abstractNum w:abstractNumId="27" w15:restartNumberingAfterBreak="0">
+  <w:abstractNum w:abstractNumId="31" w15:restartNumberingAfterBreak="0">
     <w:nsid w:val="4EE8550B"/>
     <w:multiLevelType w:val="multilevel"/>
     <w:tmpl w:val="BD32BDD0"/>
@@ -4366,7 +8261,7 @@
       </w:rPr>
     </w:lvl>
   </w:abstractNum>
-  <w:abstractNum w:abstractNumId="28" w15:restartNumberingAfterBreak="0">
+  <w:abstractNum w:abstractNumId="32" w15:restartNumberingAfterBreak="0">
     <w:nsid w:val="4FD016A4"/>
     <w:multiLevelType w:val="multilevel"/>
     <w:tmpl w:val="913E9F54"/>
@@ -4515,7 +8410,7 @@
       </w:rPr>
     </w:lvl>
   </w:abstractNum>
-  <w:abstractNum w:abstractNumId="29" w15:restartNumberingAfterBreak="0">
+  <w:abstractNum w:abstractNumId="33" w15:restartNumberingAfterBreak="0">
     <w:nsid w:val="599F63F6"/>
     <w:multiLevelType w:val="hybridMultilevel"/>
     <w:tmpl w:val="E6526F80"/>
@@ -4605,7 +8500,7 @@
       </w:pPr>
     </w:lvl>
   </w:abstractNum>
-  <w:abstractNum w:abstractNumId="30" w15:restartNumberingAfterBreak="0">
+  <w:abstractNum w:abstractNumId="34" w15:restartNumberingAfterBreak="0">
     <w:nsid w:val="5AEB3EF4"/>
     <w:multiLevelType w:val="multilevel"/>
     <w:tmpl w:val="9ED25E2E"/>
@@ -4754,7 +8649,7 @@
       </w:rPr>
     </w:lvl>
   </w:abstractNum>
-  <w:abstractNum w:abstractNumId="31" w15:restartNumberingAfterBreak="0">
+  <w:abstractNum w:abstractNumId="35" w15:restartNumberingAfterBreak="0">
     <w:nsid w:val="6A035048"/>
     <w:multiLevelType w:val="multilevel"/>
     <w:tmpl w:val="60B0B7F0"/>
@@ -4903,7 +8798,7 @@
       </w:rPr>
     </w:lvl>
   </w:abstractNum>
-  <w:abstractNum w:abstractNumId="32" w15:restartNumberingAfterBreak="0">
+  <w:abstractNum w:abstractNumId="36" w15:restartNumberingAfterBreak="0">
     <w:nsid w:val="73293B96"/>
     <w:multiLevelType w:val="multilevel"/>
     <w:tmpl w:val="7960BA06"/>
@@ -5052,7 +8947,7 @@
       </w:rPr>
     </w:lvl>
   </w:abstractNum>
-  <w:abstractNum w:abstractNumId="33" w15:restartNumberingAfterBreak="0">
+  <w:abstractNum w:abstractNumId="37" w15:restartNumberingAfterBreak="0">
     <w:nsid w:val="75BE4195"/>
     <w:multiLevelType w:val="multilevel"/>
     <w:tmpl w:val="6590E5B8"/>
@@ -5201,7 +9096,7 @@
       </w:rPr>
     </w:lvl>
   </w:abstractNum>
-  <w:abstractNum w:abstractNumId="34" w15:restartNumberingAfterBreak="0">
+  <w:abstractNum w:abstractNumId="38" w15:restartNumberingAfterBreak="0">
     <w:nsid w:val="78E23726"/>
     <w:multiLevelType w:val="multilevel"/>
     <w:tmpl w:val="F482E26A"/>
@@ -5350,29 +9245,178 @@
       </w:rPr>
     </w:lvl>
   </w:abstractNum>
+  <w:abstractNum w:abstractNumId="39" w15:restartNumberingAfterBreak="0">
+    <w:nsid w:val="7CB46243"/>
+    <w:multiLevelType w:val="multilevel"/>
+    <w:tmpl w:val="CEB0F5B2"/>
+    <w:lvl w:ilvl="0">
+      <w:start w:val="1"/>
+      <w:numFmt w:val="bullet"/>
+      <w:lvlText w:val=""/>
+      <w:lvlJc w:val="left"/>
+      <w:pPr>
+        <w:tabs>
+          <w:tab w:val="num" w:pos="720"/>
+        </w:tabs>
+        <w:ind w:left="720" w:hanging="360"/>
+      </w:pPr>
+      <w:rPr>
+        <w:rFonts w:ascii="Symbol" w:hAnsi="Symbol" w:hint="default"/>
+        <w:sz w:val="20"/>
+      </w:rPr>
+    </w:lvl>
+    <w:lvl w:ilvl="1" w:tentative="1">
+      <w:start w:val="1"/>
+      <w:numFmt w:val="bullet"/>
+      <w:lvlText w:val="o"/>
+      <w:lvlJc w:val="left"/>
+      <w:pPr>
+        <w:tabs>
+          <w:tab w:val="num" w:pos="1440"/>
+        </w:tabs>
+        <w:ind w:left="1440" w:hanging="360"/>
+      </w:pPr>
+      <w:rPr>
+        <w:rFonts w:ascii="Courier New" w:hAnsi="Courier New" w:hint="default"/>
+        <w:sz w:val="20"/>
+      </w:rPr>
+    </w:lvl>
+    <w:lvl w:ilvl="2" w:tentative="1">
+      <w:start w:val="1"/>
+      <w:numFmt w:val="bullet"/>
+      <w:lvlText w:val=""/>
+      <w:lvlJc w:val="left"/>
+      <w:pPr>
+        <w:tabs>
+          <w:tab w:val="num" w:pos="2160"/>
+        </w:tabs>
+        <w:ind w:left="2160" w:hanging="360"/>
+      </w:pPr>
+      <w:rPr>
+        <w:rFonts w:ascii="Wingdings" w:hAnsi="Wingdings" w:hint="default"/>
+        <w:sz w:val="20"/>
+      </w:rPr>
+    </w:lvl>
+    <w:lvl w:ilvl="3" w:tentative="1">
+      <w:start w:val="1"/>
+      <w:numFmt w:val="bullet"/>
+      <w:lvlText w:val=""/>
+      <w:lvlJc w:val="left"/>
+      <w:pPr>
+        <w:tabs>
+          <w:tab w:val="num" w:pos="2880"/>
+        </w:tabs>
+        <w:ind w:left="2880" w:hanging="360"/>
+      </w:pPr>
+      <w:rPr>
+        <w:rFonts w:ascii="Wingdings" w:hAnsi="Wingdings" w:hint="default"/>
+        <w:sz w:val="20"/>
+      </w:rPr>
+    </w:lvl>
+    <w:lvl w:ilvl="4" w:tentative="1">
+      <w:start w:val="1"/>
+      <w:numFmt w:val="bullet"/>
+      <w:lvlText w:val=""/>
+      <w:lvlJc w:val="left"/>
+      <w:pPr>
+        <w:tabs>
+          <w:tab w:val="num" w:pos="3600"/>
+        </w:tabs>
+        <w:ind w:left="3600" w:hanging="360"/>
+      </w:pPr>
+      <w:rPr>
+        <w:rFonts w:ascii="Wingdings" w:hAnsi="Wingdings" w:hint="default"/>
+        <w:sz w:val="20"/>
+      </w:rPr>
+    </w:lvl>
+    <w:lvl w:ilvl="5" w:tentative="1">
+      <w:start w:val="1"/>
+      <w:numFmt w:val="bullet"/>
+      <w:lvlText w:val=""/>
+      <w:lvlJc w:val="left"/>
+      <w:pPr>
+        <w:tabs>
+          <w:tab w:val="num" w:pos="4320"/>
+        </w:tabs>
+        <w:ind w:left="4320" w:hanging="360"/>
+      </w:pPr>
+      <w:rPr>
+        <w:rFonts w:ascii="Wingdings" w:hAnsi="Wingdings" w:hint="default"/>
+        <w:sz w:val="20"/>
+      </w:rPr>
+    </w:lvl>
+    <w:lvl w:ilvl="6" w:tentative="1">
+      <w:start w:val="1"/>
+      <w:numFmt w:val="bullet"/>
+      <w:lvlText w:val=""/>
+      <w:lvlJc w:val="left"/>
+      <w:pPr>
+        <w:tabs>
+          <w:tab w:val="num" w:pos="5040"/>
+        </w:tabs>
+        <w:ind w:left="5040" w:hanging="360"/>
+      </w:pPr>
+      <w:rPr>
+        <w:rFonts w:ascii="Wingdings" w:hAnsi="Wingdings" w:hint="default"/>
+        <w:sz w:val="20"/>
+      </w:rPr>
+    </w:lvl>
+    <w:lvl w:ilvl="7" w:tentative="1">
+      <w:start w:val="1"/>
+      <w:numFmt w:val="bullet"/>
+      <w:lvlText w:val=""/>
+      <w:lvlJc w:val="left"/>
+      <w:pPr>
+        <w:tabs>
+          <w:tab w:val="num" w:pos="5760"/>
+        </w:tabs>
+        <w:ind w:left="5760" w:hanging="360"/>
+      </w:pPr>
+      <w:rPr>
+        <w:rFonts w:ascii="Wingdings" w:hAnsi="Wingdings" w:hint="default"/>
+        <w:sz w:val="20"/>
+      </w:rPr>
+    </w:lvl>
+    <w:lvl w:ilvl="8" w:tentative="1">
+      <w:start w:val="1"/>
+      <w:numFmt w:val="bullet"/>
+      <w:lvlText w:val=""/>
+      <w:lvlJc w:val="left"/>
+      <w:pPr>
+        <w:tabs>
+          <w:tab w:val="num" w:pos="6480"/>
+        </w:tabs>
+        <w:ind w:left="6480" w:hanging="360"/>
+      </w:pPr>
+      <w:rPr>
+        <w:rFonts w:ascii="Wingdings" w:hAnsi="Wingdings" w:hint="default"/>
+        <w:sz w:val="20"/>
+      </w:rPr>
+    </w:lvl>
+  </w:abstractNum>
   <w:num w:numId="1">
-    <w:abstractNumId w:val="18"/>
+    <w:abstractNumId w:val="21"/>
   </w:num>
   <w:num w:numId="2">
     <w:abstractNumId w:val="4"/>
   </w:num>
   <w:num w:numId="3">
-    <w:abstractNumId w:val="8"/>
+    <w:abstractNumId w:val="9"/>
   </w:num>
   <w:num w:numId="4">
-    <w:abstractNumId w:val="20"/>
+    <w:abstractNumId w:val="23"/>
   </w:num>
   <w:num w:numId="5">
-    <w:abstractNumId w:val="14"/>
+    <w:abstractNumId w:val="17"/>
   </w:num>
   <w:num w:numId="6">
-    <w:abstractNumId w:val="29"/>
+    <w:abstractNumId w:val="33"/>
   </w:num>
   <w:num w:numId="7">
-    <w:abstractNumId w:val="34"/>
+    <w:abstractNumId w:val="38"/>
   </w:num>
   <w:num w:numId="8">
-    <w:abstractNumId w:val="27"/>
+    <w:abstractNumId w:val="31"/>
   </w:num>
   <w:num w:numId="9">
     <w:abstractNumId w:val="1"/>
@@ -5384,76 +9428,91 @@
     <w:abstractNumId w:val="0"/>
   </w:num>
   <w:num w:numId="12">
-    <w:abstractNumId w:val="23"/>
+    <w:abstractNumId w:val="26"/>
   </w:num>
   <w:num w:numId="13">
     <w:abstractNumId w:val="2"/>
   </w:num>
   <w:num w:numId="14">
-    <w:abstractNumId w:val="16"/>
+    <w:abstractNumId w:val="19"/>
   </w:num>
   <w:num w:numId="15">
-    <w:abstractNumId w:val="25"/>
+    <w:abstractNumId w:val="29"/>
   </w:num>
   <w:num w:numId="16">
+    <w:abstractNumId w:val="11"/>
+  </w:num>
+  <w:num w:numId="17">
     <w:abstractNumId w:val="10"/>
   </w:num>
-  <w:num w:numId="17">
-    <w:abstractNumId w:val="9"/>
-  </w:num>
   <w:num w:numId="18">
-    <w:abstractNumId w:val="21"/>
+    <w:abstractNumId w:val="24"/>
   </w:num>
   <w:num w:numId="19">
     <w:abstractNumId w:val="3"/>
   </w:num>
   <w:num w:numId="20">
+    <w:abstractNumId w:val="36"/>
+  </w:num>
+  <w:num w:numId="21">
+    <w:abstractNumId w:val="18"/>
+  </w:num>
+  <w:num w:numId="22">
+    <w:abstractNumId w:val="8"/>
+  </w:num>
+  <w:num w:numId="23">
+    <w:abstractNumId w:val="34"/>
+  </w:num>
+  <w:num w:numId="24">
+    <w:abstractNumId w:val="30"/>
+  </w:num>
+  <w:num w:numId="25">
+    <w:abstractNumId w:val="14"/>
+  </w:num>
+  <w:num w:numId="26">
+    <w:abstractNumId w:val="35"/>
+  </w:num>
+  <w:num w:numId="27">
+    <w:abstractNumId w:val="22"/>
+  </w:num>
+  <w:num w:numId="28">
+    <w:abstractNumId w:val="27"/>
+  </w:num>
+  <w:num w:numId="29">
+    <w:abstractNumId w:val="20"/>
+  </w:num>
+  <w:num w:numId="30">
+    <w:abstractNumId w:val="25"/>
+  </w:num>
+  <w:num w:numId="31">
     <w:abstractNumId w:val="32"/>
   </w:num>
-  <w:num w:numId="21">
+  <w:num w:numId="32">
+    <w:abstractNumId w:val="37"/>
+  </w:num>
+  <w:num w:numId="33">
     <w:abstractNumId w:val="15"/>
   </w:num>
-  <w:num w:numId="22">
+  <w:num w:numId="34">
+    <w:abstractNumId w:val="13"/>
+  </w:num>
+  <w:num w:numId="35">
     <w:abstractNumId w:val="7"/>
   </w:num>
-  <w:num w:numId="23">
-    <w:abstractNumId w:val="30"/>
+  <w:num w:numId="36">
+    <w:abstractNumId w:val="16"/>
   </w:num>
-  <w:num w:numId="24">
-    <w:abstractNumId w:val="26"/>
+  <w:num w:numId="37">
+    <w:abstractNumId w:val="28"/>
   </w:num>
-  <w:num w:numId="25">
+  <w:num w:numId="38">
+    <w:abstractNumId w:val="6"/>
+  </w:num>
+  <w:num w:numId="39">
     <w:abstractNumId w:val="12"/>
   </w:num>
-  <w:num w:numId="26">
-    <w:abstractNumId w:val="31"/>
-  </w:num>
-  <w:num w:numId="27">
-    <w:abstractNumId w:val="19"/>
-  </w:num>
-  <w:num w:numId="28">
-    <w:abstractNumId w:val="24"/>
-  </w:num>
-  <w:num w:numId="29">
-    <w:abstractNumId w:val="17"/>
-  </w:num>
-  <w:num w:numId="30">
-    <w:abstractNumId w:val="22"/>
-  </w:num>
-  <w:num w:numId="31">
-    <w:abstractNumId w:val="28"/>
-  </w:num>
-  <w:num w:numId="32">
-    <w:abstractNumId w:val="33"/>
-  </w:num>
-  <w:num w:numId="33">
-    <w:abstractNumId w:val="13"/>
-  </w:num>
-  <w:num w:numId="34">
-    <w:abstractNumId w:val="11"/>
-  </w:num>
-  <w:num w:numId="35">
-    <w:abstractNumId w:val="6"/>
+  <w:num w:numId="40">
+    <w:abstractNumId w:val="39"/>
   </w:num>
 </w:numbering>
 </file>
